--- a/results/supplement/Table_S4.docx
+++ b/results/supplement/Table_S4.docx
@@ -116,62 +116,62 @@
               <w:jc w:val="center"/>
             </w:pPr>
             <w:r>
-              <w:t>  -0.004</w:t>
-            </w:r>
-          </w:p>
-        </w:tc>
-        <w:tc>
-          <w:p>
-            <w:pPr>
-              <w:pStyle w:val="Normal"/>
-              <w:jc w:val="center"/>
-            </w:pPr>
-            <w:r>
-              <w:t>[-0.008, 0.002]</w:t>
-            </w:r>
-          </w:p>
-        </w:tc>
-        <w:tc>
-          <w:p>
-            <w:pPr>
-              <w:pStyle w:val="Normal"/>
-              <w:jc w:val="center"/>
-            </w:pPr>
-            <w:r>
-              <w:t>  0.004</w:t>
-            </w:r>
-          </w:p>
-        </w:tc>
-        <w:tc>
-          <w:p>
-            <w:pPr>
-              <w:pStyle w:val="Normal"/>
-              <w:jc w:val="center"/>
-            </w:pPr>
-            <w:r>
-              <w:t>[0.001, 0.011]</w:t>
-            </w:r>
-          </w:p>
-        </w:tc>
-        <w:tc>
-          <w:p>
-            <w:pPr>
-              <w:pStyle w:val="Normal"/>
-              <w:jc w:val="center"/>
-            </w:pPr>
-            <w:r>
-              <w:t>   0.002</w:t>
-            </w:r>
-          </w:p>
-        </w:tc>
-        <w:tc>
-          <w:p>
-            <w:pPr>
-              <w:pStyle w:val="Normal"/>
-              <w:jc w:val="center"/>
-            </w:pPr>
-            <w:r>
-              <w:t>[-0.005, 0.002]</w:t>
+              <w:t>  -0.009</w:t>
+            </w:r>
+          </w:p>
+        </w:tc>
+        <w:tc>
+          <w:p>
+            <w:pPr>
+              <w:pStyle w:val="Normal"/>
+              <w:jc w:val="center"/>
+            </w:pPr>
+            <w:r>
+              <w:t>[-0.018, -0.001]</w:t>
+            </w:r>
+          </w:p>
+        </w:tc>
+        <w:tc>
+          <w:p>
+            <w:pPr>
+              <w:pStyle w:val="Normal"/>
+              <w:jc w:val="center"/>
+            </w:pPr>
+            <w:r>
+              <w:t> -0.003</w:t>
+            </w:r>
+          </w:p>
+        </w:tc>
+        <w:tc>
+          <w:p>
+            <w:pPr>
+              <w:pStyle w:val="Normal"/>
+              <w:jc w:val="center"/>
+            </w:pPr>
+            <w:r>
+              <w:t>[-0.01, 0.004]</w:t>
+            </w:r>
+          </w:p>
+        </w:tc>
+        <w:tc>
+          <w:p>
+            <w:pPr>
+              <w:pStyle w:val="Normal"/>
+              <w:jc w:val="center"/>
+            </w:pPr>
+            <w:r>
+              <w:t>  -0.005</w:t>
+            </w:r>
+          </w:p>
+        </w:tc>
+        <w:tc>
+          <w:p>
+            <w:pPr>
+              <w:pStyle w:val="Normal"/>
+              <w:jc w:val="center"/>
+            </w:pPr>
+            <w:r>
+              <w:t>[-0.008, -0.001]</w:t>
             </w:r>
           </w:p>
         </w:tc>
@@ -195,62 +195,62 @@
               <w:jc w:val="center"/>
             </w:pPr>
             <w:r>
-              <w:t>  -0.014</w:t>
-            </w:r>
-          </w:p>
-        </w:tc>
-        <w:tc>
-          <w:p>
-            <w:pPr>
-              <w:pStyle w:val="Normal"/>
-              <w:jc w:val="center"/>
-            </w:pPr>
-            <w:r>
-              <w:t>[-0.019, -0.009]</w:t>
-            </w:r>
-          </w:p>
-        </w:tc>
-        <w:tc>
-          <w:p>
-            <w:pPr>
-              <w:pStyle w:val="Normal"/>
-              <w:jc w:val="center"/>
-            </w:pPr>
-            <w:r>
-              <w:t> -0.014</w:t>
-            </w:r>
-          </w:p>
-        </w:tc>
-        <w:tc>
-          <w:p>
-            <w:pPr>
-              <w:pStyle w:val="Normal"/>
-              <w:jc w:val="center"/>
-            </w:pPr>
-            <w:r>
-              <w:t>[-0.017, -0.007]</w:t>
-            </w:r>
-          </w:p>
-        </w:tc>
-        <w:tc>
-          <w:p>
-            <w:pPr>
-              <w:pStyle w:val="Normal"/>
-              <w:jc w:val="center"/>
-            </w:pPr>
-            <w:r>
-              <w:t>   0.002</w:t>
-            </w:r>
-          </w:p>
-        </w:tc>
-        <w:tc>
-          <w:p>
-            <w:pPr>
-              <w:pStyle w:val="Normal"/>
-              <w:jc w:val="center"/>
-            </w:pPr>
-            <w:r>
-              <w:t>[-0.004, 0.003]</w:t>
+              <w:t>  -0.019</w:t>
+            </w:r>
+          </w:p>
+        </w:tc>
+        <w:tc>
+          <w:p>
+            <w:pPr>
+              <w:pStyle w:val="Normal"/>
+              <w:jc w:val="center"/>
+            </w:pPr>
+            <w:r>
+              <w:t>[-0.029, -0.012]</w:t>
+            </w:r>
+          </w:p>
+        </w:tc>
+        <w:tc>
+          <w:p>
+            <w:pPr>
+              <w:pStyle w:val="Normal"/>
+              <w:jc w:val="center"/>
+            </w:pPr>
+            <w:r>
+              <w:t> -0.021</w:t>
+            </w:r>
+          </w:p>
+        </w:tc>
+        <w:tc>
+          <w:p>
+            <w:pPr>
+              <w:pStyle w:val="Normal"/>
+              <w:jc w:val="center"/>
+            </w:pPr>
+            <w:r>
+              <w:t>[-0.027, -0.013]</w:t>
+            </w:r>
+          </w:p>
+        </w:tc>
+        <w:tc>
+          <w:p>
+            <w:pPr>
+              <w:pStyle w:val="Normal"/>
+              <w:jc w:val="center"/>
+            </w:pPr>
+            <w:r>
+              <w:t>  -0.004</w:t>
+            </w:r>
+          </w:p>
+        </w:tc>
+        <w:tc>
+          <w:p>
+            <w:pPr>
+              <w:pStyle w:val="Normal"/>
+              <w:jc w:val="center"/>
+            </w:pPr>
+            <w:r>
+              <w:t>[-0.008, 0]</w:t>
             </w:r>
           </w:p>
         </w:tc>
@@ -274,62 +274,62 @@
               <w:jc w:val="center"/>
             </w:pPr>
             <w:r>
-              <w:t>  -0.016</w:t>
-            </w:r>
-          </w:p>
-        </w:tc>
-        <w:tc>
-          <w:p>
-            <w:pPr>
-              <w:pStyle w:val="Normal"/>
-              <w:jc w:val="center"/>
-            </w:pPr>
-            <w:r>
-              <w:t>[-0.021, -0.011]</w:t>
-            </w:r>
-          </w:p>
-        </w:tc>
-        <w:tc>
-          <w:p>
-            <w:pPr>
-              <w:pStyle w:val="Normal"/>
-              <w:jc w:val="center"/>
-            </w:pPr>
-            <w:r>
-              <w:t> -0.011</w:t>
-            </w:r>
-          </w:p>
-        </w:tc>
-        <w:tc>
-          <w:p>
-            <w:pPr>
-              <w:pStyle w:val="Normal"/>
-              <w:jc w:val="center"/>
-            </w:pPr>
-            <w:r>
-              <w:t>[-0.014, -0.004]</w:t>
-            </w:r>
-          </w:p>
-        </w:tc>
-        <w:tc>
-          <w:p>
-            <w:pPr>
-              <w:pStyle w:val="Normal"/>
-              <w:jc w:val="center"/>
-            </w:pPr>
-            <w:r>
-              <w:t>  -0.004</w:t>
-            </w:r>
-          </w:p>
-        </w:tc>
-        <w:tc>
-          <w:p>
-            <w:pPr>
-              <w:pStyle w:val="Normal"/>
-              <w:jc w:val="center"/>
-            </w:pPr>
-            <w:r>
-              <w:t>[-0.01, -0.003]</w:t>
+              <w:t>  -0.021</w:t>
+            </w:r>
+          </w:p>
+        </w:tc>
+        <w:tc>
+          <w:p>
+            <w:pPr>
+              <w:pStyle w:val="Normal"/>
+              <w:jc w:val="center"/>
+            </w:pPr>
+            <w:r>
+              <w:t>[-0.031, -0.014]</w:t>
+            </w:r>
+          </w:p>
+        </w:tc>
+        <w:tc>
+          <w:p>
+            <w:pPr>
+              <w:pStyle w:val="Normal"/>
+              <w:jc w:val="center"/>
+            </w:pPr>
+            <w:r>
+              <w:t> -0.017</w:t>
+            </w:r>
+          </w:p>
+        </w:tc>
+        <w:tc>
+          <w:p>
+            <w:pPr>
+              <w:pStyle w:val="Normal"/>
+              <w:jc w:val="center"/>
+            </w:pPr>
+            <w:r>
+              <w:t>[-0.023, -0.009]</w:t>
+            </w:r>
+          </w:p>
+        </w:tc>
+        <w:tc>
+          <w:p>
+            <w:pPr>
+              <w:pStyle w:val="Normal"/>
+              <w:jc w:val="center"/>
+            </w:pPr>
+            <w:r>
+              <w:t>  -0.011</w:t>
+            </w:r>
+          </w:p>
+        </w:tc>
+        <w:tc>
+          <w:p>
+            <w:pPr>
+              <w:pStyle w:val="Normal"/>
+              <w:jc w:val="center"/>
+            </w:pPr>
+            <w:r>
+              <w:t>[-0.015, -0.007]</w:t>
             </w:r>
           </w:p>
         </w:tc>
@@ -353,62 +353,62 @@
               <w:jc w:val="center"/>
             </w:pPr>
             <w:r>
-              <w:t>  -0.020</w:t>
-            </w:r>
-          </w:p>
-        </w:tc>
-        <w:tc>
-          <w:p>
-            <w:pPr>
-              <w:pStyle w:val="Normal"/>
-              <w:jc w:val="center"/>
-            </w:pPr>
-            <w:r>
-              <w:t>[-0.025, -0.015]</w:t>
-            </w:r>
-          </w:p>
-        </w:tc>
-        <w:tc>
-          <w:p>
-            <w:pPr>
-              <w:pStyle w:val="Normal"/>
-              <w:jc w:val="center"/>
-            </w:pPr>
-            <w:r>
-              <w:t> -0.008</w:t>
-            </w:r>
-          </w:p>
-        </w:tc>
-        <w:tc>
-          <w:p>
-            <w:pPr>
-              <w:pStyle w:val="Normal"/>
-              <w:jc w:val="center"/>
-            </w:pPr>
-            <w:r>
-              <w:t>[-0.011, -0.001]</w:t>
-            </w:r>
-          </w:p>
-        </w:tc>
-        <w:tc>
-          <w:p>
-            <w:pPr>
-              <w:pStyle w:val="Normal"/>
-              <w:jc w:val="center"/>
-            </w:pPr>
-            <w:r>
-              <w:t>  -0.013</w:t>
-            </w:r>
-          </w:p>
-        </w:tc>
-        <w:tc>
-          <w:p>
-            <w:pPr>
-              <w:pStyle w:val="Normal"/>
-              <w:jc w:val="center"/>
-            </w:pPr>
-            <w:r>
-              <w:t>[-0.019, -0.012]</w:t>
+              <w:t>  -0.025</w:t>
+            </w:r>
+          </w:p>
+        </w:tc>
+        <w:tc>
+          <w:p>
+            <w:pPr>
+              <w:pStyle w:val="Normal"/>
+              <w:jc w:val="center"/>
+            </w:pPr>
+            <w:r>
+              <w:t>[-0.035, -0.018]</w:t>
+            </w:r>
+          </w:p>
+        </w:tc>
+        <w:tc>
+          <w:p>
+            <w:pPr>
+              <w:pStyle w:val="Normal"/>
+              <w:jc w:val="center"/>
+            </w:pPr>
+            <w:r>
+              <w:t> -0.015</w:t>
+            </w:r>
+          </w:p>
+        </w:tc>
+        <w:tc>
+          <w:p>
+            <w:pPr>
+              <w:pStyle w:val="Normal"/>
+              <w:jc w:val="center"/>
+            </w:pPr>
+            <w:r>
+              <w:t>[-0.021, -0.008]</w:t>
+            </w:r>
+          </w:p>
+        </w:tc>
+        <w:tc>
+          <w:p>
+            <w:pPr>
+              <w:pStyle w:val="Normal"/>
+              <w:jc w:val="center"/>
+            </w:pPr>
+            <w:r>
+              <w:t>  -0.021</w:t>
+            </w:r>
+          </w:p>
+        </w:tc>
+        <w:tc>
+          <w:p>
+            <w:pPr>
+              <w:pStyle w:val="Normal"/>
+              <w:jc w:val="center"/>
+            </w:pPr>
+            <w:r>
+              <w:t>[-0.025, -0.017]</w:t>
             </w:r>
           </w:p>
         </w:tc>
@@ -432,62 +432,62 @@
               <w:jc w:val="center"/>
             </w:pPr>
             <w:r>
-              <w:t>  -0.017</w:t>
-            </w:r>
-          </w:p>
-        </w:tc>
-        <w:tc>
-          <w:p>
-            <w:pPr>
-              <w:pStyle w:val="Normal"/>
-              <w:jc w:val="center"/>
-            </w:pPr>
-            <w:r>
-              <w:t>[-0.021, -0.012]</w:t>
-            </w:r>
-          </w:p>
-        </w:tc>
-        <w:tc>
-          <w:p>
-            <w:pPr>
-              <w:pStyle w:val="Normal"/>
-              <w:jc w:val="center"/>
-            </w:pPr>
-            <w:r>
-              <w:t> -0.009</w:t>
-            </w:r>
-          </w:p>
-        </w:tc>
-        <w:tc>
-          <w:p>
-            <w:pPr>
-              <w:pStyle w:val="Normal"/>
-              <w:jc w:val="center"/>
-            </w:pPr>
-            <w:r>
-              <w:t>[-0.012, -0.002]</w:t>
-            </w:r>
-          </w:p>
-        </w:tc>
-        <w:tc>
-          <w:p>
-            <w:pPr>
-              <w:pStyle w:val="Normal"/>
-              <w:jc w:val="center"/>
-            </w:pPr>
-            <w:r>
-              <w:t>  -0.002</w:t>
-            </w:r>
-          </w:p>
-        </w:tc>
-        <w:tc>
-          <w:p>
-            <w:pPr>
-              <w:pStyle w:val="Normal"/>
-              <w:jc w:val="center"/>
-            </w:pPr>
-            <w:r>
-              <w:t>[-0.008, -0.001]</w:t>
+              <w:t>  -0.022</w:t>
+            </w:r>
+          </w:p>
+        </w:tc>
+        <w:tc>
+          <w:p>
+            <w:pPr>
+              <w:pStyle w:val="Normal"/>
+              <w:jc w:val="center"/>
+            </w:pPr>
+            <w:r>
+              <w:t>[-0.031, -0.015]</w:t>
+            </w:r>
+          </w:p>
+        </w:tc>
+        <w:tc>
+          <w:p>
+            <w:pPr>
+              <w:pStyle w:val="Normal"/>
+              <w:jc w:val="center"/>
+            </w:pPr>
+            <w:r>
+              <w:t> -0.014</w:t>
+            </w:r>
+          </w:p>
+        </w:tc>
+        <w:tc>
+          <w:p>
+            <w:pPr>
+              <w:pStyle w:val="Normal"/>
+              <w:jc w:val="center"/>
+            </w:pPr>
+            <w:r>
+              <w:t>[-0.019, -0.006]</w:t>
+            </w:r>
+          </w:p>
+        </w:tc>
+        <w:tc>
+          <w:p>
+            <w:pPr>
+              <w:pStyle w:val="Normal"/>
+              <w:jc w:val="center"/>
+            </w:pPr>
+            <w:r>
+              <w:t>  -0.011</w:t>
+            </w:r>
+          </w:p>
+        </w:tc>
+        <w:tc>
+          <w:p>
+            <w:pPr>
+              <w:pStyle w:val="Normal"/>
+              <w:jc w:val="center"/>
+            </w:pPr>
+            <w:r>
+              <w:t>[-0.014, -0.007]</w:t>
             </w:r>
           </w:p>
         </w:tc>
@@ -511,62 +511,62 @@
               <w:jc w:val="center"/>
             </w:pPr>
             <w:r>
-              <w:t>  -0.015</w:t>
-            </w:r>
-          </w:p>
-        </w:tc>
-        <w:tc>
-          <w:p>
-            <w:pPr>
-              <w:pStyle w:val="Normal"/>
-              <w:jc w:val="center"/>
-            </w:pPr>
-            <w:r>
-              <w:t>[-0.019, -0.01]</w:t>
-            </w:r>
-          </w:p>
-        </w:tc>
-        <w:tc>
-          <w:p>
-            <w:pPr>
-              <w:pStyle w:val="Normal"/>
-              <w:jc w:val="center"/>
-            </w:pPr>
-            <w:r>
-              <w:t> -0.017</w:t>
-            </w:r>
-          </w:p>
-        </w:tc>
-        <w:tc>
-          <w:p>
-            <w:pPr>
-              <w:pStyle w:val="Normal"/>
-              <w:jc w:val="center"/>
-            </w:pPr>
-            <w:r>
-              <w:t>[-0.02, -0.01]</w:t>
-            </w:r>
-          </w:p>
-        </w:tc>
-        <w:tc>
-          <w:p>
-            <w:pPr>
-              <w:pStyle w:val="Normal"/>
-              <w:jc w:val="center"/>
-            </w:pPr>
-            <w:r>
-              <w:t>  -0.016</w:t>
-            </w:r>
-          </w:p>
-        </w:tc>
-        <w:tc>
-          <w:p>
-            <w:pPr>
-              <w:pStyle w:val="Normal"/>
-              <w:jc w:val="center"/>
-            </w:pPr>
-            <w:r>
-              <w:t>[-0.021, -0.015]</w:t>
+              <w:t>  -0.021</w:t>
+            </w:r>
+          </w:p>
+        </w:tc>
+        <w:tc>
+          <w:p>
+            <w:pPr>
+              <w:pStyle w:val="Normal"/>
+              <w:jc w:val="center"/>
+            </w:pPr>
+            <w:r>
+              <w:t>[-0.029, -0.014]</w:t>
+            </w:r>
+          </w:p>
+        </w:tc>
+        <w:tc>
+          <w:p>
+            <w:pPr>
+              <w:pStyle w:val="Normal"/>
+              <w:jc w:val="center"/>
+            </w:pPr>
+            <w:r>
+              <w:t> -0.021</w:t>
+            </w:r>
+          </w:p>
+        </w:tc>
+        <w:tc>
+          <w:p>
+            <w:pPr>
+              <w:pStyle w:val="Normal"/>
+              <w:jc w:val="center"/>
+            </w:pPr>
+            <w:r>
+              <w:t>[-0.027, -0.014]</w:t>
+            </w:r>
+          </w:p>
+        </w:tc>
+        <w:tc>
+          <w:p>
+            <w:pPr>
+              <w:pStyle w:val="Normal"/>
+              <w:jc w:val="center"/>
+            </w:pPr>
+            <w:r>
+              <w:t>  -0.026</w:t>
+            </w:r>
+          </w:p>
+        </w:tc>
+        <w:tc>
+          <w:p>
+            <w:pPr>
+              <w:pStyle w:val="Normal"/>
+              <w:jc w:val="center"/>
+            </w:pPr>
+            <w:r>
+              <w:t>[-0.03, -0.022]</w:t>
             </w:r>
           </w:p>
         </w:tc>
@@ -590,62 +590,62 @@
               <w:jc w:val="center"/>
             </w:pPr>
             <w:r>
-              <w:t>  -0.019</w:t>
-            </w:r>
-          </w:p>
-        </w:tc>
-        <w:tc>
-          <w:p>
-            <w:pPr>
-              <w:pStyle w:val="Normal"/>
-              <w:jc w:val="center"/>
-            </w:pPr>
-            <w:r>
-              <w:t>[-0.024, -0.015]</w:t>
-            </w:r>
-          </w:p>
-        </w:tc>
-        <w:tc>
-          <w:p>
-            <w:pPr>
-              <w:pStyle w:val="Normal"/>
-              <w:jc w:val="center"/>
-            </w:pPr>
-            <w:r>
-              <w:t> -0.020</w:t>
-            </w:r>
-          </w:p>
-        </w:tc>
-        <w:tc>
-          <w:p>
-            <w:pPr>
-              <w:pStyle w:val="Normal"/>
-              <w:jc w:val="center"/>
-            </w:pPr>
-            <w:r>
-              <w:t>[-0.024, -0.013]</w:t>
-            </w:r>
-          </w:p>
-        </w:tc>
-        <w:tc>
-          <w:p>
-            <w:pPr>
-              <w:pStyle w:val="Normal"/>
-              <w:jc w:val="center"/>
-            </w:pPr>
-            <w:r>
-              <w:t>  -0.019</w:t>
-            </w:r>
-          </w:p>
-        </w:tc>
-        <w:tc>
-          <w:p>
-            <w:pPr>
-              <w:pStyle w:val="Normal"/>
-              <w:jc w:val="center"/>
-            </w:pPr>
-            <w:r>
-              <w:t>[-0.023, -0.018]</w:t>
+              <w:t>  -0.025</w:t>
+            </w:r>
+          </w:p>
+        </w:tc>
+        <w:tc>
+          <w:p>
+            <w:pPr>
+              <w:pStyle w:val="Normal"/>
+              <w:jc w:val="center"/>
+            </w:pPr>
+            <w:r>
+              <w:t>[-0.033, -0.019]</w:t>
+            </w:r>
+          </w:p>
+        </w:tc>
+        <w:tc>
+          <w:p>
+            <w:pPr>
+              <w:pStyle w:val="Normal"/>
+              <w:jc w:val="center"/>
+            </w:pPr>
+            <w:r>
+              <w:t> -0.028</w:t>
+            </w:r>
+          </w:p>
+        </w:tc>
+        <w:tc>
+          <w:p>
+            <w:pPr>
+              <w:pStyle w:val="Normal"/>
+              <w:jc w:val="center"/>
+            </w:pPr>
+            <w:r>
+              <w:t>[-0.033, -0.021]</w:t>
+            </w:r>
+          </w:p>
+        </w:tc>
+        <w:tc>
+          <w:p>
+            <w:pPr>
+              <w:pStyle w:val="Normal"/>
+              <w:jc w:val="center"/>
+            </w:pPr>
+            <w:r>
+              <w:t>  -0.032</w:t>
+            </w:r>
+          </w:p>
+        </w:tc>
+        <w:tc>
+          <w:p>
+            <w:pPr>
+              <w:pStyle w:val="Normal"/>
+              <w:jc w:val="center"/>
+            </w:pPr>
+            <w:r>
+              <w:t>[-0.035, -0.028]</w:t>
             </w:r>
           </w:p>
         </w:tc>
@@ -669,62 +669,62 @@
               <w:jc w:val="center"/>
             </w:pPr>
             <w:r>
-              <w:t>  -0.022</w:t>
-            </w:r>
-          </w:p>
-        </w:tc>
-        <w:tc>
-          <w:p>
-            <w:pPr>
-              <w:pStyle w:val="Normal"/>
-              <w:jc w:val="center"/>
-            </w:pPr>
-            <w:r>
-              <w:t>[-0.026, -0.017]</w:t>
-            </w:r>
-          </w:p>
-        </w:tc>
-        <w:tc>
-          <w:p>
-            <w:pPr>
-              <w:pStyle w:val="Normal"/>
-              <w:jc w:val="center"/>
-            </w:pPr>
-            <w:r>
-              <w:t> -0.025</w:t>
-            </w:r>
-          </w:p>
-        </w:tc>
-        <w:tc>
-          <w:p>
-            <w:pPr>
-              <w:pStyle w:val="Normal"/>
-              <w:jc w:val="center"/>
-            </w:pPr>
-            <w:r>
-              <w:t>[-0.029, -0.018]</w:t>
-            </w:r>
-          </w:p>
-        </w:tc>
-        <w:tc>
-          <w:p>
-            <w:pPr>
-              <w:pStyle w:val="Normal"/>
-              <w:jc w:val="center"/>
-            </w:pPr>
-            <w:r>
-              <w:t>  -0.021</w:t>
-            </w:r>
-          </w:p>
-        </w:tc>
-        <w:tc>
-          <w:p>
-            <w:pPr>
-              <w:pStyle w:val="Normal"/>
-              <w:jc w:val="center"/>
-            </w:pPr>
-            <w:r>
-              <w:t>[-0.025, -0.02]</w:t>
+              <w:t>  -0.028</w:t>
+            </w:r>
+          </w:p>
+        </w:tc>
+        <w:tc>
+          <w:p>
+            <w:pPr>
+              <w:pStyle w:val="Normal"/>
+              <w:jc w:val="center"/>
+            </w:pPr>
+            <w:r>
+              <w:t>[-0.034, -0.021]</w:t>
+            </w:r>
+          </w:p>
+        </w:tc>
+        <w:tc>
+          <w:p>
+            <w:pPr>
+              <w:pStyle w:val="Normal"/>
+              <w:jc w:val="center"/>
+            </w:pPr>
+            <w:r>
+              <w:t> -0.031</w:t>
+            </w:r>
+          </w:p>
+        </w:tc>
+        <w:tc>
+          <w:p>
+            <w:pPr>
+              <w:pStyle w:val="Normal"/>
+              <w:jc w:val="center"/>
+            </w:pPr>
+            <w:r>
+              <w:t>[-0.036, -0.025]</w:t>
+            </w:r>
+          </w:p>
+        </w:tc>
+        <w:tc>
+          <w:p>
+            <w:pPr>
+              <w:pStyle w:val="Normal"/>
+              <w:jc w:val="center"/>
+            </w:pPr>
+            <w:r>
+              <w:t>  -0.038</w:t>
+            </w:r>
+          </w:p>
+        </w:tc>
+        <w:tc>
+          <w:p>
+            <w:pPr>
+              <w:pStyle w:val="Normal"/>
+              <w:jc w:val="center"/>
+            </w:pPr>
+            <w:r>
+              <w:t>[-0.041, -0.034]</w:t>
             </w:r>
           </w:p>
         </w:tc>
@@ -748,62 +748,62 @@
               <w:jc w:val="center"/>
             </w:pPr>
             <w:r>
-              <w:t>  -0.017</w:t>
-            </w:r>
-          </w:p>
-        </w:tc>
-        <w:tc>
-          <w:p>
-            <w:pPr>
-              <w:pStyle w:val="Normal"/>
-              <w:jc w:val="center"/>
-            </w:pPr>
-            <w:r>
-              <w:t>[-0.022, -0.013]</w:t>
-            </w:r>
-          </w:p>
-        </w:tc>
-        <w:tc>
-          <w:p>
-            <w:pPr>
-              <w:pStyle w:val="Normal"/>
-              <w:jc w:val="center"/>
-            </w:pPr>
-            <w:r>
-              <w:t> -0.026</w:t>
-            </w:r>
-          </w:p>
-        </w:tc>
-        <w:tc>
-          <w:p>
-            <w:pPr>
-              <w:pStyle w:val="Normal"/>
-              <w:jc w:val="center"/>
-            </w:pPr>
-            <w:r>
-              <w:t>[-0.03, -0.019]</w:t>
-            </w:r>
-          </w:p>
-        </w:tc>
-        <w:tc>
-          <w:p>
-            <w:pPr>
-              <w:pStyle w:val="Normal"/>
-              <w:jc w:val="center"/>
-            </w:pPr>
-            <w:r>
-              <w:t>  -0.022</w:t>
-            </w:r>
-          </w:p>
-        </w:tc>
-        <w:tc>
-          <w:p>
-            <w:pPr>
-              <w:pStyle w:val="Normal"/>
-              <w:jc w:val="center"/>
-            </w:pPr>
-            <w:r>
-              <w:t>[-0.023, -0.02]</w:t>
+              <w:t>  -0.024</w:t>
+            </w:r>
+          </w:p>
+        </w:tc>
+        <w:tc>
+          <w:p>
+            <w:pPr>
+              <w:pStyle w:val="Normal"/>
+              <w:jc w:val="center"/>
+            </w:pPr>
+            <w:r>
+              <w:t>[-0.029, -0.017]</w:t>
+            </w:r>
+          </w:p>
+        </w:tc>
+        <w:tc>
+          <w:p>
+            <w:pPr>
+              <w:pStyle w:val="Normal"/>
+              <w:jc w:val="center"/>
+            </w:pPr>
+            <w:r>
+              <w:t> -0.032</w:t>
+            </w:r>
+          </w:p>
+        </w:tc>
+        <w:tc>
+          <w:p>
+            <w:pPr>
+              <w:pStyle w:val="Normal"/>
+              <w:jc w:val="center"/>
+            </w:pPr>
+            <w:r>
+              <w:t>[-0.036, -0.026]</w:t>
+            </w:r>
+          </w:p>
+        </w:tc>
+        <w:tc>
+          <w:p>
+            <w:pPr>
+              <w:pStyle w:val="Normal"/>
+              <w:jc w:val="center"/>
+            </w:pPr>
+            <w:r>
+              <w:t>  -0.045</w:t>
+            </w:r>
+          </w:p>
+        </w:tc>
+        <w:tc>
+          <w:p>
+            <w:pPr>
+              <w:pStyle w:val="Normal"/>
+              <w:jc w:val="center"/>
+            </w:pPr>
+            <w:r>
+              <w:t>[-0.048, -0.04]</w:t>
             </w:r>
           </w:p>
         </w:tc>
@@ -827,62 +827,62 @@
               <w:jc w:val="center"/>
             </w:pPr>
             <w:r>
-              <w:t>  -0.008</w:t>
-            </w:r>
-          </w:p>
-        </w:tc>
-        <w:tc>
-          <w:p>
-            <w:pPr>
-              <w:pStyle w:val="Normal"/>
-              <w:jc w:val="center"/>
-            </w:pPr>
-            <w:r>
-              <w:t>[-0.011, -0.005]</w:t>
-            </w:r>
-          </w:p>
-        </w:tc>
-        <w:tc>
-          <w:p>
-            <w:pPr>
-              <w:pStyle w:val="Normal"/>
-              <w:jc w:val="center"/>
-            </w:pPr>
-            <w:r>
-              <w:t> -0.014</w:t>
-            </w:r>
-          </w:p>
-        </w:tc>
-        <w:tc>
-          <w:p>
-            <w:pPr>
-              <w:pStyle w:val="Normal"/>
-              <w:jc w:val="center"/>
-            </w:pPr>
-            <w:r>
-              <w:t>[-0.017, -0.011]</w:t>
-            </w:r>
-          </w:p>
-        </w:tc>
-        <w:tc>
-          <w:p>
-            <w:pPr>
-              <w:pStyle w:val="Normal"/>
-              <w:jc w:val="center"/>
-            </w:pPr>
-            <w:r>
-              <w:t>  -0.008</w:t>
-            </w:r>
-          </w:p>
-        </w:tc>
-        <w:tc>
-          <w:p>
-            <w:pPr>
-              <w:pStyle w:val="Normal"/>
-              <w:jc w:val="center"/>
-            </w:pPr>
-            <w:r>
-              <w:t>[-0.009, -0.005]</w:t>
+              <w:t>  -0.011</w:t>
+            </w:r>
+          </w:p>
+        </w:tc>
+        <w:tc>
+          <w:p>
+            <w:pPr>
+              <w:pStyle w:val="Normal"/>
+              <w:jc w:val="center"/>
+            </w:pPr>
+            <w:r>
+              <w:t>[-0.016, -0.007]</w:t>
+            </w:r>
+          </w:p>
+        </w:tc>
+        <w:tc>
+          <w:p>
+            <w:pPr>
+              <w:pStyle w:val="Normal"/>
+              <w:jc w:val="center"/>
+            </w:pPr>
+            <w:r>
+              <w:t> -0.015</w:t>
+            </w:r>
+          </w:p>
+        </w:tc>
+        <w:tc>
+          <w:p>
+            <w:pPr>
+              <w:pStyle w:val="Normal"/>
+              <w:jc w:val="center"/>
+            </w:pPr>
+            <w:r>
+              <w:t>[-0.018, -0.012]</w:t>
+            </w:r>
+          </w:p>
+        </w:tc>
+        <w:tc>
+          <w:p>
+            <w:pPr>
+              <w:pStyle w:val="Normal"/>
+              <w:jc w:val="center"/>
+            </w:pPr>
+            <w:r>
+              <w:t>  -0.023</w:t>
+            </w:r>
+          </w:p>
+        </w:tc>
+        <w:tc>
+          <w:p>
+            <w:pPr>
+              <w:pStyle w:val="Normal"/>
+              <w:jc w:val="center"/>
+            </w:pPr>
+            <w:r>
+              <w:t>[-0.026, -0.019]</w:t>
             </w:r>
           </w:p>
         </w:tc>
@@ -906,62 +906,62 @@
               <w:jc w:val="center"/>
             </w:pPr>
             <w:r>
-              <w:t>   0.003</w:t>
-            </w:r>
-          </w:p>
-        </w:tc>
-        <w:tc>
-          <w:p>
-            <w:pPr>
-              <w:pStyle w:val="Normal"/>
-              <w:jc w:val="center"/>
-            </w:pPr>
-            <w:r>
-              <w:t>[-0.001, 0.012]</w:t>
-            </w:r>
-          </w:p>
-        </w:tc>
-        <w:tc>
-          <w:p>
-            <w:pPr>
-              <w:pStyle w:val="Normal"/>
-              <w:jc w:val="center"/>
-            </w:pPr>
-            <w:r>
-              <w:t>  0.001</w:t>
-            </w:r>
-          </w:p>
-        </w:tc>
-        <w:tc>
-          <w:p>
-            <w:pPr>
-              <w:pStyle w:val="Normal"/>
-              <w:jc w:val="center"/>
-            </w:pPr>
-            <w:r>
-              <w:t>[-0.002, 0.004]</w:t>
-            </w:r>
-          </w:p>
-        </w:tc>
-        <w:tc>
-          <w:p>
-            <w:pPr>
-              <w:pStyle w:val="Normal"/>
-              <w:jc w:val="center"/>
-            </w:pPr>
-            <w:r>
-              <w:t>  -0.019</w:t>
-            </w:r>
-          </w:p>
-        </w:tc>
-        <w:tc>
-          <w:p>
-            <w:pPr>
-              <w:pStyle w:val="Normal"/>
-              <w:jc w:val="center"/>
-            </w:pPr>
-            <w:r>
-              <w:t>[-0.02, -0.008]</w:t>
+              <w:t>   0.004</w:t>
+            </w:r>
+          </w:p>
+        </w:tc>
+        <w:tc>
+          <w:p>
+            <w:pPr>
+              <w:pStyle w:val="Normal"/>
+              <w:jc w:val="center"/>
+            </w:pPr>
+            <w:r>
+              <w:t>[-0.006, 0.016]</w:t>
+            </w:r>
+          </w:p>
+        </w:tc>
+        <w:tc>
+          <w:p>
+            <w:pPr>
+              <w:pStyle w:val="Normal"/>
+              <w:jc w:val="center"/>
+            </w:pPr>
+            <w:r>
+              <w:t>  0.006</w:t>
+            </w:r>
+          </w:p>
+        </w:tc>
+        <w:tc>
+          <w:p>
+            <w:pPr>
+              <w:pStyle w:val="Normal"/>
+              <w:jc w:val="center"/>
+            </w:pPr>
+            <w:r>
+              <w:t>[-0.002, 0.014]</w:t>
+            </w:r>
+          </w:p>
+        </w:tc>
+        <w:tc>
+          <w:p>
+            <w:pPr>
+              <w:pStyle w:val="Normal"/>
+              <w:jc w:val="center"/>
+            </w:pPr>
+            <w:r>
+              <w:t>  -0.032</w:t>
+            </w:r>
+          </w:p>
+        </w:tc>
+        <w:tc>
+          <w:p>
+            <w:pPr>
+              <w:pStyle w:val="Normal"/>
+              <w:jc w:val="center"/>
+            </w:pPr>
+            <w:r>
+              <w:t>[-0.038, -0.023]</w:t>
             </w:r>
           </w:p>
         </w:tc>
@@ -985,62 +985,62 @@
               <w:jc w:val="center"/>
             </w:pPr>
             <w:r>
-              <w:t>   0.013</w:t>
-            </w:r>
-          </w:p>
-        </w:tc>
-        <w:tc>
-          <w:p>
-            <w:pPr>
-              <w:pStyle w:val="Normal"/>
-              <w:jc w:val="center"/>
-            </w:pPr>
-            <w:r>
-              <w:t>[0.005, 0.023]</w:t>
-            </w:r>
-          </w:p>
-        </w:tc>
-        <w:tc>
-          <w:p>
-            <w:pPr>
-              <w:pStyle w:val="Normal"/>
-              <w:jc w:val="center"/>
-            </w:pPr>
-            <w:r>
-              <w:t>  0.015</w:t>
-            </w:r>
-          </w:p>
-        </w:tc>
-        <w:tc>
-          <w:p>
-            <w:pPr>
-              <w:pStyle w:val="Normal"/>
-              <w:jc w:val="center"/>
-            </w:pPr>
-            <w:r>
-              <w:t>[0.008, 0.019]</w:t>
-            </w:r>
-          </w:p>
-        </w:tc>
-        <w:tc>
-          <w:p>
-            <w:pPr>
-              <w:pStyle w:val="Normal"/>
-              <w:jc w:val="center"/>
-            </w:pPr>
-            <w:r>
-              <w:t>  -0.002</w:t>
-            </w:r>
-          </w:p>
-        </w:tc>
-        <w:tc>
-          <w:p>
-            <w:pPr>
-              <w:pStyle w:val="Normal"/>
-              <w:jc w:val="center"/>
-            </w:pPr>
-            <w:r>
-              <w:t>[-0.003, 0.011]</w:t>
+              <w:t>   0.019</w:t>
+            </w:r>
+          </w:p>
+        </w:tc>
+        <w:tc>
+          <w:p>
+            <w:pPr>
+              <w:pStyle w:val="Normal"/>
+              <w:jc w:val="center"/>
+            </w:pPr>
+            <w:r>
+              <w:t>[0.008, 0.032]</w:t>
+            </w:r>
+          </w:p>
+        </w:tc>
+        <w:tc>
+          <w:p>
+            <w:pPr>
+              <w:pStyle w:val="Normal"/>
+              <w:jc w:val="center"/>
+            </w:pPr>
+            <w:r>
+              <w:t>  0.025</w:t>
+            </w:r>
+          </w:p>
+        </w:tc>
+        <w:tc>
+          <w:p>
+            <w:pPr>
+              <w:pStyle w:val="Normal"/>
+              <w:jc w:val="center"/>
+            </w:pPr>
+            <w:r>
+              <w:t>[0.013, 0.033]</w:t>
+            </w:r>
+          </w:p>
+        </w:tc>
+        <w:tc>
+          <w:p>
+            <w:pPr>
+              <w:pStyle w:val="Normal"/>
+              <w:jc w:val="center"/>
+            </w:pPr>
+            <w:r>
+              <w:t>   0.007</w:t>
+            </w:r>
+          </w:p>
+        </w:tc>
+        <w:tc>
+          <w:p>
+            <w:pPr>
+              <w:pStyle w:val="Normal"/>
+              <w:jc w:val="center"/>
+            </w:pPr>
+            <w:r>
+              <w:t>[0, 0.015]</w:t>
             </w:r>
           </w:p>
         </w:tc>
@@ -1064,62 +1064,62 @@
               <w:jc w:val="center"/>
             </w:pPr>
             <w:r>
-              <w:t>   0.137</w:t>
-            </w:r>
-          </w:p>
-        </w:tc>
-        <w:tc>
-          <w:p>
-            <w:pPr>
-              <w:pStyle w:val="Normal"/>
-              <w:jc w:val="center"/>
-            </w:pPr>
-            <w:r>
-              <w:t>[0.099, 0.173]</w:t>
-            </w:r>
-          </w:p>
-        </w:tc>
-        <w:tc>
-          <w:p>
-            <w:pPr>
-              <w:pStyle w:val="Normal"/>
-              <w:jc w:val="center"/>
-            </w:pPr>
-            <w:r>
-              <w:t>  0.124</w:t>
-            </w:r>
-          </w:p>
-        </w:tc>
-        <w:tc>
-          <w:p>
-            <w:pPr>
-              <w:pStyle w:val="Normal"/>
-              <w:jc w:val="center"/>
-            </w:pPr>
-            <w:r>
-              <w:t>[0.067, 0.158]</w:t>
-            </w:r>
-          </w:p>
-        </w:tc>
-        <w:tc>
-          <w:p>
-            <w:pPr>
-              <w:pStyle w:val="Normal"/>
-              <w:jc w:val="center"/>
-            </w:pPr>
-            <w:r>
-              <w:t>   0.122</w:t>
-            </w:r>
-          </w:p>
-        </w:tc>
-        <w:tc>
-          <w:p>
-            <w:pPr>
-              <w:pStyle w:val="Normal"/>
-              <w:jc w:val="center"/>
-            </w:pPr>
-            <w:r>
-              <w:t>[0.107, 0.141]</w:t>
+              <w:t>   0.182</w:t>
+            </w:r>
+          </w:p>
+        </w:tc>
+        <w:tc>
+          <w:p>
+            <w:pPr>
+              <w:pStyle w:val="Normal"/>
+              <w:jc w:val="center"/>
+            </w:pPr>
+            <w:r>
+              <w:t>[0.128, 0.236]</w:t>
+            </w:r>
+          </w:p>
+        </w:tc>
+        <w:tc>
+          <w:p>
+            <w:pPr>
+              <w:pStyle w:val="Normal"/>
+              <w:jc w:val="center"/>
+            </w:pPr>
+            <w:r>
+              <w:t>  0.166</w:t>
+            </w:r>
+          </w:p>
+        </w:tc>
+        <w:tc>
+          <w:p>
+            <w:pPr>
+              <w:pStyle w:val="Normal"/>
+              <w:jc w:val="center"/>
+            </w:pPr>
+            <w:r>
+              <w:t>[0.119, 0.201]</w:t>
+            </w:r>
+          </w:p>
+        </w:tc>
+        <w:tc>
+          <w:p>
+            <w:pPr>
+              <w:pStyle w:val="Normal"/>
+              <w:jc w:val="center"/>
+            </w:pPr>
+            <w:r>
+              <w:t>   0.241</w:t>
+            </w:r>
+          </w:p>
+        </w:tc>
+        <w:tc>
+          <w:p>
+            <w:pPr>
+              <w:pStyle w:val="Normal"/>
+              <w:jc w:val="center"/>
+            </w:pPr>
+            <w:r>
+              <w:t>[0.208, 0.264]</w:t>
             </w:r>
           </w:p>
         </w:tc>
@@ -1143,62 +1143,62 @@
               <w:jc w:val="center"/>
             </w:pPr>
             <w:r>
-              <w:t>   0.144</w:t>
-            </w:r>
-          </w:p>
-        </w:tc>
-        <w:tc>
-          <w:p>
-            <w:pPr>
-              <w:pStyle w:val="Normal"/>
-              <w:jc w:val="center"/>
-            </w:pPr>
-            <w:r>
-              <w:t>[0.102, 0.183]</w:t>
-            </w:r>
-          </w:p>
-        </w:tc>
-        <w:tc>
-          <w:p>
-            <w:pPr>
-              <w:pStyle w:val="Normal"/>
-              <w:jc w:val="center"/>
-            </w:pPr>
-            <w:r>
-              <w:t>  0.126</w:t>
-            </w:r>
-          </w:p>
-        </w:tc>
-        <w:tc>
-          <w:p>
-            <w:pPr>
-              <w:pStyle w:val="Normal"/>
-              <w:jc w:val="center"/>
-            </w:pPr>
-            <w:r>
-              <w:t>[0.063, 0.157]</w:t>
-            </w:r>
-          </w:p>
-        </w:tc>
-        <w:tc>
-          <w:p>
-            <w:pPr>
-              <w:pStyle w:val="Normal"/>
-              <w:jc w:val="center"/>
-            </w:pPr>
-            <w:r>
-              <w:t>   0.093</w:t>
-            </w:r>
-          </w:p>
-        </w:tc>
-        <w:tc>
-          <w:p>
-            <w:pPr>
-              <w:pStyle w:val="Normal"/>
-              <w:jc w:val="center"/>
-            </w:pPr>
-            <w:r>
-              <w:t>[0.085, 0.137]</w:t>
+              <w:t>   0.194</w:t>
+            </w:r>
+          </w:p>
+        </w:tc>
+        <w:tc>
+          <w:p>
+            <w:pPr>
+              <w:pStyle w:val="Normal"/>
+              <w:jc w:val="center"/>
+            </w:pPr>
+            <w:r>
+              <w:t>[0.133, 0.266]</w:t>
+            </w:r>
+          </w:p>
+        </w:tc>
+        <w:tc>
+          <w:p>
+            <w:pPr>
+              <w:pStyle w:val="Normal"/>
+              <w:jc w:val="center"/>
+            </w:pPr>
+            <w:r>
+              <w:t>  0.182</w:t>
+            </w:r>
+          </w:p>
+        </w:tc>
+        <w:tc>
+          <w:p>
+            <w:pPr>
+              <w:pStyle w:val="Normal"/>
+              <w:jc w:val="center"/>
+            </w:pPr>
+            <w:r>
+              <w:t>[0.12, 0.229]</w:t>
+            </w:r>
+          </w:p>
+        </w:tc>
+        <w:tc>
+          <w:p>
+            <w:pPr>
+              <w:pStyle w:val="Normal"/>
+              <w:jc w:val="center"/>
+            </w:pPr>
+            <w:r>
+              <w:t>   0.191</w:t>
+            </w:r>
+          </w:p>
+        </w:tc>
+        <w:tc>
+          <w:p>
+            <w:pPr>
+              <w:pStyle w:val="Normal"/>
+              <w:jc w:val="center"/>
+            </w:pPr>
+            <w:r>
+              <w:t>[0.159, 0.221]</w:t>
             </w:r>
           </w:p>
         </w:tc>
@@ -1222,62 +1222,62 @@
               <w:jc w:val="center"/>
             </w:pPr>
             <w:r>
-              <w:t>   0.152</w:t>
-            </w:r>
-          </w:p>
-        </w:tc>
-        <w:tc>
-          <w:p>
-            <w:pPr>
-              <w:pStyle w:val="Normal"/>
-              <w:jc w:val="center"/>
-            </w:pPr>
-            <w:r>
-              <w:t>[0.11, 0.193]</w:t>
-            </w:r>
-          </w:p>
-        </w:tc>
-        <w:tc>
-          <w:p>
-            <w:pPr>
-              <w:pStyle w:val="Normal"/>
-              <w:jc w:val="center"/>
-            </w:pPr>
-            <w:r>
-              <w:t>  0.140</w:t>
-            </w:r>
-          </w:p>
-        </w:tc>
-        <w:tc>
-          <w:p>
-            <w:pPr>
-              <w:pStyle w:val="Normal"/>
-              <w:jc w:val="center"/>
-            </w:pPr>
-            <w:r>
-              <w:t>[0.075, 0.173]</w:t>
-            </w:r>
-          </w:p>
-        </w:tc>
-        <w:tc>
-          <w:p>
-            <w:pPr>
-              <w:pStyle w:val="Normal"/>
-              <w:jc w:val="center"/>
-            </w:pPr>
-            <w:r>
-              <w:t>   0.101</w:t>
-            </w:r>
-          </w:p>
-        </w:tc>
-        <w:tc>
-          <w:p>
-            <w:pPr>
-              <w:pStyle w:val="Normal"/>
-              <w:jc w:val="center"/>
-            </w:pPr>
-            <w:r>
-              <w:t>[0.093, 0.143]</w:t>
+              <w:t>   0.206</w:t>
+            </w:r>
+          </w:p>
+        </w:tc>
+        <w:tc>
+          <w:p>
+            <w:pPr>
+              <w:pStyle w:val="Normal"/>
+              <w:jc w:val="center"/>
+            </w:pPr>
+            <w:r>
+              <w:t>[0.144, 0.275]</w:t>
+            </w:r>
+          </w:p>
+        </w:tc>
+        <w:tc>
+          <w:p>
+            <w:pPr>
+              <w:pStyle w:val="Normal"/>
+              <w:jc w:val="center"/>
+            </w:pPr>
+            <w:r>
+              <w:t>  0.197</w:t>
+            </w:r>
+          </w:p>
+        </w:tc>
+        <w:tc>
+          <w:p>
+            <w:pPr>
+              <w:pStyle w:val="Normal"/>
+              <w:jc w:val="center"/>
+            </w:pPr>
+            <w:r>
+              <w:t>[0.136, 0.244]</w:t>
+            </w:r>
+          </w:p>
+        </w:tc>
+        <w:tc>
+          <w:p>
+            <w:pPr>
+              <w:pStyle w:val="Normal"/>
+              <w:jc w:val="center"/>
+            </w:pPr>
+            <w:r>
+              <w:t>   0.215</w:t>
+            </w:r>
+          </w:p>
+        </w:tc>
+        <w:tc>
+          <w:p>
+            <w:pPr>
+              <w:pStyle w:val="Normal"/>
+              <w:jc w:val="center"/>
+            </w:pPr>
+            <w:r>
+              <w:t>[0.181, 0.245]</w:t>
             </w:r>
           </w:p>
         </w:tc>
@@ -1301,62 +1301,62 @@
               <w:jc w:val="center"/>
             </w:pPr>
             <w:r>
-              <w:t>   0.247</w:t>
-            </w:r>
-          </w:p>
-        </w:tc>
-        <w:tc>
-          <w:p>
-            <w:pPr>
-              <w:pStyle w:val="Normal"/>
-              <w:jc w:val="center"/>
-            </w:pPr>
-            <w:r>
-              <w:t>[0.197, 0.282]</w:t>
-            </w:r>
-          </w:p>
-        </w:tc>
-        <w:tc>
-          <w:p>
-            <w:pPr>
-              <w:pStyle w:val="Normal"/>
-              <w:jc w:val="center"/>
-            </w:pPr>
-            <w:r>
-              <w:t>  0.258</w:t>
-            </w:r>
-          </w:p>
-        </w:tc>
-        <w:tc>
-          <w:p>
-            <w:pPr>
-              <w:pStyle w:val="Normal"/>
-              <w:jc w:val="center"/>
-            </w:pPr>
-            <w:r>
-              <w:t>[0.219, 0.298]</w:t>
-            </w:r>
-          </w:p>
-        </w:tc>
-        <w:tc>
-          <w:p>
-            <w:pPr>
-              <w:pStyle w:val="Normal"/>
-              <w:jc w:val="center"/>
-            </w:pPr>
-            <w:r>
-              <w:t>   0.149</w:t>
-            </w:r>
-          </w:p>
-        </w:tc>
-        <w:tc>
-          <w:p>
-            <w:pPr>
-              <w:pStyle w:val="Normal"/>
-              <w:jc w:val="center"/>
-            </w:pPr>
-            <w:r>
-              <w:t>[0.112, 0.205]</w:t>
+              <w:t>   0.333</w:t>
+            </w:r>
+          </w:p>
+        </w:tc>
+        <w:tc>
+          <w:p>
+            <w:pPr>
+              <w:pStyle w:val="Normal"/>
+              <w:jc w:val="center"/>
+            </w:pPr>
+            <w:r>
+              <w:t>[0.262, 0.421]</w:t>
+            </w:r>
+          </w:p>
+        </w:tc>
+        <w:tc>
+          <w:p>
+            <w:pPr>
+              <w:pStyle w:val="Normal"/>
+              <w:jc w:val="center"/>
+            </w:pPr>
+            <w:r>
+              <w:t>  0.376</w:t>
+            </w:r>
+          </w:p>
+        </w:tc>
+        <w:tc>
+          <w:p>
+            <w:pPr>
+              <w:pStyle w:val="Normal"/>
+              <w:jc w:val="center"/>
+            </w:pPr>
+            <w:r>
+              <w:t>[0.299, 0.437]</w:t>
+            </w:r>
+          </w:p>
+        </w:tc>
+        <w:tc>
+          <w:p>
+            <w:pPr>
+              <w:pStyle w:val="Normal"/>
+              <w:jc w:val="center"/>
+            </w:pPr>
+            <w:r>
+              <w:t>   0.312</w:t>
+            </w:r>
+          </w:p>
+        </w:tc>
+        <w:tc>
+          <w:p>
+            <w:pPr>
+              <w:pStyle w:val="Normal"/>
+              <w:jc w:val="center"/>
+            </w:pPr>
+            <w:r>
+              <w:t>[0.26, 0.358]</w:t>
             </w:r>
           </w:p>
         </w:tc>
@@ -1380,62 +1380,62 @@
               <w:jc w:val="center"/>
             </w:pPr>
             <w:r>
-              <w:t>   0.287</w:t>
-            </w:r>
-          </w:p>
-        </w:tc>
-        <w:tc>
-          <w:p>
-            <w:pPr>
-              <w:pStyle w:val="Normal"/>
-              <w:jc w:val="center"/>
-            </w:pPr>
-            <w:r>
-              <w:t>[0.239, 0.336]</w:t>
-            </w:r>
-          </w:p>
-        </w:tc>
-        <w:tc>
-          <w:p>
-            <w:pPr>
-              <w:pStyle w:val="Normal"/>
-              <w:jc w:val="center"/>
-            </w:pPr>
-            <w:r>
-              <w:t>  0.321</w:t>
-            </w:r>
-          </w:p>
-        </w:tc>
-        <w:tc>
-          <w:p>
-            <w:pPr>
-              <w:pStyle w:val="Normal"/>
-              <w:jc w:val="center"/>
-            </w:pPr>
-            <w:r>
-              <w:t>[0.288, 0.368]</w:t>
-            </w:r>
-          </w:p>
-        </w:tc>
-        <w:tc>
-          <w:p>
-            <w:pPr>
-              <w:pStyle w:val="Normal"/>
-              <w:jc w:val="center"/>
-            </w:pPr>
-            <w:r>
-              <w:t>   0.179</w:t>
-            </w:r>
-          </w:p>
-        </w:tc>
-        <w:tc>
-          <w:p>
-            <w:pPr>
-              <w:pStyle w:val="Normal"/>
-              <w:jc w:val="center"/>
-            </w:pPr>
-            <w:r>
-              <w:t>[0.142, 0.239]</w:t>
+              <w:t>   0.389</w:t>
+            </w:r>
+          </w:p>
+        </w:tc>
+        <w:tc>
+          <w:p>
+            <w:pPr>
+              <w:pStyle w:val="Normal"/>
+              <w:jc w:val="center"/>
+            </w:pPr>
+            <w:r>
+              <w:t>[0.31, 0.483]</w:t>
+            </w:r>
+          </w:p>
+        </w:tc>
+        <w:tc>
+          <w:p>
+            <w:pPr>
+              <w:pStyle w:val="Normal"/>
+              <w:jc w:val="center"/>
+            </w:pPr>
+            <w:r>
+              <w:t>  0.457</w:t>
+            </w:r>
+          </w:p>
+        </w:tc>
+        <w:tc>
+          <w:p>
+            <w:pPr>
+              <w:pStyle w:val="Normal"/>
+              <w:jc w:val="center"/>
+            </w:pPr>
+            <w:r>
+              <w:t>[0.375, 0.525]</w:t>
+            </w:r>
+          </w:p>
+        </w:tc>
+        <w:tc>
+          <w:p>
+            <w:pPr>
+              <w:pStyle w:val="Normal"/>
+              <w:jc w:val="center"/>
+            </w:pPr>
+            <w:r>
+              <w:t>   0.386</w:t>
+            </w:r>
+          </w:p>
+        </w:tc>
+        <w:tc>
+          <w:p>
+            <w:pPr>
+              <w:pStyle w:val="Normal"/>
+              <w:jc w:val="center"/>
+            </w:pPr>
+            <w:r>
+              <w:t>[0.33, 0.434]</w:t>
             </w:r>
           </w:p>
         </w:tc>
@@ -1538,7 +1538,7 @@
               <w:jc w:val="center"/>
             </w:pPr>
             <w:r>
-              <w:t>20003.000</w:t>
+              <w:t>20032.000</w:t>
             </w:r>
           </w:p>
         </w:tc>
@@ -1560,7 +1560,7 @@
               <w:jc w:val="center"/>
             </w:pPr>
             <w:r>
-              <w:t>8490.000</w:t>
+              <w:t>8523.000</w:t>
             </w:r>
           </w:p>
         </w:tc>
@@ -1582,7 +1582,7 @@
               <w:jc w:val="center"/>
             </w:pPr>
             <w:r>
-              <w:t>12518.000</w:t>
+              <w:t>12217.000</w:t>
             </w:r>
           </w:p>
         </w:tc>

--- a/results/supplement/Table_S4.docx
+++ b/results/supplement/Table_S4.docx
@@ -20,79 +20,51 @@
               <w:jc w:val="left"/>
             </w:pPr>
             <w:r>
-              <w:t>p-value interval</w:t>
-            </w:r>
-          </w:p>
-        </w:tc>
-        <w:tc>
-          <w:p>
-            <w:pPr>
-              <w:pStyle w:val="Normal"/>
-              <w:jc w:val="center"/>
-            </w:pPr>
-            <w:r>
-              <w:t>Ecology
-Difference</w:t>
-            </w:r>
-          </w:p>
-        </w:tc>
-        <w:tc>
-          <w:p>
-            <w:pPr>
-              <w:pStyle w:val="Normal"/>
-              <w:jc w:val="center"/>
-            </w:pPr>
-            <w:r>
-              <w:t>Ecology
-0.95 Confidence interval</w:t>
-            </w:r>
-          </w:p>
-        </w:tc>
-        <w:tc>
-          <w:p>
-            <w:pPr>
-              <w:pStyle w:val="Normal"/>
-              <w:jc w:val="center"/>
-            </w:pPr>
-            <w:r>
-              <w:t>Environmental Chemistry
-Difference</w:t>
-            </w:r>
-          </w:p>
-        </w:tc>
-        <w:tc>
-          <w:p>
-            <w:pPr>
-              <w:pStyle w:val="Normal"/>
-              <w:jc w:val="center"/>
-            </w:pPr>
-            <w:r>
-              <w:t>Environmental Chemistry
-0.95 Confidence interval</w:t>
-            </w:r>
-          </w:p>
-        </w:tc>
-        <w:tc>
-          <w:p>
-            <w:pPr>
-              <w:pStyle w:val="Normal"/>
-              <w:jc w:val="center"/>
-            </w:pPr>
-            <w:r>
-              <w:t>Environmental Engineering
-Difference</w:t>
-            </w:r>
-          </w:p>
-        </w:tc>
-        <w:tc>
-          <w:p>
-            <w:pPr>
-              <w:pStyle w:val="Normal"/>
-              <w:jc w:val="center"/>
-            </w:pPr>
-            <w:r>
-              <w:t>Environmental Engineering
-0.95 Confidence interval</w:t>
+              <w:t>Variable</w:t>
+            </w:r>
+          </w:p>
+        </w:tc>
+        <w:tc>
+          <w:p>
+            <w:pPr>
+              <w:pStyle w:val="Normal"/>
+              <w:jc w:val="center"/>
+            </w:pPr>
+            <w:r>
+              <w:t>0% heterogeneity: Model 1 Estimate (SE)</w:t>
+            </w:r>
+          </w:p>
+        </w:tc>
+        <w:tc>
+          <w:p>
+            <w:pPr>
+              <w:pStyle w:val="Normal"/>
+              <w:jc w:val="center"/>
+            </w:pPr>
+            <w:r>
+              <w:t>0% heterogeneity: Model 2 Estimate (SE)</w:t>
+            </w:r>
+          </w:p>
+        </w:tc>
+        <w:tc>
+          <w:p>
+            <w:pPr>
+              <w:pStyle w:val="Normal"/>
+              <w:jc w:val="center"/>
+            </w:pPr>
+            <w:r>
+              <w:t>50% heterogeneity: Model 1 Estimate (SE)</w:t>
+            </w:r>
+          </w:p>
+        </w:tc>
+        <w:tc>
+          <w:p>
+            <w:pPr>
+              <w:pStyle w:val="Normal"/>
+              <w:jc w:val="center"/>
+            </w:pPr>
+            <w:r>
+              <w:t>50% heterogeneity: Model 2 Estimate (SE)</w:t>
             </w:r>
           </w:p>
         </w:tc>
@@ -105,73 +77,51 @@
               <w:jc w:val="left"/>
             </w:pPr>
             <w:r>
-              <w:t>0.9 &lt; p</w:t>
-            </w:r>
-          </w:p>
-        </w:tc>
-        <w:tc>
-          <w:p>
-            <w:pPr>
-              <w:pStyle w:val="Normal"/>
-              <w:jc w:val="center"/>
-            </w:pPr>
-            <w:r>
-              <w:t>  -0.009</w:t>
-            </w:r>
-          </w:p>
-        </w:tc>
-        <w:tc>
-          <w:p>
-            <w:pPr>
-              <w:pStyle w:val="Normal"/>
-              <w:jc w:val="center"/>
-            </w:pPr>
-            <w:r>
-              <w:t>[-0.018, -0.001]</w:t>
-            </w:r>
-          </w:p>
-        </w:tc>
-        <w:tc>
-          <w:p>
-            <w:pPr>
-              <w:pStyle w:val="Normal"/>
-              <w:jc w:val="center"/>
-            </w:pPr>
-            <w:r>
-              <w:t> -0.003</w:t>
-            </w:r>
-          </w:p>
-        </w:tc>
-        <w:tc>
-          <w:p>
-            <w:pPr>
-              <w:pStyle w:val="Normal"/>
-              <w:jc w:val="center"/>
-            </w:pPr>
-            <w:r>
-              <w:t>[-0.01, 0.004]</w:t>
-            </w:r>
-          </w:p>
-        </w:tc>
-        <w:tc>
-          <w:p>
-            <w:pPr>
-              <w:pStyle w:val="Normal"/>
-              <w:jc w:val="center"/>
-            </w:pPr>
-            <w:r>
-              <w:t>  -0.005</w:t>
-            </w:r>
-          </w:p>
-        </w:tc>
-        <w:tc>
-          <w:p>
-            <w:pPr>
-              <w:pStyle w:val="Normal"/>
-              <w:jc w:val="center"/>
-            </w:pPr>
-            <w:r>
-              <w:t>[-0.008, -0.001]</w:t>
+              <w:t>Intercept</w:t>
+            </w:r>
+          </w:p>
+        </w:tc>
+        <w:tc>
+          <w:p>
+            <w:pPr>
+              <w:pStyle w:val="Normal"/>
+              <w:jc w:val="center"/>
+            </w:pPr>
+            <w:r>
+              <w:t>53.357 (33.725)</w:t>
+            </w:r>
+          </w:p>
+        </w:tc>
+        <w:tc>
+          <w:p>
+            <w:pPr>
+              <w:pStyle w:val="Normal"/>
+              <w:jc w:val="center"/>
+            </w:pPr>
+            <w:r>
+              <w:t>40.609 (34.332)</w:t>
+            </w:r>
+          </w:p>
+        </w:tc>
+        <w:tc>
+          <w:p>
+            <w:pPr>
+              <w:pStyle w:val="Normal"/>
+              <w:jc w:val="center"/>
+            </w:pPr>
+            <w:r>
+              <w:t>82.661** (32.662)</w:t>
+            </w:r>
+          </w:p>
+        </w:tc>
+        <w:tc>
+          <w:p>
+            <w:pPr>
+              <w:pStyle w:val="Normal"/>
+              <w:jc w:val="center"/>
+            </w:pPr>
+            <w:r>
+              <w:t>65.013** (31.441)</w:t>
             </w:r>
           </w:p>
         </w:tc>
@@ -184,73 +134,51 @@
               <w:jc w:val="left"/>
             </w:pPr>
             <w:r>
-              <w:t>0.8 &lt; p &lt; 0.9</w:t>
-            </w:r>
-          </w:p>
-        </w:tc>
-        <w:tc>
-          <w:p>
-            <w:pPr>
-              <w:pStyle w:val="Normal"/>
-              <w:jc w:val="center"/>
-            </w:pPr>
-            <w:r>
-              <w:t>  -0.019</w:t>
-            </w:r>
-          </w:p>
-        </w:tc>
-        <w:tc>
-          <w:p>
-            <w:pPr>
-              <w:pStyle w:val="Normal"/>
-              <w:jc w:val="center"/>
-            </w:pPr>
-            <w:r>
-              <w:t>[-0.029, -0.012]</w:t>
-            </w:r>
-          </w:p>
-        </w:tc>
-        <w:tc>
-          <w:p>
-            <w:pPr>
-              <w:pStyle w:val="Normal"/>
-              <w:jc w:val="center"/>
-            </w:pPr>
-            <w:r>
-              <w:t> -0.021</w:t>
-            </w:r>
-          </w:p>
-        </w:tc>
-        <w:tc>
-          <w:p>
-            <w:pPr>
-              <w:pStyle w:val="Normal"/>
-              <w:jc w:val="center"/>
-            </w:pPr>
-            <w:r>
-              <w:t>[-0.027, -0.013]</w:t>
-            </w:r>
-          </w:p>
-        </w:tc>
-        <w:tc>
-          <w:p>
-            <w:pPr>
-              <w:pStyle w:val="Normal"/>
-              <w:jc w:val="center"/>
-            </w:pPr>
-            <w:r>
-              <w:t>  -0.004</w:t>
-            </w:r>
-          </w:p>
-        </w:tc>
-        <w:tc>
-          <w:p>
-            <w:pPr>
-              <w:pStyle w:val="Normal"/>
-              <w:jc w:val="center"/>
-            </w:pPr>
-            <w:r>
-              <w:t>[-0.008, 0]</w:t>
+              <w:t>Median power</w:t>
+            </w:r>
+          </w:p>
+        </w:tc>
+        <w:tc>
+          <w:p>
+            <w:pPr>
+              <w:pStyle w:val="Normal"/>
+              <w:jc w:val="center"/>
+            </w:pPr>
+            <w:r>
+              <w:t>-0.028*** (0.002)</w:t>
+            </w:r>
+          </w:p>
+        </w:tc>
+        <w:tc>
+          <w:p>
+            <w:pPr>
+              <w:pStyle w:val="Normal"/>
+              <w:jc w:val="center"/>
+            </w:pPr>
+            <w:r>
+              <w:t>-0.028*** (0.002)</w:t>
+            </w:r>
+          </w:p>
+        </w:tc>
+        <w:tc>
+          <w:p>
+            <w:pPr>
+              <w:pStyle w:val="Normal"/>
+              <w:jc w:val="center"/>
+            </w:pPr>
+            <w:r>
+              <w:t>-0.018*** (0.001)</w:t>
+            </w:r>
+          </w:p>
+        </w:tc>
+        <w:tc>
+          <w:p>
+            <w:pPr>
+              <w:pStyle w:val="Normal"/>
+              <w:jc w:val="center"/>
+            </w:pPr>
+            <w:r>
+              <w:t>-0.018*** (0.001)</w:t>
             </w:r>
           </w:p>
         </w:tc>
@@ -263,73 +191,51 @@
               <w:jc w:val="left"/>
             </w:pPr>
             <w:r>
-              <w:t>0.7 &lt; p &lt; 0.8</w:t>
-            </w:r>
-          </w:p>
-        </w:tc>
-        <w:tc>
-          <w:p>
-            <w:pPr>
-              <w:pStyle w:val="Normal"/>
-              <w:jc w:val="center"/>
-            </w:pPr>
-            <w:r>
-              <w:t>  -0.021</w:t>
-            </w:r>
-          </w:p>
-        </w:tc>
-        <w:tc>
-          <w:p>
-            <w:pPr>
-              <w:pStyle w:val="Normal"/>
-              <w:jc w:val="center"/>
-            </w:pPr>
-            <w:r>
-              <w:t>[-0.031, -0.014]</w:t>
-            </w:r>
-          </w:p>
-        </w:tc>
-        <w:tc>
-          <w:p>
-            <w:pPr>
-              <w:pStyle w:val="Normal"/>
-              <w:jc w:val="center"/>
-            </w:pPr>
-            <w:r>
-              <w:t> -0.017</w:t>
-            </w:r>
-          </w:p>
-        </w:tc>
-        <w:tc>
-          <w:p>
-            <w:pPr>
-              <w:pStyle w:val="Normal"/>
-              <w:jc w:val="center"/>
-            </w:pPr>
-            <w:r>
-              <w:t>[-0.023, -0.009]</w:t>
-            </w:r>
-          </w:p>
-        </w:tc>
-        <w:tc>
-          <w:p>
-            <w:pPr>
-              <w:pStyle w:val="Normal"/>
-              <w:jc w:val="center"/>
-            </w:pPr>
-            <w:r>
-              <w:t>  -0.011</w:t>
-            </w:r>
-          </w:p>
-        </w:tc>
-        <w:tc>
-          <w:p>
-            <w:pPr>
-              <w:pStyle w:val="Normal"/>
-              <w:jc w:val="center"/>
-            </w:pPr>
-            <w:r>
-              <w:t>[-0.015, -0.007]</w:t>
+              <w:t>Experimental research design? (yes)</w:t>
+            </w:r>
+          </w:p>
+        </w:tc>
+        <w:tc>
+          <w:p>
+            <w:pPr>
+              <w:pStyle w:val="Normal"/>
+              <w:jc w:val="center"/>
+            </w:pPr>
+            <w:r>
+              <w:t>0.152** (0.077)</w:t>
+            </w:r>
+          </w:p>
+        </w:tc>
+        <w:tc>
+          <w:p>
+            <w:pPr>
+              <w:pStyle w:val="Normal"/>
+              <w:jc w:val="center"/>
+            </w:pPr>
+            <w:r>
+              <w:t>0.116 (0.077)</w:t>
+            </w:r>
+          </w:p>
+        </w:tc>
+        <w:tc>
+          <w:p>
+            <w:pPr>
+              <w:pStyle w:val="Normal"/>
+              <w:jc w:val="center"/>
+            </w:pPr>
+            <w:r>
+              <w:t>0.162 (0.106)</w:t>
+            </w:r>
+          </w:p>
+        </w:tc>
+        <w:tc>
+          <w:p>
+            <w:pPr>
+              <w:pStyle w:val="Normal"/>
+              <w:jc w:val="center"/>
+            </w:pPr>
+            <w:r>
+              <w:t>0.115 (0.105)</w:t>
             </w:r>
           </w:p>
         </w:tc>
@@ -342,73 +248,51 @@
               <w:jc w:val="left"/>
             </w:pPr>
             <w:r>
-              <w:t>0.6 &lt; p &lt; 0.7</w:t>
-            </w:r>
-          </w:p>
-        </w:tc>
-        <w:tc>
-          <w:p>
-            <w:pPr>
-              <w:pStyle w:val="Normal"/>
-              <w:jc w:val="center"/>
-            </w:pPr>
-            <w:r>
-              <w:t>  -0.025</w:t>
-            </w:r>
-          </w:p>
-        </w:tc>
-        <w:tc>
-          <w:p>
-            <w:pPr>
-              <w:pStyle w:val="Normal"/>
-              <w:jc w:val="center"/>
-            </w:pPr>
-            <w:r>
-              <w:t>[-0.035, -0.018]</w:t>
-            </w:r>
-          </w:p>
-        </w:tc>
-        <w:tc>
-          <w:p>
-            <w:pPr>
-              <w:pStyle w:val="Normal"/>
-              <w:jc w:val="center"/>
-            </w:pPr>
-            <w:r>
-              <w:t> -0.015</w:t>
-            </w:r>
-          </w:p>
-        </w:tc>
-        <w:tc>
-          <w:p>
-            <w:pPr>
-              <w:pStyle w:val="Normal"/>
-              <w:jc w:val="center"/>
-            </w:pPr>
-            <w:r>
-              <w:t>[-0.021, -0.008]</w:t>
-            </w:r>
-          </w:p>
-        </w:tc>
-        <w:tc>
-          <w:p>
-            <w:pPr>
-              <w:pStyle w:val="Normal"/>
-              <w:jc w:val="center"/>
-            </w:pPr>
-            <w:r>
-              <w:t>  -0.021</w:t>
-            </w:r>
-          </w:p>
-        </w:tc>
-        <w:tc>
-          <w:p>
-            <w:pPr>
-              <w:pStyle w:val="Normal"/>
-              <w:jc w:val="center"/>
-            </w:pPr>
-            <w:r>
-              <w:t>[-0.025, -0.017]</w:t>
+              <w:t>Followed reporting guidelines? (yes)</w:t>
+            </w:r>
+          </w:p>
+        </w:tc>
+        <w:tc>
+          <w:p>
+            <w:pPr>
+              <w:pStyle w:val="Normal"/>
+              <w:jc w:val="center"/>
+            </w:pPr>
+            <w:r>
+              <w:t>0.049 (0.094)</w:t>
+            </w:r>
+          </w:p>
+        </w:tc>
+        <w:tc>
+          <w:p>
+            <w:pPr>
+              <w:pStyle w:val="Normal"/>
+              <w:jc w:val="center"/>
+            </w:pPr>
+            <w:r>
+              <w:t>0.058 (0.110)</w:t>
+            </w:r>
+          </w:p>
+        </w:tc>
+        <w:tc>
+          <w:p>
+            <w:pPr>
+              <w:pStyle w:val="Normal"/>
+              <w:jc w:val="center"/>
+            </w:pPr>
+            <w:r>
+              <w:t>0.151 (0.095)</w:t>
+            </w:r>
+          </w:p>
+        </w:tc>
+        <w:tc>
+          <w:p>
+            <w:pPr>
+              <w:pStyle w:val="Normal"/>
+              <w:jc w:val="center"/>
+            </w:pPr>
+            <w:r>
+              <w:t>0.172* (0.101)</w:t>
             </w:r>
           </w:p>
         </w:tc>
@@ -421,73 +305,51 @@
               <w:jc w:val="left"/>
             </w:pPr>
             <w:r>
-              <w:t>0.5 &lt; p &lt; 0.6</w:t>
-            </w:r>
-          </w:p>
-        </w:tc>
-        <w:tc>
-          <w:p>
-            <w:pPr>
-              <w:pStyle w:val="Normal"/>
-              <w:jc w:val="center"/>
-            </w:pPr>
-            <w:r>
-              <w:t>  -0.022</w:t>
-            </w:r>
-          </w:p>
-        </w:tc>
-        <w:tc>
-          <w:p>
-            <w:pPr>
-              <w:pStyle w:val="Normal"/>
-              <w:jc w:val="center"/>
-            </w:pPr>
-            <w:r>
-              <w:t>[-0.031, -0.015]</w:t>
-            </w:r>
-          </w:p>
-        </w:tc>
-        <w:tc>
-          <w:p>
-            <w:pPr>
-              <w:pStyle w:val="Normal"/>
-              <w:jc w:val="center"/>
-            </w:pPr>
-            <w:r>
-              <w:t> -0.014</w:t>
-            </w:r>
-          </w:p>
-        </w:tc>
-        <w:tc>
-          <w:p>
-            <w:pPr>
-              <w:pStyle w:val="Normal"/>
-              <w:jc w:val="center"/>
-            </w:pPr>
-            <w:r>
-              <w:t>[-0.019, -0.006]</w:t>
-            </w:r>
-          </w:p>
-        </w:tc>
-        <w:tc>
-          <w:p>
-            <w:pPr>
-              <w:pStyle w:val="Normal"/>
-              <w:jc w:val="center"/>
-            </w:pPr>
-            <w:r>
-              <w:t>  -0.011</w:t>
-            </w:r>
-          </w:p>
-        </w:tc>
-        <w:tc>
-          <w:p>
-            <w:pPr>
-              <w:pStyle w:val="Normal"/>
-              <w:jc w:val="center"/>
-            </w:pPr>
-            <w:r>
-              <w:t>[-0.014, -0.007]</w:t>
+              <w:t>Protocol registered? (yes)</w:t>
+            </w:r>
+          </w:p>
+        </w:tc>
+        <w:tc>
+          <w:p>
+            <w:pPr>
+              <w:pStyle w:val="Normal"/>
+              <w:jc w:val="center"/>
+            </w:pPr>
+            <w:r>
+              <w:t>-0.110 (0.106)</w:t>
+            </w:r>
+          </w:p>
+        </w:tc>
+        <w:tc>
+          <w:p>
+            <w:pPr>
+              <w:pStyle w:val="Normal"/>
+              <w:jc w:val="center"/>
+            </w:pPr>
+            <w:r>
+              <w:t>-0.159 (0.119)</w:t>
+            </w:r>
+          </w:p>
+        </w:tc>
+        <w:tc>
+          <w:p>
+            <w:pPr>
+              <w:pStyle w:val="Normal"/>
+              <w:jc w:val="center"/>
+            </w:pPr>
+            <w:r>
+              <w:t>0.038 (0.136)</w:t>
+            </w:r>
+          </w:p>
+        </w:tc>
+        <w:tc>
+          <w:p>
+            <w:pPr>
+              <w:pStyle w:val="Normal"/>
+              <w:jc w:val="center"/>
+            </w:pPr>
+            <w:r>
+              <w:t>0.007 (0.150)</w:t>
             </w:r>
           </w:p>
         </w:tc>
@@ -500,73 +362,51 @@
               <w:jc w:val="left"/>
             </w:pPr>
             <w:r>
-              <w:t>0.4 &lt; p &lt; 0.5</w:t>
-            </w:r>
-          </w:p>
-        </w:tc>
-        <w:tc>
-          <w:p>
-            <w:pPr>
-              <w:pStyle w:val="Normal"/>
-              <w:jc w:val="center"/>
-            </w:pPr>
-            <w:r>
-              <w:t>  -0.021</w:t>
-            </w:r>
-          </w:p>
-        </w:tc>
-        <w:tc>
-          <w:p>
-            <w:pPr>
-              <w:pStyle w:val="Normal"/>
-              <w:jc w:val="center"/>
-            </w:pPr>
-            <w:r>
-              <w:t>[-0.029, -0.014]</w:t>
-            </w:r>
-          </w:p>
-        </w:tc>
-        <w:tc>
-          <w:p>
-            <w:pPr>
-              <w:pStyle w:val="Normal"/>
-              <w:jc w:val="center"/>
-            </w:pPr>
-            <w:r>
-              <w:t> -0.021</w:t>
-            </w:r>
-          </w:p>
-        </w:tc>
-        <w:tc>
-          <w:p>
-            <w:pPr>
-              <w:pStyle w:val="Normal"/>
-              <w:jc w:val="center"/>
-            </w:pPr>
-            <w:r>
-              <w:t>[-0.027, -0.014]</w:t>
-            </w:r>
-          </w:p>
-        </w:tc>
-        <w:tc>
-          <w:p>
-            <w:pPr>
-              <w:pStyle w:val="Normal"/>
-              <w:jc w:val="center"/>
-            </w:pPr>
-            <w:r>
-              <w:t>  -0.026</w:t>
-            </w:r>
-          </w:p>
-        </w:tc>
-        <w:tc>
-          <w:p>
-            <w:pPr>
-              <w:pStyle w:val="Normal"/>
-              <w:jc w:val="center"/>
-            </w:pPr>
-            <w:r>
-              <w:t>[-0.03, -0.022]</w:t>
+              <w:t>Log number of independent studies</w:t>
+            </w:r>
+          </w:p>
+        </w:tc>
+        <w:tc>
+          <w:p>
+            <w:pPr>
+              <w:pStyle w:val="Normal"/>
+              <w:jc w:val="center"/>
+            </w:pPr>
+            <w:r>
+              <w:t>-0.127*** (0.040)</w:t>
+            </w:r>
+          </w:p>
+        </w:tc>
+        <w:tc>
+          <w:p>
+            <w:pPr>
+              <w:pStyle w:val="Normal"/>
+              <w:jc w:val="center"/>
+            </w:pPr>
+            <w:r>
+              <w:t>-0.116*** (0.042)</w:t>
+            </w:r>
+          </w:p>
+        </w:tc>
+        <w:tc>
+          <w:p>
+            <w:pPr>
+              <w:pStyle w:val="Normal"/>
+              <w:jc w:val="center"/>
+            </w:pPr>
+            <w:r>
+              <w:t>-0.165*** (0.056)</w:t>
+            </w:r>
+          </w:p>
+        </w:tc>
+        <w:tc>
+          <w:p>
+            <w:pPr>
+              <w:pStyle w:val="Normal"/>
+              <w:jc w:val="center"/>
+            </w:pPr>
+            <w:r>
+              <w:t>-0.131** (0.056)</w:t>
             </w:r>
           </w:p>
         </w:tc>
@@ -579,73 +419,51 @@
               <w:jc w:val="left"/>
             </w:pPr>
             <w:r>
-              <w:t>0.3 &lt; p &lt; 0.4</w:t>
-            </w:r>
-          </w:p>
-        </w:tc>
-        <w:tc>
-          <w:p>
-            <w:pPr>
-              <w:pStyle w:val="Normal"/>
-              <w:jc w:val="center"/>
-            </w:pPr>
-            <w:r>
-              <w:t>  -0.025</w:t>
-            </w:r>
-          </w:p>
-        </w:tc>
-        <w:tc>
-          <w:p>
-            <w:pPr>
-              <w:pStyle w:val="Normal"/>
-              <w:jc w:val="center"/>
-            </w:pPr>
-            <w:r>
-              <w:t>[-0.033, -0.019]</w:t>
-            </w:r>
-          </w:p>
-        </w:tc>
-        <w:tc>
-          <w:p>
-            <w:pPr>
-              <w:pStyle w:val="Normal"/>
-              <w:jc w:val="center"/>
-            </w:pPr>
-            <w:r>
-              <w:t> -0.028</w:t>
-            </w:r>
-          </w:p>
-        </w:tc>
-        <w:tc>
-          <w:p>
-            <w:pPr>
-              <w:pStyle w:val="Normal"/>
-              <w:jc w:val="center"/>
-            </w:pPr>
-            <w:r>
-              <w:t>[-0.033, -0.021]</w:t>
-            </w:r>
-          </w:p>
-        </w:tc>
-        <w:tc>
-          <w:p>
-            <w:pPr>
-              <w:pStyle w:val="Normal"/>
-              <w:jc w:val="center"/>
-            </w:pPr>
-            <w:r>
-              <w:t>  -0.032</w:t>
-            </w:r>
-          </w:p>
-        </w:tc>
-        <w:tc>
-          <w:p>
-            <w:pPr>
-              <w:pStyle w:val="Normal"/>
-              <w:jc w:val="center"/>
-            </w:pPr>
-            <w:r>
-              <w:t>[-0.035, -0.028]</w:t>
+              <w:t>Log journal impact factor</w:t>
+            </w:r>
+          </w:p>
+        </w:tc>
+        <w:tc>
+          <w:p>
+            <w:pPr>
+              <w:pStyle w:val="Normal"/>
+              <w:jc w:val="center"/>
+            </w:pPr>
+            <w:r>
+              <w:t>-0.084 (0.074)</w:t>
+            </w:r>
+          </w:p>
+        </w:tc>
+        <w:tc>
+          <w:p>
+            <w:pPr>
+              <w:pStyle w:val="Normal"/>
+              <w:jc w:val="center"/>
+            </w:pPr>
+            <w:r>
+              <w:t>-0.106 (0.087)</w:t>
+            </w:r>
+          </w:p>
+        </w:tc>
+        <w:tc>
+          <w:p>
+            <w:pPr>
+              <w:pStyle w:val="Normal"/>
+              <w:jc w:val="center"/>
+            </w:pPr>
+            <w:r>
+              <w:t>-0.034 (0.084)</w:t>
+            </w:r>
+          </w:p>
+        </w:tc>
+        <w:tc>
+          <w:p>
+            <w:pPr>
+              <w:pStyle w:val="Normal"/>
+              <w:jc w:val="center"/>
+            </w:pPr>
+            <w:r>
+              <w:t>-0.110 (0.088)</w:t>
             </w:r>
           </w:p>
         </w:tc>
@@ -658,73 +476,51 @@
               <w:jc w:val="left"/>
             </w:pPr>
             <w:r>
-              <w:t>0.2 &lt; p &lt; 0.3</w:t>
-            </w:r>
-          </w:p>
-        </w:tc>
-        <w:tc>
-          <w:p>
-            <w:pPr>
-              <w:pStyle w:val="Normal"/>
-              <w:jc w:val="center"/>
-            </w:pPr>
-            <w:r>
-              <w:t>  -0.028</w:t>
-            </w:r>
-          </w:p>
-        </w:tc>
-        <w:tc>
-          <w:p>
-            <w:pPr>
-              <w:pStyle w:val="Normal"/>
-              <w:jc w:val="center"/>
-            </w:pPr>
-            <w:r>
-              <w:t>[-0.034, -0.021]</w:t>
-            </w:r>
-          </w:p>
-        </w:tc>
-        <w:tc>
-          <w:p>
-            <w:pPr>
-              <w:pStyle w:val="Normal"/>
-              <w:jc w:val="center"/>
-            </w:pPr>
-            <w:r>
-              <w:t> -0.031</w:t>
-            </w:r>
-          </w:p>
-        </w:tc>
-        <w:tc>
-          <w:p>
-            <w:pPr>
-              <w:pStyle w:val="Normal"/>
-              <w:jc w:val="center"/>
-            </w:pPr>
-            <w:r>
-              <w:t>[-0.036, -0.025]</w:t>
-            </w:r>
-          </w:p>
-        </w:tc>
-        <w:tc>
-          <w:p>
-            <w:pPr>
-              <w:pStyle w:val="Normal"/>
-              <w:jc w:val="center"/>
-            </w:pPr>
-            <w:r>
-              <w:t>  -0.038</w:t>
-            </w:r>
-          </w:p>
-        </w:tc>
-        <w:tc>
-          <w:p>
-            <w:pPr>
-              <w:pStyle w:val="Normal"/>
-              <w:jc w:val="center"/>
-            </w:pPr>
-            <w:r>
-              <w:t>[-0.041, -0.034]</w:t>
+              <w:t>Publication year</w:t>
+            </w:r>
+          </w:p>
+        </w:tc>
+        <w:tc>
+          <w:p>
+            <w:pPr>
+              <w:pStyle w:val="Normal"/>
+              <w:jc w:val="center"/>
+            </w:pPr>
+            <w:r>
+              <w:t>-0.026 (0.017)</w:t>
+            </w:r>
+          </w:p>
+        </w:tc>
+        <w:tc>
+          <w:p>
+            <w:pPr>
+              <w:pStyle w:val="Normal"/>
+              <w:jc w:val="center"/>
+            </w:pPr>
+            <w:r>
+              <w:t>-0.020 (0.017)</w:t>
+            </w:r>
+          </w:p>
+        </w:tc>
+        <w:tc>
+          <w:p>
+            <w:pPr>
+              <w:pStyle w:val="Normal"/>
+              <w:jc w:val="center"/>
+            </w:pPr>
+            <w:r>
+              <w:t>-0.041** (0.016)</w:t>
+            </w:r>
+          </w:p>
+        </w:tc>
+        <w:tc>
+          <w:p>
+            <w:pPr>
+              <w:pStyle w:val="Normal"/>
+              <w:jc w:val="center"/>
+            </w:pPr>
+            <w:r>
+              <w:t>-0.032** (0.016)</w:t>
             </w:r>
           </w:p>
         </w:tc>
@@ -737,73 +533,51 @@
               <w:jc w:val="left"/>
             </w:pPr>
             <w:r>
-              <w:t>0.1 &lt; p &lt; 0.2</w:t>
-            </w:r>
-          </w:p>
-        </w:tc>
-        <w:tc>
-          <w:p>
-            <w:pPr>
-              <w:pStyle w:val="Normal"/>
-              <w:jc w:val="center"/>
-            </w:pPr>
-            <w:r>
-              <w:t>  -0.024</w:t>
-            </w:r>
-          </w:p>
-        </w:tc>
-        <w:tc>
-          <w:p>
-            <w:pPr>
-              <w:pStyle w:val="Normal"/>
-              <w:jc w:val="center"/>
-            </w:pPr>
-            <w:r>
-              <w:t>[-0.029, -0.017]</w:t>
-            </w:r>
-          </w:p>
-        </w:tc>
-        <w:tc>
-          <w:p>
-            <w:pPr>
-              <w:pStyle w:val="Normal"/>
-              <w:jc w:val="center"/>
-            </w:pPr>
-            <w:r>
-              <w:t> -0.032</w:t>
-            </w:r>
-          </w:p>
-        </w:tc>
-        <w:tc>
-          <w:p>
-            <w:pPr>
-              <w:pStyle w:val="Normal"/>
-              <w:jc w:val="center"/>
-            </w:pPr>
-            <w:r>
-              <w:t>[-0.036, -0.026]</w:t>
-            </w:r>
-          </w:p>
-        </w:tc>
-        <w:tc>
-          <w:p>
-            <w:pPr>
-              <w:pStyle w:val="Normal"/>
-              <w:jc w:val="center"/>
-            </w:pPr>
-            <w:r>
-              <w:t>  -0.045</w:t>
-            </w:r>
-          </w:p>
-        </w:tc>
-        <w:tc>
-          <w:p>
-            <w:pPr>
-              <w:pStyle w:val="Normal"/>
-              <w:jc w:val="center"/>
-            </w:pPr>
-            <w:r>
-              <w:t>[-0.048, -0.04]</w:t>
+              <w:t>Environmental Chemistry</w:t>
+            </w:r>
+          </w:p>
+        </w:tc>
+        <w:tc>
+          <w:p>
+            <w:pPr>
+              <w:pStyle w:val="Normal"/>
+              <w:jc w:val="center"/>
+            </w:pPr>
+            <w:r>
+              <w:t/>
+            </w:r>
+          </w:p>
+        </w:tc>
+        <w:tc>
+          <w:p>
+            <w:pPr>
+              <w:pStyle w:val="Normal"/>
+              <w:jc w:val="center"/>
+            </w:pPr>
+            <w:r>
+              <w:t>-0.155 (0.099)</w:t>
+            </w:r>
+          </w:p>
+        </w:tc>
+        <w:tc>
+          <w:p>
+            <w:pPr>
+              <w:pStyle w:val="Normal"/>
+              <w:jc w:val="center"/>
+            </w:pPr>
+            <w:r>
+              <w:t/>
+            </w:r>
+          </w:p>
+        </w:tc>
+        <w:tc>
+          <w:p>
+            <w:pPr>
+              <w:pStyle w:val="Normal"/>
+              <w:jc w:val="center"/>
+            </w:pPr>
+            <w:r>
+              <w:t>-0.117 (0.115)</w:t>
             </w:r>
           </w:p>
         </w:tc>
@@ -816,73 +590,51 @@
               <w:jc w:val="left"/>
             </w:pPr>
             <w:r>
-              <w:t>0.05 &lt; p &lt; 0.1</w:t>
-            </w:r>
-          </w:p>
-        </w:tc>
-        <w:tc>
-          <w:p>
-            <w:pPr>
-              <w:pStyle w:val="Normal"/>
-              <w:jc w:val="center"/>
-            </w:pPr>
-            <w:r>
-              <w:t>  -0.011</w:t>
-            </w:r>
-          </w:p>
-        </w:tc>
-        <w:tc>
-          <w:p>
-            <w:pPr>
-              <w:pStyle w:val="Normal"/>
-              <w:jc w:val="center"/>
-            </w:pPr>
-            <w:r>
-              <w:t>[-0.016, -0.007]</w:t>
-            </w:r>
-          </w:p>
-        </w:tc>
-        <w:tc>
-          <w:p>
-            <w:pPr>
-              <w:pStyle w:val="Normal"/>
-              <w:jc w:val="center"/>
-            </w:pPr>
-            <w:r>
-              <w:t> -0.015</w:t>
-            </w:r>
-          </w:p>
-        </w:tc>
-        <w:tc>
-          <w:p>
-            <w:pPr>
-              <w:pStyle w:val="Normal"/>
-              <w:jc w:val="center"/>
-            </w:pPr>
-            <w:r>
-              <w:t>[-0.018, -0.012]</w:t>
-            </w:r>
-          </w:p>
-        </w:tc>
-        <w:tc>
-          <w:p>
-            <w:pPr>
-              <w:pStyle w:val="Normal"/>
-              <w:jc w:val="center"/>
-            </w:pPr>
-            <w:r>
-              <w:t>  -0.023</w:t>
-            </w:r>
-          </w:p>
-        </w:tc>
-        <w:tc>
-          <w:p>
-            <w:pPr>
-              <w:pStyle w:val="Normal"/>
-              <w:jc w:val="center"/>
-            </w:pPr>
-            <w:r>
-              <w:t>[-0.026, -0.019]</w:t>
+              <w:t>Environmental Engineering</w:t>
+            </w:r>
+          </w:p>
+        </w:tc>
+        <w:tc>
+          <w:p>
+            <w:pPr>
+              <w:pStyle w:val="Normal"/>
+              <w:jc w:val="center"/>
+            </w:pPr>
+            <w:r>
+              <w:t/>
+            </w:r>
+          </w:p>
+        </w:tc>
+        <w:tc>
+          <w:p>
+            <w:pPr>
+              <w:pStyle w:val="Normal"/>
+              <w:jc w:val="center"/>
+            </w:pPr>
+            <w:r>
+              <w:t>-0.237* (0.138)</w:t>
+            </w:r>
+          </w:p>
+        </w:tc>
+        <w:tc>
+          <w:p>
+            <w:pPr>
+              <w:pStyle w:val="Normal"/>
+              <w:jc w:val="center"/>
+            </w:pPr>
+            <w:r>
+              <w:t/>
+            </w:r>
+          </w:p>
+        </w:tc>
+        <w:tc>
+          <w:p>
+            <w:pPr>
+              <w:pStyle w:val="Normal"/>
+              <w:jc w:val="center"/>
+            </w:pPr>
+            <w:r>
+              <w:t>-0.380 (0.270)</w:t>
             </w:r>
           </w:p>
         </w:tc>
@@ -895,73 +647,51 @@
               <w:jc w:val="left"/>
             </w:pPr>
             <w:r>
-              <w:t>0.01 &lt; p &lt; 0.05</w:t>
-            </w:r>
-          </w:p>
-        </w:tc>
-        <w:tc>
-          <w:p>
-            <w:pPr>
-              <w:pStyle w:val="Normal"/>
-              <w:jc w:val="center"/>
-            </w:pPr>
-            <w:r>
-              <w:t>   0.004</w:t>
-            </w:r>
-          </w:p>
-        </w:tc>
-        <w:tc>
-          <w:p>
-            <w:pPr>
-              <w:pStyle w:val="Normal"/>
-              <w:jc w:val="center"/>
-            </w:pPr>
-            <w:r>
-              <w:t>[-0.006, 0.016]</w:t>
-            </w:r>
-          </w:p>
-        </w:tc>
-        <w:tc>
-          <w:p>
-            <w:pPr>
-              <w:pStyle w:val="Normal"/>
-              <w:jc w:val="center"/>
-            </w:pPr>
-            <w:r>
-              <w:t>  0.006</w:t>
-            </w:r>
-          </w:p>
-        </w:tc>
-        <w:tc>
-          <w:p>
-            <w:pPr>
-              <w:pStyle w:val="Normal"/>
-              <w:jc w:val="center"/>
-            </w:pPr>
-            <w:r>
-              <w:t>[-0.002, 0.014]</w:t>
-            </w:r>
-          </w:p>
-        </w:tc>
-        <w:tc>
-          <w:p>
-            <w:pPr>
-              <w:pStyle w:val="Normal"/>
-              <w:jc w:val="center"/>
-            </w:pPr>
-            <w:r>
-              <w:t>  -0.032</w:t>
-            </w:r>
-          </w:p>
-        </w:tc>
-        <w:tc>
-          <w:p>
-            <w:pPr>
-              <w:pStyle w:val="Normal"/>
-              <w:jc w:val="center"/>
-            </w:pPr>
-            <w:r>
-              <w:t>[-0.038, -0.023]</w:t>
+              <w:t>Health, Toxicology and Mutagenesis</w:t>
+            </w:r>
+          </w:p>
+        </w:tc>
+        <w:tc>
+          <w:p>
+            <w:pPr>
+              <w:pStyle w:val="Normal"/>
+              <w:jc w:val="center"/>
+            </w:pPr>
+            <w:r>
+              <w:t/>
+            </w:r>
+          </w:p>
+        </w:tc>
+        <w:tc>
+          <w:p>
+            <w:pPr>
+              <w:pStyle w:val="Normal"/>
+              <w:jc w:val="center"/>
+            </w:pPr>
+            <w:r>
+              <w:t>-0.242 (0.150)</w:t>
+            </w:r>
+          </w:p>
+        </w:tc>
+        <w:tc>
+          <w:p>
+            <w:pPr>
+              <w:pStyle w:val="Normal"/>
+              <w:jc w:val="center"/>
+            </w:pPr>
+            <w:r>
+              <w:t/>
+            </w:r>
+          </w:p>
+        </w:tc>
+        <w:tc>
+          <w:p>
+            <w:pPr>
+              <w:pStyle w:val="Normal"/>
+              <w:jc w:val="center"/>
+            </w:pPr>
+            <w:r>
+              <w:t>-0.095 (0.142)</w:t>
             </w:r>
           </w:p>
         </w:tc>
@@ -974,73 +704,51 @@
               <w:jc w:val="left"/>
             </w:pPr>
             <w:r>
-              <w:t>0.001 &lt; p &lt; 0.01</w:t>
-            </w:r>
-          </w:p>
-        </w:tc>
-        <w:tc>
-          <w:p>
-            <w:pPr>
-              <w:pStyle w:val="Normal"/>
-              <w:jc w:val="center"/>
-            </w:pPr>
-            <w:r>
-              <w:t>   0.019</w:t>
-            </w:r>
-          </w:p>
-        </w:tc>
-        <w:tc>
-          <w:p>
-            <w:pPr>
-              <w:pStyle w:val="Normal"/>
-              <w:jc w:val="center"/>
-            </w:pPr>
-            <w:r>
-              <w:t>[0.008, 0.032]</w:t>
-            </w:r>
-          </w:p>
-        </w:tc>
-        <w:tc>
-          <w:p>
-            <w:pPr>
-              <w:pStyle w:val="Normal"/>
-              <w:jc w:val="center"/>
-            </w:pPr>
-            <w:r>
-              <w:t>  0.025</w:t>
-            </w:r>
-          </w:p>
-        </w:tc>
-        <w:tc>
-          <w:p>
-            <w:pPr>
-              <w:pStyle w:val="Normal"/>
-              <w:jc w:val="center"/>
-            </w:pPr>
-            <w:r>
-              <w:t>[0.013, 0.033]</w:t>
-            </w:r>
-          </w:p>
-        </w:tc>
-        <w:tc>
-          <w:p>
-            <w:pPr>
-              <w:pStyle w:val="Normal"/>
-              <w:jc w:val="center"/>
-            </w:pPr>
-            <w:r>
-              <w:t>   0.007</w:t>
-            </w:r>
-          </w:p>
-        </w:tc>
-        <w:tc>
-          <w:p>
-            <w:pPr>
-              <w:pStyle w:val="Normal"/>
-              <w:jc w:val="center"/>
-            </w:pPr>
-            <w:r>
-              <w:t>[0, 0.015]</w:t>
+              <w:t>Management, Monitoring, Policy and Law</w:t>
+            </w:r>
+          </w:p>
+        </w:tc>
+        <w:tc>
+          <w:p>
+            <w:pPr>
+              <w:pStyle w:val="Normal"/>
+              <w:jc w:val="center"/>
+            </w:pPr>
+            <w:r>
+              <w:t/>
+            </w:r>
+          </w:p>
+        </w:tc>
+        <w:tc>
+          <w:p>
+            <w:pPr>
+              <w:pStyle w:val="Normal"/>
+              <w:jc w:val="center"/>
+            </w:pPr>
+            <w:r>
+              <w:t>0.019 (0.085)</w:t>
+            </w:r>
+          </w:p>
+        </w:tc>
+        <w:tc>
+          <w:p>
+            <w:pPr>
+              <w:pStyle w:val="Normal"/>
+              <w:jc w:val="center"/>
+            </w:pPr>
+            <w:r>
+              <w:t/>
+            </w:r>
+          </w:p>
+        </w:tc>
+        <w:tc>
+          <w:p>
+            <w:pPr>
+              <w:pStyle w:val="Normal"/>
+              <w:jc w:val="center"/>
+            </w:pPr>
+            <w:r>
+              <w:t>0.307 (0.198)</w:t>
             </w:r>
           </w:p>
         </w:tc>
@@ -1053,73 +761,51 @@
               <w:jc w:val="left"/>
             </w:pPr>
             <w:r>
-              <w:t>p &lt; 0.001</w:t>
-            </w:r>
-          </w:p>
-        </w:tc>
-        <w:tc>
-          <w:p>
-            <w:pPr>
-              <w:pStyle w:val="Normal"/>
-              <w:jc w:val="center"/>
-            </w:pPr>
-            <w:r>
-              <w:t>   0.182</w:t>
-            </w:r>
-          </w:p>
-        </w:tc>
-        <w:tc>
-          <w:p>
-            <w:pPr>
-              <w:pStyle w:val="Normal"/>
-              <w:jc w:val="center"/>
-            </w:pPr>
-            <w:r>
-              <w:t>[0.128, 0.236]</w:t>
-            </w:r>
-          </w:p>
-        </w:tc>
-        <w:tc>
-          <w:p>
-            <w:pPr>
-              <w:pStyle w:val="Normal"/>
-              <w:jc w:val="center"/>
-            </w:pPr>
-            <w:r>
-              <w:t>  0.166</w:t>
-            </w:r>
-          </w:p>
-        </w:tc>
-        <w:tc>
-          <w:p>
-            <w:pPr>
-              <w:pStyle w:val="Normal"/>
-              <w:jc w:val="center"/>
-            </w:pPr>
-            <w:r>
-              <w:t>[0.119, 0.201]</w:t>
-            </w:r>
-          </w:p>
-        </w:tc>
-        <w:tc>
-          <w:p>
-            <w:pPr>
-              <w:pStyle w:val="Normal"/>
-              <w:jc w:val="center"/>
-            </w:pPr>
-            <w:r>
-              <w:t>   0.241</w:t>
-            </w:r>
-          </w:p>
-        </w:tc>
-        <w:tc>
-          <w:p>
-            <w:pPr>
-              <w:pStyle w:val="Normal"/>
-              <w:jc w:val="center"/>
-            </w:pPr>
-            <w:r>
-              <w:t>[0.208, 0.264]</w:t>
+              <w:t>Nature and Landscape Conservation</w:t>
+            </w:r>
+          </w:p>
+        </w:tc>
+        <w:tc>
+          <w:p>
+            <w:pPr>
+              <w:pStyle w:val="Normal"/>
+              <w:jc w:val="center"/>
+            </w:pPr>
+            <w:r>
+              <w:t/>
+            </w:r>
+          </w:p>
+        </w:tc>
+        <w:tc>
+          <w:p>
+            <w:pPr>
+              <w:pStyle w:val="Normal"/>
+              <w:jc w:val="center"/>
+            </w:pPr>
+            <w:r>
+              <w:t>-0.120 (0.095)</w:t>
+            </w:r>
+          </w:p>
+        </w:tc>
+        <w:tc>
+          <w:p>
+            <w:pPr>
+              <w:pStyle w:val="Normal"/>
+              <w:jc w:val="center"/>
+            </w:pPr>
+            <w:r>
+              <w:t/>
+            </w:r>
+          </w:p>
+        </w:tc>
+        <w:tc>
+          <w:p>
+            <w:pPr>
+              <w:pStyle w:val="Normal"/>
+              <w:jc w:val="center"/>
+            </w:pPr>
+            <w:r>
+              <w:t>-0.157 (0.120)</w:t>
             </w:r>
           </w:p>
         </w:tc>
@@ -1132,73 +818,51 @@
               <w:jc w:val="left"/>
             </w:pPr>
             <w:r>
-              <w:t>ESR_{0.1}^{all}</w:t>
-            </w:r>
-          </w:p>
-        </w:tc>
-        <w:tc>
-          <w:p>
-            <w:pPr>
-              <w:pStyle w:val="Normal"/>
-              <w:jc w:val="center"/>
-            </w:pPr>
-            <w:r>
-              <w:t>   0.194</w:t>
-            </w:r>
-          </w:p>
-        </w:tc>
-        <w:tc>
-          <w:p>
-            <w:pPr>
-              <w:pStyle w:val="Normal"/>
-              <w:jc w:val="center"/>
-            </w:pPr>
-            <w:r>
-              <w:t>[0.133, 0.266]</w:t>
-            </w:r>
-          </w:p>
-        </w:tc>
-        <w:tc>
-          <w:p>
-            <w:pPr>
-              <w:pStyle w:val="Normal"/>
-              <w:jc w:val="center"/>
-            </w:pPr>
-            <w:r>
-              <w:t>  0.182</w:t>
-            </w:r>
-          </w:p>
-        </w:tc>
-        <w:tc>
-          <w:p>
-            <w:pPr>
-              <w:pStyle w:val="Normal"/>
-              <w:jc w:val="center"/>
-            </w:pPr>
-            <w:r>
-              <w:t>[0.12, 0.229]</w:t>
-            </w:r>
-          </w:p>
-        </w:tc>
-        <w:tc>
-          <w:p>
-            <w:pPr>
-              <w:pStyle w:val="Normal"/>
-              <w:jc w:val="center"/>
-            </w:pPr>
-            <w:r>
-              <w:t>   0.191</w:t>
-            </w:r>
-          </w:p>
-        </w:tc>
-        <w:tc>
-          <w:p>
-            <w:pPr>
-              <w:pStyle w:val="Normal"/>
-              <w:jc w:val="center"/>
-            </w:pPr>
-            <w:r>
-              <w:t>[0.159, 0.221]</w:t>
+              <w:t>Water Science and Technology</w:t>
+            </w:r>
+          </w:p>
+        </w:tc>
+        <w:tc>
+          <w:p>
+            <w:pPr>
+              <w:pStyle w:val="Normal"/>
+              <w:jc w:val="center"/>
+            </w:pPr>
+            <w:r>
+              <w:t/>
+            </w:r>
+          </w:p>
+        </w:tc>
+        <w:tc>
+          <w:p>
+            <w:pPr>
+              <w:pStyle w:val="Normal"/>
+              <w:jc w:val="center"/>
+            </w:pPr>
+            <w:r>
+              <w:t>-0.328 (0.256)</w:t>
+            </w:r>
+          </w:p>
+        </w:tc>
+        <w:tc>
+          <w:p>
+            <w:pPr>
+              <w:pStyle w:val="Normal"/>
+              <w:jc w:val="center"/>
+            </w:pPr>
+            <w:r>
+              <w:t/>
+            </w:r>
+          </w:p>
+        </w:tc>
+        <w:tc>
+          <w:p>
+            <w:pPr>
+              <w:pStyle w:val="Normal"/>
+              <w:jc w:val="center"/>
+            </w:pPr>
+            <w:r>
+              <w:t>-0.433* (0.246)</w:t>
             </w:r>
           </w:p>
         </w:tc>
@@ -1211,73 +875,51 @@
               <w:jc w:val="left"/>
             </w:pPr>
             <w:r>
-              <w:t>ESR_{0.05}^{all}</w:t>
-            </w:r>
-          </w:p>
-        </w:tc>
-        <w:tc>
-          <w:p>
-            <w:pPr>
-              <w:pStyle w:val="Normal"/>
-              <w:jc w:val="center"/>
-            </w:pPr>
-            <w:r>
-              <w:t>   0.206</w:t>
-            </w:r>
-          </w:p>
-        </w:tc>
-        <w:tc>
-          <w:p>
-            <w:pPr>
-              <w:pStyle w:val="Normal"/>
-              <w:jc w:val="center"/>
-            </w:pPr>
-            <w:r>
-              <w:t>[0.144, 0.275]</w:t>
-            </w:r>
-          </w:p>
-        </w:tc>
-        <w:tc>
-          <w:p>
-            <w:pPr>
-              <w:pStyle w:val="Normal"/>
-              <w:jc w:val="center"/>
-            </w:pPr>
-            <w:r>
-              <w:t>  0.197</w:t>
-            </w:r>
-          </w:p>
-        </w:tc>
-        <w:tc>
-          <w:p>
-            <w:pPr>
-              <w:pStyle w:val="Normal"/>
-              <w:jc w:val="center"/>
-            </w:pPr>
-            <w:r>
-              <w:t>[0.136, 0.244]</w:t>
-            </w:r>
-          </w:p>
-        </w:tc>
-        <w:tc>
-          <w:p>
-            <w:pPr>
-              <w:pStyle w:val="Normal"/>
-              <w:jc w:val="center"/>
-            </w:pPr>
-            <w:r>
-              <w:t>   0.215</w:t>
-            </w:r>
-          </w:p>
-        </w:tc>
-        <w:tc>
-          <w:p>
-            <w:pPr>
-              <w:pStyle w:val="Normal"/>
-              <w:jc w:val="center"/>
-            </w:pPr>
-            <w:r>
-              <w:t>[0.181, 0.245]</w:t>
+              <w:t>Effect size type</w:t>
+            </w:r>
+          </w:p>
+        </w:tc>
+        <w:tc>
+          <w:p>
+            <w:pPr>
+              <w:pStyle w:val="Normal"/>
+              <w:jc w:val="center"/>
+            </w:pPr>
+            <w:r>
+              <w:t>Yes</w:t>
+            </w:r>
+          </w:p>
+        </w:tc>
+        <w:tc>
+          <w:p>
+            <w:pPr>
+              <w:pStyle w:val="Normal"/>
+              <w:jc w:val="center"/>
+            </w:pPr>
+            <w:r>
+              <w:t>Yes</w:t>
+            </w:r>
+          </w:p>
+        </w:tc>
+        <w:tc>
+          <w:p>
+            <w:pPr>
+              <w:pStyle w:val="Normal"/>
+              <w:jc w:val="center"/>
+            </w:pPr>
+            <w:r>
+              <w:t>Yes</w:t>
+            </w:r>
+          </w:p>
+        </w:tc>
+        <w:tc>
+          <w:p>
+            <w:pPr>
+              <w:pStyle w:val="Normal"/>
+              <w:jc w:val="center"/>
+            </w:pPr>
+            <w:r>
+              <w:t>Yes</w:t>
             </w:r>
           </w:p>
         </w:tc>
@@ -1290,73 +932,51 @@
               <w:jc w:val="left"/>
             </w:pPr>
             <w:r>
-              <w:t>ESR_{0.1}^{sig}</w:t>
-            </w:r>
-          </w:p>
-        </w:tc>
-        <w:tc>
-          <w:p>
-            <w:pPr>
-              <w:pStyle w:val="Normal"/>
-              <w:jc w:val="center"/>
-            </w:pPr>
-            <w:r>
-              <w:t>   0.333</w:t>
-            </w:r>
-          </w:p>
-        </w:tc>
-        <w:tc>
-          <w:p>
-            <w:pPr>
-              <w:pStyle w:val="Normal"/>
-              <w:jc w:val="center"/>
-            </w:pPr>
-            <w:r>
-              <w:t>[0.262, 0.421]</w:t>
-            </w:r>
-          </w:p>
-        </w:tc>
-        <w:tc>
-          <w:p>
-            <w:pPr>
-              <w:pStyle w:val="Normal"/>
-              <w:jc w:val="center"/>
-            </w:pPr>
-            <w:r>
-              <w:t>  0.376</w:t>
-            </w:r>
-          </w:p>
-        </w:tc>
-        <w:tc>
-          <w:p>
-            <w:pPr>
-              <w:pStyle w:val="Normal"/>
-              <w:jc w:val="center"/>
-            </w:pPr>
-            <w:r>
-              <w:t>[0.299, 0.437]</w:t>
-            </w:r>
-          </w:p>
-        </w:tc>
-        <w:tc>
-          <w:p>
-            <w:pPr>
-              <w:pStyle w:val="Normal"/>
-              <w:jc w:val="center"/>
-            </w:pPr>
-            <w:r>
-              <w:t>   0.312</w:t>
-            </w:r>
-          </w:p>
-        </w:tc>
-        <w:tc>
-          <w:p>
-            <w:pPr>
-              <w:pStyle w:val="Normal"/>
-              <w:jc w:val="center"/>
-            </w:pPr>
-            <w:r>
-              <w:t>[0.26, 0.358]</w:t>
+              <w:t>AIC</w:t>
+            </w:r>
+          </w:p>
+        </w:tc>
+        <w:tc>
+          <w:p>
+            <w:pPr>
+              <w:pStyle w:val="Normal"/>
+              <w:jc w:val="center"/>
+            </w:pPr>
+            <w:r>
+              <w:t>1818.419</w:t>
+            </w:r>
+          </w:p>
+        </w:tc>
+        <w:tc>
+          <w:p>
+            <w:pPr>
+              <w:pStyle w:val="Normal"/>
+              <w:jc w:val="center"/>
+            </w:pPr>
+            <w:r>
+              <w:t>1825.366</w:t>
+            </w:r>
+          </w:p>
+        </w:tc>
+        <w:tc>
+          <w:p>
+            <w:pPr>
+              <w:pStyle w:val="Normal"/>
+              <w:jc w:val="center"/>
+            </w:pPr>
+            <w:r>
+              <w:t>1707.235</w:t>
+            </w:r>
+          </w:p>
+        </w:tc>
+        <w:tc>
+          <w:p>
+            <w:pPr>
+              <w:pStyle w:val="Normal"/>
+              <w:jc w:val="center"/>
+            </w:pPr>
+            <w:r>
+              <w:t>1710.910</w:t>
             </w:r>
           </w:p>
         </w:tc>
@@ -1369,231 +989,51 @@
               <w:jc w:val="left"/>
             </w:pPr>
             <w:r>
-              <w:t>ESR_{0.05}^{sig}</w:t>
-            </w:r>
-          </w:p>
-        </w:tc>
-        <w:tc>
-          <w:p>
-            <w:pPr>
-              <w:pStyle w:val="Normal"/>
-              <w:jc w:val="center"/>
-            </w:pPr>
-            <w:r>
-              <w:t>   0.389</w:t>
-            </w:r>
-          </w:p>
-        </w:tc>
-        <w:tc>
-          <w:p>
-            <w:pPr>
-              <w:pStyle w:val="Normal"/>
-              <w:jc w:val="center"/>
-            </w:pPr>
-            <w:r>
-              <w:t>[0.31, 0.483]</w:t>
-            </w:r>
-          </w:p>
-        </w:tc>
-        <w:tc>
-          <w:p>
-            <w:pPr>
-              <w:pStyle w:val="Normal"/>
-              <w:jc w:val="center"/>
-            </w:pPr>
-            <w:r>
-              <w:t>  0.457</w:t>
-            </w:r>
-          </w:p>
-        </w:tc>
-        <w:tc>
-          <w:p>
-            <w:pPr>
-              <w:pStyle w:val="Normal"/>
-              <w:jc w:val="center"/>
-            </w:pPr>
-            <w:r>
-              <w:t>[0.375, 0.525]</w:t>
-            </w:r>
-          </w:p>
-        </w:tc>
-        <w:tc>
-          <w:p>
-            <w:pPr>
-              <w:pStyle w:val="Normal"/>
-              <w:jc w:val="center"/>
-            </w:pPr>
-            <w:r>
-              <w:t>   0.386</w:t>
-            </w:r>
-          </w:p>
-        </w:tc>
-        <w:tc>
-          <w:p>
-            <w:pPr>
-              <w:pStyle w:val="Normal"/>
-              <w:jc w:val="center"/>
-            </w:pPr>
-            <w:r>
-              <w:t>[0.33, 0.434]</w:t>
-            </w:r>
-          </w:p>
-        </w:tc>
-      </w:tr>
-      <w:tr>
-        <w:tc>
-          <w:p>
-            <w:pPr>
-              <w:pStyle w:val="Normal"/>
-              <w:jc w:val="left"/>
-            </w:pPr>
-            <w:r>
-              <w:t>No. of meta-analysis</w:t>
-            </w:r>
-          </w:p>
-        </w:tc>
-        <w:tc>
-          <w:p>
-            <w:pPr>
-              <w:pStyle w:val="Normal"/>
-              <w:jc w:val="center"/>
-            </w:pPr>
-            <w:r>
-              <w:t> 162.000</w:t>
-            </w:r>
-          </w:p>
-        </w:tc>
-        <w:tc>
-          <w:p>
-            <w:pPr>
-              <w:pStyle w:val="Normal"/>
-              <w:jc w:val="center"/>
-            </w:pPr>
-            <w:r>
-              <w:t>0</w:t>
-            </w:r>
-          </w:p>
-        </w:tc>
-        <w:tc>
-          <w:p>
-            <w:pPr>
-              <w:pStyle w:val="Normal"/>
-              <w:jc w:val="center"/>
-            </w:pPr>
-            <w:r>
-              <w:t> 65.000</w:t>
-            </w:r>
-          </w:p>
-        </w:tc>
-        <w:tc>
-          <w:p>
-            <w:pPr>
-              <w:pStyle w:val="Normal"/>
-              <w:jc w:val="center"/>
-            </w:pPr>
-            <w:r>
-              <w:t>0</w:t>
-            </w:r>
-          </w:p>
-        </w:tc>
-        <w:tc>
-          <w:p>
-            <w:pPr>
-              <w:pStyle w:val="Normal"/>
-              <w:jc w:val="center"/>
-            </w:pPr>
-            <w:r>
-              <w:t>  40.000</w:t>
-            </w:r>
-          </w:p>
-        </w:tc>
-        <w:tc>
-          <w:p>
-            <w:pPr>
-              <w:pStyle w:val="Normal"/>
-              <w:jc w:val="center"/>
-            </w:pPr>
-            <w:r>
-              <w:t>0</w:t>
-            </w:r>
-          </w:p>
-        </w:tc>
-      </w:tr>
-      <w:tr>
-        <w:tc>
-          <w:p>
-            <w:pPr>
-              <w:pStyle w:val="Normal"/>
-              <w:jc w:val="left"/>
-            </w:pPr>
-            <w:r>
-              <w:t>No. of tests</w:t>
-            </w:r>
-          </w:p>
-        </w:tc>
-        <w:tc>
-          <w:p>
-            <w:pPr>
-              <w:pStyle w:val="Normal"/>
-              <w:jc w:val="center"/>
-            </w:pPr>
-            <w:r>
-              <w:t>20032.000</w:t>
-            </w:r>
-          </w:p>
-        </w:tc>
-        <w:tc>
-          <w:p>
-            <w:pPr>
-              <w:pStyle w:val="Normal"/>
-              <w:jc w:val="center"/>
-            </w:pPr>
-            <w:r>
-              <w:t>0</w:t>
-            </w:r>
-          </w:p>
-        </w:tc>
-        <w:tc>
-          <w:p>
-            <w:pPr>
-              <w:pStyle w:val="Normal"/>
-              <w:jc w:val="center"/>
-            </w:pPr>
-            <w:r>
-              <w:t>8523.000</w:t>
-            </w:r>
-          </w:p>
-        </w:tc>
-        <w:tc>
-          <w:p>
-            <w:pPr>
-              <w:pStyle w:val="Normal"/>
-              <w:jc w:val="center"/>
-            </w:pPr>
-            <w:r>
-              <w:t>0</w:t>
-            </w:r>
-          </w:p>
-        </w:tc>
-        <w:tc>
-          <w:p>
-            <w:pPr>
-              <w:pStyle w:val="Normal"/>
-              <w:jc w:val="center"/>
-            </w:pPr>
-            <w:r>
-              <w:t>12217.000</w:t>
-            </w:r>
-          </w:p>
-        </w:tc>
-        <w:tc>
-          <w:p>
-            <w:pPr>
-              <w:pStyle w:val="Normal"/>
-              <w:jc w:val="center"/>
-            </w:pPr>
-            <w:r>
-              <w:t>0</w:t>
+              <w:t>No. of meta-analyses</w:t>
+            </w:r>
+          </w:p>
+        </w:tc>
+        <w:tc>
+          <w:p>
+            <w:pPr>
+              <w:pStyle w:val="Normal"/>
+              <w:jc w:val="center"/>
+            </w:pPr>
+            <w:r>
+              <w:t>397</w:t>
+            </w:r>
+          </w:p>
+        </w:tc>
+        <w:tc>
+          <w:p>
+            <w:pPr>
+              <w:pStyle w:val="Normal"/>
+              <w:jc w:val="center"/>
+            </w:pPr>
+            <w:r>
+              <w:t>397</w:t>
+            </w:r>
+          </w:p>
+        </w:tc>
+        <w:tc>
+          <w:p>
+            <w:pPr>
+              <w:pStyle w:val="Normal"/>
+              <w:jc w:val="center"/>
+            </w:pPr>
+            <w:r>
+              <w:t>398</w:t>
+            </w:r>
+          </w:p>
+        </w:tc>
+        <w:tc>
+          <w:p>
+            <w:pPr>
+              <w:pStyle w:val="Normal"/>
+              <w:jc w:val="center"/>
+            </w:pPr>
+            <w:r>
+              <w:t>398</w:t>
             </w:r>
           </w:p>
         </w:tc>

--- a/results/supplement/Table_S4.docx
+++ b/results/supplement/Table_S4.docx
@@ -20,51 +20,70 @@
               <w:jc w:val="left"/>
             </w:pPr>
             <w:r>
-              <w:t>Variable</w:t>
-            </w:r>
-          </w:p>
-        </w:tc>
-        <w:tc>
-          <w:p>
-            <w:pPr>
-              <w:pStyle w:val="Normal"/>
-              <w:jc w:val="center"/>
-            </w:pPr>
-            <w:r>
-              <w:t>0% heterogeneity: Model 1 Estimate (SE)</w:t>
-            </w:r>
-          </w:p>
-        </w:tc>
-        <w:tc>
-          <w:p>
-            <w:pPr>
-              <w:pStyle w:val="Normal"/>
-              <w:jc w:val="center"/>
-            </w:pPr>
-            <w:r>
-              <w:t>0% heterogeneity: Model 2 Estimate (SE)</w:t>
-            </w:r>
-          </w:p>
-        </w:tc>
-        <w:tc>
-          <w:p>
-            <w:pPr>
-              <w:pStyle w:val="Normal"/>
-              <w:jc w:val="center"/>
-            </w:pPr>
-            <w:r>
-              <w:t>50% heterogeneity: Model 1 Estimate (SE)</w:t>
-            </w:r>
-          </w:p>
-        </w:tc>
-        <w:tc>
-          <w:p>
-            <w:pPr>
-              <w:pStyle w:val="Normal"/>
-              <w:jc w:val="center"/>
-            </w:pPr>
-            <w:r>
-              <w:t>50% heterogeneity: Model 2 Estimate (SE)</w:t>
+              <w:t>Subfield</w:t>
+            </w:r>
+          </w:p>
+        </w:tc>
+        <w:tc>
+          <w:p>
+            <w:pPr>
+              <w:pStyle w:val="Normal"/>
+              <w:jc w:val="center"/>
+            </w:pPr>
+            <w:r>
+              <w:t>Measure</w:t>
+            </w:r>
+          </w:p>
+        </w:tc>
+        <w:tc>
+          <w:p>
+            <w:pPr>
+              <w:pStyle w:val="Normal"/>
+              <w:jc w:val="center"/>
+            </w:pPr>
+            <w:r>
+              <w:t>(1)
+Half the meta-average
+Difference [95% CI]</w:t>
+            </w:r>
+          </w:p>
+        </w:tc>
+        <w:tc>
+          <w:p>
+            <w:pPr>
+              <w:pStyle w:val="Normal"/>
+              <w:jc w:val="center"/>
+            </w:pPr>
+            <w:r>
+              <w:t>(2)
+Half the meta-average and 25% genuine heterogeneity
+Difference [95% CI]</w:t>
+            </w:r>
+          </w:p>
+        </w:tc>
+        <w:tc>
+          <w:p>
+            <w:pPr>
+              <w:pStyle w:val="Normal"/>
+              <w:jc w:val="center"/>
+            </w:pPr>
+            <w:r>
+              <w:t>(3)
+Half the meta-average and 50% genuine heterogeneity
+Difference [95% CI]</w:t>
+            </w:r>
+          </w:p>
+        </w:tc>
+        <w:tc>
+          <w:p>
+            <w:pPr>
+              <w:pStyle w:val="Normal"/>
+              <w:jc w:val="center"/>
+            </w:pPr>
+            <w:r>
+              <w:t>(4)
+Half the meta-average and 75% genuine heterogeneity
+Difference [95% CI]</w:t>
             </w:r>
           </w:p>
         </w:tc>
@@ -77,51 +96,62 @@
               <w:jc w:val="left"/>
             </w:pPr>
             <w:r>
-              <w:t>Intercept</w:t>
-            </w:r>
-          </w:p>
-        </w:tc>
-        <w:tc>
-          <w:p>
-            <w:pPr>
-              <w:pStyle w:val="Normal"/>
-              <w:jc w:val="center"/>
-            </w:pPr>
-            <w:r>
-              <w:t>53.357 (33.725)</w:t>
-            </w:r>
-          </w:p>
-        </w:tc>
-        <w:tc>
-          <w:p>
-            <w:pPr>
-              <w:pStyle w:val="Normal"/>
-              <w:jc w:val="center"/>
-            </w:pPr>
-            <w:r>
-              <w:t>40.609 (34.332)</w:t>
-            </w:r>
-          </w:p>
-        </w:tc>
-        <w:tc>
-          <w:p>
-            <w:pPr>
-              <w:pStyle w:val="Normal"/>
-              <w:jc w:val="center"/>
-            </w:pPr>
-            <w:r>
-              <w:t>82.661** (32.662)</w:t>
-            </w:r>
-          </w:p>
-        </w:tc>
-        <w:tc>
-          <w:p>
-            <w:pPr>
-              <w:pStyle w:val="Normal"/>
-              <w:jc w:val="center"/>
-            </w:pPr>
-            <w:r>
-              <w:t>65.013** (31.441)</w:t>
+              <w:t>Ecology</w:t>
+            </w:r>
+          </w:p>
+        </w:tc>
+        <w:tc>
+          <w:p>
+            <w:pPr>
+              <w:pStyle w:val="Normal"/>
+              <w:jc w:val="center"/>
+            </w:pPr>
+            <w:r>
+              <w:t>ESR_{0.05}^{sig}</w:t>
+            </w:r>
+          </w:p>
+        </w:tc>
+        <w:tc>
+          <w:p>
+            <w:pPr>
+              <w:pStyle w:val="Normal"/>
+              <w:jc w:val="center"/>
+            </w:pPr>
+            <w:r>
+              <w:t>0.389 [0.31, 0.483]</w:t>
+            </w:r>
+          </w:p>
+        </w:tc>
+        <w:tc>
+          <w:p>
+            <w:pPr>
+              <w:pStyle w:val="Normal"/>
+              <w:jc w:val="center"/>
+            </w:pPr>
+            <w:r>
+              <w:t>0.305 [0.25, 0.369]</w:t>
+            </w:r>
+          </w:p>
+        </w:tc>
+        <w:tc>
+          <w:p>
+            <w:pPr>
+              <w:pStyle w:val="Normal"/>
+              <w:jc w:val="center"/>
+            </w:pPr>
+            <w:r>
+              <w:t>0.24 [0.193, 0.292]</w:t>
+            </w:r>
+          </w:p>
+        </w:tc>
+        <w:tc>
+          <w:p>
+            <w:pPr>
+              <w:pStyle w:val="Normal"/>
+              <w:jc w:val="center"/>
+            </w:pPr>
+            <w:r>
+              <w:t>0.191 [0.147, 0.235]</w:t>
             </w:r>
           </w:p>
         </w:tc>
@@ -134,51 +164,62 @@
               <w:jc w:val="left"/>
             </w:pPr>
             <w:r>
-              <w:t>Median power</w:t>
-            </w:r>
-          </w:p>
-        </w:tc>
-        <w:tc>
-          <w:p>
-            <w:pPr>
-              <w:pStyle w:val="Normal"/>
-              <w:jc w:val="center"/>
-            </w:pPr>
-            <w:r>
-              <w:t>-0.028*** (0.002)</w:t>
-            </w:r>
-          </w:p>
-        </w:tc>
-        <w:tc>
-          <w:p>
-            <w:pPr>
-              <w:pStyle w:val="Normal"/>
-              <w:jc w:val="center"/>
-            </w:pPr>
-            <w:r>
-              <w:t>-0.028*** (0.002)</w:t>
-            </w:r>
-          </w:p>
-        </w:tc>
-        <w:tc>
-          <w:p>
-            <w:pPr>
-              <w:pStyle w:val="Normal"/>
-              <w:jc w:val="center"/>
-            </w:pPr>
-            <w:r>
-              <w:t>-0.018*** (0.001)</w:t>
-            </w:r>
-          </w:p>
-        </w:tc>
-        <w:tc>
-          <w:p>
-            <w:pPr>
-              <w:pStyle w:val="Normal"/>
-              <w:jc w:val="center"/>
-            </w:pPr>
-            <w:r>
-              <w:t>-0.018*** (0.001)</w:t>
+              <w:t>Ecology</w:t>
+            </w:r>
+          </w:p>
+        </w:tc>
+        <w:tc>
+          <w:p>
+            <w:pPr>
+              <w:pStyle w:val="Normal"/>
+              <w:jc w:val="center"/>
+            </w:pPr>
+            <w:r>
+              <w:t>No. of meta-analyses</w:t>
+            </w:r>
+          </w:p>
+        </w:tc>
+        <w:tc>
+          <w:p>
+            <w:pPr>
+              <w:pStyle w:val="Normal"/>
+              <w:jc w:val="center"/>
+            </w:pPr>
+            <w:r>
+              <w:t>162</w:t>
+            </w:r>
+          </w:p>
+        </w:tc>
+        <w:tc>
+          <w:p>
+            <w:pPr>
+              <w:pStyle w:val="Normal"/>
+              <w:jc w:val="center"/>
+            </w:pPr>
+            <w:r>
+              <w:t>162</w:t>
+            </w:r>
+          </w:p>
+        </w:tc>
+        <w:tc>
+          <w:p>
+            <w:pPr>
+              <w:pStyle w:val="Normal"/>
+              <w:jc w:val="center"/>
+            </w:pPr>
+            <w:r>
+              <w:t>162</w:t>
+            </w:r>
+          </w:p>
+        </w:tc>
+        <w:tc>
+          <w:p>
+            <w:pPr>
+              <w:pStyle w:val="Normal"/>
+              <w:jc w:val="center"/>
+            </w:pPr>
+            <w:r>
+              <w:t>162</w:t>
             </w:r>
           </w:p>
         </w:tc>
@@ -191,51 +232,62 @@
               <w:jc w:val="left"/>
             </w:pPr>
             <w:r>
-              <w:t>Experimental research design? (yes)</w:t>
-            </w:r>
-          </w:p>
-        </w:tc>
-        <w:tc>
-          <w:p>
-            <w:pPr>
-              <w:pStyle w:val="Normal"/>
-              <w:jc w:val="center"/>
-            </w:pPr>
-            <w:r>
-              <w:t>0.152** (0.077)</w:t>
-            </w:r>
-          </w:p>
-        </w:tc>
-        <w:tc>
-          <w:p>
-            <w:pPr>
-              <w:pStyle w:val="Normal"/>
-              <w:jc w:val="center"/>
-            </w:pPr>
-            <w:r>
-              <w:t>0.116 (0.077)</w:t>
-            </w:r>
-          </w:p>
-        </w:tc>
-        <w:tc>
-          <w:p>
-            <w:pPr>
-              <w:pStyle w:val="Normal"/>
-              <w:jc w:val="center"/>
-            </w:pPr>
-            <w:r>
-              <w:t>0.162 (0.106)</w:t>
-            </w:r>
-          </w:p>
-        </w:tc>
-        <w:tc>
-          <w:p>
-            <w:pPr>
-              <w:pStyle w:val="Normal"/>
-              <w:jc w:val="center"/>
-            </w:pPr>
-            <w:r>
-              <w:t>0.115 (0.105)</w:t>
+              <w:t>Ecology</w:t>
+            </w:r>
+          </w:p>
+        </w:tc>
+        <w:tc>
+          <w:p>
+            <w:pPr>
+              <w:pStyle w:val="Normal"/>
+              <w:jc w:val="center"/>
+            </w:pPr>
+            <w:r>
+              <w:t>No. of tests</w:t>
+            </w:r>
+          </w:p>
+        </w:tc>
+        <w:tc>
+          <w:p>
+            <w:pPr>
+              <w:pStyle w:val="Normal"/>
+              <w:jc w:val="center"/>
+            </w:pPr>
+            <w:r>
+              <w:t>20032</w:t>
+            </w:r>
+          </w:p>
+        </w:tc>
+        <w:tc>
+          <w:p>
+            <w:pPr>
+              <w:pStyle w:val="Normal"/>
+              <w:jc w:val="center"/>
+            </w:pPr>
+            <w:r>
+              <w:t>20032</w:t>
+            </w:r>
+          </w:p>
+        </w:tc>
+        <w:tc>
+          <w:p>
+            <w:pPr>
+              <w:pStyle w:val="Normal"/>
+              <w:jc w:val="center"/>
+            </w:pPr>
+            <w:r>
+              <w:t>20032</w:t>
+            </w:r>
+          </w:p>
+        </w:tc>
+        <w:tc>
+          <w:p>
+            <w:pPr>
+              <w:pStyle w:val="Normal"/>
+              <w:jc w:val="center"/>
+            </w:pPr>
+            <w:r>
+              <w:t>20032</w:t>
             </w:r>
           </w:p>
         </w:tc>
@@ -248,51 +300,62 @@
               <w:jc w:val="left"/>
             </w:pPr>
             <w:r>
-              <w:t>Followed reporting guidelines? (yes)</w:t>
-            </w:r>
-          </w:p>
-        </w:tc>
-        <w:tc>
-          <w:p>
-            <w:pPr>
-              <w:pStyle w:val="Normal"/>
-              <w:jc w:val="center"/>
-            </w:pPr>
-            <w:r>
-              <w:t>0.049 (0.094)</w:t>
-            </w:r>
-          </w:p>
-        </w:tc>
-        <w:tc>
-          <w:p>
-            <w:pPr>
-              <w:pStyle w:val="Normal"/>
-              <w:jc w:val="center"/>
-            </w:pPr>
-            <w:r>
-              <w:t>0.058 (0.110)</w:t>
-            </w:r>
-          </w:p>
-        </w:tc>
-        <w:tc>
-          <w:p>
-            <w:pPr>
-              <w:pStyle w:val="Normal"/>
-              <w:jc w:val="center"/>
-            </w:pPr>
-            <w:r>
-              <w:t>0.151 (0.095)</w:t>
-            </w:r>
-          </w:p>
-        </w:tc>
-        <w:tc>
-          <w:p>
-            <w:pPr>
-              <w:pStyle w:val="Normal"/>
-              <w:jc w:val="center"/>
-            </w:pPr>
-            <w:r>
-              <w:t>0.172* (0.101)</w:t>
+              <w:t>Environmental Chemistry</w:t>
+            </w:r>
+          </w:p>
+        </w:tc>
+        <w:tc>
+          <w:p>
+            <w:pPr>
+              <w:pStyle w:val="Normal"/>
+              <w:jc w:val="center"/>
+            </w:pPr>
+            <w:r>
+              <w:t>ESR_{0.05}^{sig}</w:t>
+            </w:r>
+          </w:p>
+        </w:tc>
+        <w:tc>
+          <w:p>
+            <w:pPr>
+              <w:pStyle w:val="Normal"/>
+              <w:jc w:val="center"/>
+            </w:pPr>
+            <w:r>
+              <w:t>0.457 [0.375, 0.525]</w:t>
+            </w:r>
+          </w:p>
+        </w:tc>
+        <w:tc>
+          <w:p>
+            <w:pPr>
+              <w:pStyle w:val="Normal"/>
+              <w:jc w:val="center"/>
+            </w:pPr>
+            <w:r>
+              <w:t>0.318 [0.269, 0.366]</w:t>
+            </w:r>
+          </w:p>
+        </w:tc>
+        <w:tc>
+          <w:p>
+            <w:pPr>
+              <w:pStyle w:val="Normal"/>
+              <w:jc w:val="center"/>
+            </w:pPr>
+            <w:r>
+              <w:t>0.211 [0.164, 0.262]</w:t>
+            </w:r>
+          </w:p>
+        </w:tc>
+        <w:tc>
+          <w:p>
+            <w:pPr>
+              <w:pStyle w:val="Normal"/>
+              <w:jc w:val="center"/>
+            </w:pPr>
+            <w:r>
+              <w:t>0.131 [0.082, 0.189]</w:t>
             </w:r>
           </w:p>
         </w:tc>
@@ -305,51 +368,62 @@
               <w:jc w:val="left"/>
             </w:pPr>
             <w:r>
-              <w:t>Protocol registered? (yes)</w:t>
-            </w:r>
-          </w:p>
-        </w:tc>
-        <w:tc>
-          <w:p>
-            <w:pPr>
-              <w:pStyle w:val="Normal"/>
-              <w:jc w:val="center"/>
-            </w:pPr>
-            <w:r>
-              <w:t>-0.110 (0.106)</w:t>
-            </w:r>
-          </w:p>
-        </w:tc>
-        <w:tc>
-          <w:p>
-            <w:pPr>
-              <w:pStyle w:val="Normal"/>
-              <w:jc w:val="center"/>
-            </w:pPr>
-            <w:r>
-              <w:t>-0.159 (0.119)</w:t>
-            </w:r>
-          </w:p>
-        </w:tc>
-        <w:tc>
-          <w:p>
-            <w:pPr>
-              <w:pStyle w:val="Normal"/>
-              <w:jc w:val="center"/>
-            </w:pPr>
-            <w:r>
-              <w:t>0.038 (0.136)</w:t>
-            </w:r>
-          </w:p>
-        </w:tc>
-        <w:tc>
-          <w:p>
-            <w:pPr>
-              <w:pStyle w:val="Normal"/>
-              <w:jc w:val="center"/>
-            </w:pPr>
-            <w:r>
-              <w:t>0.007 (0.150)</w:t>
+              <w:t>Environmental Chemistry</w:t>
+            </w:r>
+          </w:p>
+        </w:tc>
+        <w:tc>
+          <w:p>
+            <w:pPr>
+              <w:pStyle w:val="Normal"/>
+              <w:jc w:val="center"/>
+            </w:pPr>
+            <w:r>
+              <w:t>No. of meta-analyses</w:t>
+            </w:r>
+          </w:p>
+        </w:tc>
+        <w:tc>
+          <w:p>
+            <w:pPr>
+              <w:pStyle w:val="Normal"/>
+              <w:jc w:val="center"/>
+            </w:pPr>
+            <w:r>
+              <w:t>65</w:t>
+            </w:r>
+          </w:p>
+        </w:tc>
+        <w:tc>
+          <w:p>
+            <w:pPr>
+              <w:pStyle w:val="Normal"/>
+              <w:jc w:val="center"/>
+            </w:pPr>
+            <w:r>
+              <w:t>65</w:t>
+            </w:r>
+          </w:p>
+        </w:tc>
+        <w:tc>
+          <w:p>
+            <w:pPr>
+              <w:pStyle w:val="Normal"/>
+              <w:jc w:val="center"/>
+            </w:pPr>
+            <w:r>
+              <w:t>65</w:t>
+            </w:r>
+          </w:p>
+        </w:tc>
+        <w:tc>
+          <w:p>
+            <w:pPr>
+              <w:pStyle w:val="Normal"/>
+              <w:jc w:val="center"/>
+            </w:pPr>
+            <w:r>
+              <w:t>65</w:t>
             </w:r>
           </w:p>
         </w:tc>
@@ -362,51 +436,62 @@
               <w:jc w:val="left"/>
             </w:pPr>
             <w:r>
-              <w:t>Log number of independent studies</w:t>
-            </w:r>
-          </w:p>
-        </w:tc>
-        <w:tc>
-          <w:p>
-            <w:pPr>
-              <w:pStyle w:val="Normal"/>
-              <w:jc w:val="center"/>
-            </w:pPr>
-            <w:r>
-              <w:t>-0.127*** (0.040)</w:t>
-            </w:r>
-          </w:p>
-        </w:tc>
-        <w:tc>
-          <w:p>
-            <w:pPr>
-              <w:pStyle w:val="Normal"/>
-              <w:jc w:val="center"/>
-            </w:pPr>
-            <w:r>
-              <w:t>-0.116*** (0.042)</w:t>
-            </w:r>
-          </w:p>
-        </w:tc>
-        <w:tc>
-          <w:p>
-            <w:pPr>
-              <w:pStyle w:val="Normal"/>
-              <w:jc w:val="center"/>
-            </w:pPr>
-            <w:r>
-              <w:t>-0.165*** (0.056)</w:t>
-            </w:r>
-          </w:p>
-        </w:tc>
-        <w:tc>
-          <w:p>
-            <w:pPr>
-              <w:pStyle w:val="Normal"/>
-              <w:jc w:val="center"/>
-            </w:pPr>
-            <w:r>
-              <w:t>-0.131** (0.056)</w:t>
+              <w:t>Environmental Chemistry</w:t>
+            </w:r>
+          </w:p>
+        </w:tc>
+        <w:tc>
+          <w:p>
+            <w:pPr>
+              <w:pStyle w:val="Normal"/>
+              <w:jc w:val="center"/>
+            </w:pPr>
+            <w:r>
+              <w:t>No. of tests</w:t>
+            </w:r>
+          </w:p>
+        </w:tc>
+        <w:tc>
+          <w:p>
+            <w:pPr>
+              <w:pStyle w:val="Normal"/>
+              <w:jc w:val="center"/>
+            </w:pPr>
+            <w:r>
+              <w:t>8523</w:t>
+            </w:r>
+          </w:p>
+        </w:tc>
+        <w:tc>
+          <w:p>
+            <w:pPr>
+              <w:pStyle w:val="Normal"/>
+              <w:jc w:val="center"/>
+            </w:pPr>
+            <w:r>
+              <w:t>8523</w:t>
+            </w:r>
+          </w:p>
+        </w:tc>
+        <w:tc>
+          <w:p>
+            <w:pPr>
+              <w:pStyle w:val="Normal"/>
+              <w:jc w:val="center"/>
+            </w:pPr>
+            <w:r>
+              <w:t>8523</w:t>
+            </w:r>
+          </w:p>
+        </w:tc>
+        <w:tc>
+          <w:p>
+            <w:pPr>
+              <w:pStyle w:val="Normal"/>
+              <w:jc w:val="center"/>
+            </w:pPr>
+            <w:r>
+              <w:t>8523</w:t>
             </w:r>
           </w:p>
         </w:tc>
@@ -419,51 +504,62 @@
               <w:jc w:val="left"/>
             </w:pPr>
             <w:r>
-              <w:t>Log journal impact factor</w:t>
-            </w:r>
-          </w:p>
-        </w:tc>
-        <w:tc>
-          <w:p>
-            <w:pPr>
-              <w:pStyle w:val="Normal"/>
-              <w:jc w:val="center"/>
-            </w:pPr>
-            <w:r>
-              <w:t>-0.084 (0.074)</w:t>
-            </w:r>
-          </w:p>
-        </w:tc>
-        <w:tc>
-          <w:p>
-            <w:pPr>
-              <w:pStyle w:val="Normal"/>
-              <w:jc w:val="center"/>
-            </w:pPr>
-            <w:r>
-              <w:t>-0.106 (0.087)</w:t>
-            </w:r>
-          </w:p>
-        </w:tc>
-        <w:tc>
-          <w:p>
-            <w:pPr>
-              <w:pStyle w:val="Normal"/>
-              <w:jc w:val="center"/>
-            </w:pPr>
-            <w:r>
-              <w:t>-0.034 (0.084)</w:t>
-            </w:r>
-          </w:p>
-        </w:tc>
-        <w:tc>
-          <w:p>
-            <w:pPr>
-              <w:pStyle w:val="Normal"/>
-              <w:jc w:val="center"/>
-            </w:pPr>
-            <w:r>
-              <w:t>-0.110 (0.088)</w:t>
+              <w:t>Environmental Engineering</w:t>
+            </w:r>
+          </w:p>
+        </w:tc>
+        <w:tc>
+          <w:p>
+            <w:pPr>
+              <w:pStyle w:val="Normal"/>
+              <w:jc w:val="center"/>
+            </w:pPr>
+            <w:r>
+              <w:t>ESR_{0.05}^{sig}</w:t>
+            </w:r>
+          </w:p>
+        </w:tc>
+        <w:tc>
+          <w:p>
+            <w:pPr>
+              <w:pStyle w:val="Normal"/>
+              <w:jc w:val="center"/>
+            </w:pPr>
+            <w:r>
+              <w:t>0.386 [0.33, 0.434]</w:t>
+            </w:r>
+          </w:p>
+        </w:tc>
+        <w:tc>
+          <w:p>
+            <w:pPr>
+              <w:pStyle w:val="Normal"/>
+              <w:jc w:val="center"/>
+            </w:pPr>
+            <w:r>
+              <w:t>0.244 [0.211, 0.274]</w:t>
+            </w:r>
+          </w:p>
+        </w:tc>
+        <w:tc>
+          <w:p>
+            <w:pPr>
+              <w:pStyle w:val="Normal"/>
+              <w:jc w:val="center"/>
+            </w:pPr>
+            <w:r>
+              <w:t>0.13 [0.095, 0.169]</w:t>
+            </w:r>
+          </w:p>
+        </w:tc>
+        <w:tc>
+          <w:p>
+            <w:pPr>
+              <w:pStyle w:val="Normal"/>
+              <w:jc w:val="center"/>
+            </w:pPr>
+            <w:r>
+              <w:t>0.051 [0.014, 0.095]</w:t>
             </w:r>
           </w:p>
         </w:tc>
@@ -476,51 +572,62 @@
               <w:jc w:val="left"/>
             </w:pPr>
             <w:r>
-              <w:t>Publication year</w:t>
-            </w:r>
-          </w:p>
-        </w:tc>
-        <w:tc>
-          <w:p>
-            <w:pPr>
-              <w:pStyle w:val="Normal"/>
-              <w:jc w:val="center"/>
-            </w:pPr>
-            <w:r>
-              <w:t>-0.026 (0.017)</w:t>
-            </w:r>
-          </w:p>
-        </w:tc>
-        <w:tc>
-          <w:p>
-            <w:pPr>
-              <w:pStyle w:val="Normal"/>
-              <w:jc w:val="center"/>
-            </w:pPr>
-            <w:r>
-              <w:t>-0.020 (0.017)</w:t>
-            </w:r>
-          </w:p>
-        </w:tc>
-        <w:tc>
-          <w:p>
-            <w:pPr>
-              <w:pStyle w:val="Normal"/>
-              <w:jc w:val="center"/>
-            </w:pPr>
-            <w:r>
-              <w:t>-0.041** (0.016)</w:t>
-            </w:r>
-          </w:p>
-        </w:tc>
-        <w:tc>
-          <w:p>
-            <w:pPr>
-              <w:pStyle w:val="Normal"/>
-              <w:jc w:val="center"/>
-            </w:pPr>
-            <w:r>
-              <w:t>-0.032** (0.016)</w:t>
+              <w:t>Environmental Engineering</w:t>
+            </w:r>
+          </w:p>
+        </w:tc>
+        <w:tc>
+          <w:p>
+            <w:pPr>
+              <w:pStyle w:val="Normal"/>
+              <w:jc w:val="center"/>
+            </w:pPr>
+            <w:r>
+              <w:t>No. of meta-analyses</w:t>
+            </w:r>
+          </w:p>
+        </w:tc>
+        <w:tc>
+          <w:p>
+            <w:pPr>
+              <w:pStyle w:val="Normal"/>
+              <w:jc w:val="center"/>
+            </w:pPr>
+            <w:r>
+              <w:t>40</w:t>
+            </w:r>
+          </w:p>
+        </w:tc>
+        <w:tc>
+          <w:p>
+            <w:pPr>
+              <w:pStyle w:val="Normal"/>
+              <w:jc w:val="center"/>
+            </w:pPr>
+            <w:r>
+              <w:t>40</w:t>
+            </w:r>
+          </w:p>
+        </w:tc>
+        <w:tc>
+          <w:p>
+            <w:pPr>
+              <w:pStyle w:val="Normal"/>
+              <w:jc w:val="center"/>
+            </w:pPr>
+            <w:r>
+              <w:t>40</w:t>
+            </w:r>
+          </w:p>
+        </w:tc>
+        <w:tc>
+          <w:p>
+            <w:pPr>
+              <w:pStyle w:val="Normal"/>
+              <w:jc w:val="center"/>
+            </w:pPr>
+            <w:r>
+              <w:t>40</w:t>
             </w:r>
           </w:p>
         </w:tc>
@@ -533,51 +640,62 @@
               <w:jc w:val="left"/>
             </w:pPr>
             <w:r>
-              <w:t>Environmental Chemistry</w:t>
-            </w:r>
-          </w:p>
-        </w:tc>
-        <w:tc>
-          <w:p>
-            <w:pPr>
-              <w:pStyle w:val="Normal"/>
-              <w:jc w:val="center"/>
-            </w:pPr>
-            <w:r>
-              <w:t/>
-            </w:r>
-          </w:p>
-        </w:tc>
-        <w:tc>
-          <w:p>
-            <w:pPr>
-              <w:pStyle w:val="Normal"/>
-              <w:jc w:val="center"/>
-            </w:pPr>
-            <w:r>
-              <w:t>-0.155 (0.099)</w:t>
-            </w:r>
-          </w:p>
-        </w:tc>
-        <w:tc>
-          <w:p>
-            <w:pPr>
-              <w:pStyle w:val="Normal"/>
-              <w:jc w:val="center"/>
-            </w:pPr>
-            <w:r>
-              <w:t/>
-            </w:r>
-          </w:p>
-        </w:tc>
-        <w:tc>
-          <w:p>
-            <w:pPr>
-              <w:pStyle w:val="Normal"/>
-              <w:jc w:val="center"/>
-            </w:pPr>
-            <w:r>
-              <w:t>-0.117 (0.115)</w:t>
+              <w:t>Environmental Engineering</w:t>
+            </w:r>
+          </w:p>
+        </w:tc>
+        <w:tc>
+          <w:p>
+            <w:pPr>
+              <w:pStyle w:val="Normal"/>
+              <w:jc w:val="center"/>
+            </w:pPr>
+            <w:r>
+              <w:t>No. of tests</w:t>
+            </w:r>
+          </w:p>
+        </w:tc>
+        <w:tc>
+          <w:p>
+            <w:pPr>
+              <w:pStyle w:val="Normal"/>
+              <w:jc w:val="center"/>
+            </w:pPr>
+            <w:r>
+              <w:t>12217</w:t>
+            </w:r>
+          </w:p>
+        </w:tc>
+        <w:tc>
+          <w:p>
+            <w:pPr>
+              <w:pStyle w:val="Normal"/>
+              <w:jc w:val="center"/>
+            </w:pPr>
+            <w:r>
+              <w:t>12217</w:t>
+            </w:r>
+          </w:p>
+        </w:tc>
+        <w:tc>
+          <w:p>
+            <w:pPr>
+              <w:pStyle w:val="Normal"/>
+              <w:jc w:val="center"/>
+            </w:pPr>
+            <w:r>
+              <w:t>12217</w:t>
+            </w:r>
+          </w:p>
+        </w:tc>
+        <w:tc>
+          <w:p>
+            <w:pPr>
+              <w:pStyle w:val="Normal"/>
+              <w:jc w:val="center"/>
+            </w:pPr>
+            <w:r>
+              <w:t>12217</w:t>
             </w:r>
           </w:p>
         </w:tc>
@@ -590,51 +708,62 @@
               <w:jc w:val="left"/>
             </w:pPr>
             <w:r>
-              <w:t>Environmental Engineering</w:t>
-            </w:r>
-          </w:p>
-        </w:tc>
-        <w:tc>
-          <w:p>
-            <w:pPr>
-              <w:pStyle w:val="Normal"/>
-              <w:jc w:val="center"/>
-            </w:pPr>
-            <w:r>
-              <w:t/>
-            </w:r>
-          </w:p>
-        </w:tc>
-        <w:tc>
-          <w:p>
-            <w:pPr>
-              <w:pStyle w:val="Normal"/>
-              <w:jc w:val="center"/>
-            </w:pPr>
-            <w:r>
-              <w:t>-0.237* (0.138)</w:t>
-            </w:r>
-          </w:p>
-        </w:tc>
-        <w:tc>
-          <w:p>
-            <w:pPr>
-              <w:pStyle w:val="Normal"/>
-              <w:jc w:val="center"/>
-            </w:pPr>
-            <w:r>
-              <w:t/>
-            </w:r>
-          </w:p>
-        </w:tc>
-        <w:tc>
-          <w:p>
-            <w:pPr>
-              <w:pStyle w:val="Normal"/>
-              <w:jc w:val="center"/>
-            </w:pPr>
-            <w:r>
-              <w:t>-0.380 (0.270)</w:t>
+              <w:t>Health, Toxicology and Mutagenesis</w:t>
+            </w:r>
+          </w:p>
+        </w:tc>
+        <w:tc>
+          <w:p>
+            <w:pPr>
+              <w:pStyle w:val="Normal"/>
+              <w:jc w:val="center"/>
+            </w:pPr>
+            <w:r>
+              <w:t>ESR_{0.05}^{sig}</w:t>
+            </w:r>
+          </w:p>
+        </w:tc>
+        <w:tc>
+          <w:p>
+            <w:pPr>
+              <w:pStyle w:val="Normal"/>
+              <w:jc w:val="center"/>
+            </w:pPr>
+            <w:r>
+              <w:t>0.179 [0.092, 0.306]</w:t>
+            </w:r>
+          </w:p>
+        </w:tc>
+        <w:tc>
+          <w:p>
+            <w:pPr>
+              <w:pStyle w:val="Normal"/>
+              <w:jc w:val="center"/>
+            </w:pPr>
+            <w:r>
+              <w:t>0.156 [0.077, 0.277]</w:t>
+            </w:r>
+          </w:p>
+        </w:tc>
+        <w:tc>
+          <w:p>
+            <w:pPr>
+              <w:pStyle w:val="Normal"/>
+              <w:jc w:val="center"/>
+            </w:pPr>
+            <w:r>
+              <w:t>0.124 [0.049, 0.238]</w:t>
+            </w:r>
+          </w:p>
+        </w:tc>
+        <w:tc>
+          <w:p>
+            <w:pPr>
+              <w:pStyle w:val="Normal"/>
+              <w:jc w:val="center"/>
+            </w:pPr>
+            <w:r>
+              <w:t>0.1 [0.028, 0.208]</w:t>
             </w:r>
           </w:p>
         </w:tc>
@@ -658,40 +787,51 @@
               <w:jc w:val="center"/>
             </w:pPr>
             <w:r>
-              <w:t/>
-            </w:r>
-          </w:p>
-        </w:tc>
-        <w:tc>
-          <w:p>
-            <w:pPr>
-              <w:pStyle w:val="Normal"/>
-              <w:jc w:val="center"/>
-            </w:pPr>
-            <w:r>
-              <w:t>-0.242 (0.150)</w:t>
-            </w:r>
-          </w:p>
-        </w:tc>
-        <w:tc>
-          <w:p>
-            <w:pPr>
-              <w:pStyle w:val="Normal"/>
-              <w:jc w:val="center"/>
-            </w:pPr>
-            <w:r>
-              <w:t/>
-            </w:r>
-          </w:p>
-        </w:tc>
-        <w:tc>
-          <w:p>
-            <w:pPr>
-              <w:pStyle w:val="Normal"/>
-              <w:jc w:val="center"/>
-            </w:pPr>
-            <w:r>
-              <w:t>-0.095 (0.142)</w:t>
+              <w:t>No. of meta-analyses</w:t>
+            </w:r>
+          </w:p>
+        </w:tc>
+        <w:tc>
+          <w:p>
+            <w:pPr>
+              <w:pStyle w:val="Normal"/>
+              <w:jc w:val="center"/>
+            </w:pPr>
+            <w:r>
+              <w:t>283</w:t>
+            </w:r>
+          </w:p>
+        </w:tc>
+        <w:tc>
+          <w:p>
+            <w:pPr>
+              <w:pStyle w:val="Normal"/>
+              <w:jc w:val="center"/>
+            </w:pPr>
+            <w:r>
+              <w:t>283</w:t>
+            </w:r>
+          </w:p>
+        </w:tc>
+        <w:tc>
+          <w:p>
+            <w:pPr>
+              <w:pStyle w:val="Normal"/>
+              <w:jc w:val="center"/>
+            </w:pPr>
+            <w:r>
+              <w:t>283</w:t>
+            </w:r>
+          </w:p>
+        </w:tc>
+        <w:tc>
+          <w:p>
+            <w:pPr>
+              <w:pStyle w:val="Normal"/>
+              <w:jc w:val="center"/>
+            </w:pPr>
+            <w:r>
+              <w:t>283</w:t>
             </w:r>
           </w:p>
         </w:tc>
@@ -704,51 +844,62 @@
               <w:jc w:val="left"/>
             </w:pPr>
             <w:r>
-              <w:t>Management, Monitoring, Policy and Law</w:t>
-            </w:r>
-          </w:p>
-        </w:tc>
-        <w:tc>
-          <w:p>
-            <w:pPr>
-              <w:pStyle w:val="Normal"/>
-              <w:jc w:val="center"/>
-            </w:pPr>
-            <w:r>
-              <w:t/>
-            </w:r>
-          </w:p>
-        </w:tc>
-        <w:tc>
-          <w:p>
-            <w:pPr>
-              <w:pStyle w:val="Normal"/>
-              <w:jc w:val="center"/>
-            </w:pPr>
-            <w:r>
-              <w:t>0.019 (0.085)</w:t>
-            </w:r>
-          </w:p>
-        </w:tc>
-        <w:tc>
-          <w:p>
-            <w:pPr>
-              <w:pStyle w:val="Normal"/>
-              <w:jc w:val="center"/>
-            </w:pPr>
-            <w:r>
-              <w:t/>
-            </w:r>
-          </w:p>
-        </w:tc>
-        <w:tc>
-          <w:p>
-            <w:pPr>
-              <w:pStyle w:val="Normal"/>
-              <w:jc w:val="center"/>
-            </w:pPr>
-            <w:r>
-              <w:t>0.307 (0.198)</w:t>
+              <w:t>Health, Toxicology and Mutagenesis</w:t>
+            </w:r>
+          </w:p>
+        </w:tc>
+        <w:tc>
+          <w:p>
+            <w:pPr>
+              <w:pStyle w:val="Normal"/>
+              <w:jc w:val="center"/>
+            </w:pPr>
+            <w:r>
+              <w:t>No. of tests</w:t>
+            </w:r>
+          </w:p>
+        </w:tc>
+        <w:tc>
+          <w:p>
+            <w:pPr>
+              <w:pStyle w:val="Normal"/>
+              <w:jc w:val="center"/>
+            </w:pPr>
+            <w:r>
+              <w:t>8378</w:t>
+            </w:r>
+          </w:p>
+        </w:tc>
+        <w:tc>
+          <w:p>
+            <w:pPr>
+              <w:pStyle w:val="Normal"/>
+              <w:jc w:val="center"/>
+            </w:pPr>
+            <w:r>
+              <w:t>8378</w:t>
+            </w:r>
+          </w:p>
+        </w:tc>
+        <w:tc>
+          <w:p>
+            <w:pPr>
+              <w:pStyle w:val="Normal"/>
+              <w:jc w:val="center"/>
+            </w:pPr>
+            <w:r>
+              <w:t>8378</w:t>
+            </w:r>
+          </w:p>
+        </w:tc>
+        <w:tc>
+          <w:p>
+            <w:pPr>
+              <w:pStyle w:val="Normal"/>
+              <w:jc w:val="center"/>
+            </w:pPr>
+            <w:r>
+              <w:t>8378</w:t>
             </w:r>
           </w:p>
         </w:tc>
@@ -761,51 +912,62 @@
               <w:jc w:val="left"/>
             </w:pPr>
             <w:r>
-              <w:t>Nature and Landscape Conservation</w:t>
-            </w:r>
-          </w:p>
-        </w:tc>
-        <w:tc>
-          <w:p>
-            <w:pPr>
-              <w:pStyle w:val="Normal"/>
-              <w:jc w:val="center"/>
-            </w:pPr>
-            <w:r>
-              <w:t/>
-            </w:r>
-          </w:p>
-        </w:tc>
-        <w:tc>
-          <w:p>
-            <w:pPr>
-              <w:pStyle w:val="Normal"/>
-              <w:jc w:val="center"/>
-            </w:pPr>
-            <w:r>
-              <w:t>-0.120 (0.095)</w:t>
-            </w:r>
-          </w:p>
-        </w:tc>
-        <w:tc>
-          <w:p>
-            <w:pPr>
-              <w:pStyle w:val="Normal"/>
-              <w:jc w:val="center"/>
-            </w:pPr>
-            <w:r>
-              <w:t/>
-            </w:r>
-          </w:p>
-        </w:tc>
-        <w:tc>
-          <w:p>
-            <w:pPr>
-              <w:pStyle w:val="Normal"/>
-              <w:jc w:val="center"/>
-            </w:pPr>
-            <w:r>
-              <w:t>-0.157 (0.120)</w:t>
+              <w:t>Management, Monitoring, Policy and Law</w:t>
+            </w:r>
+          </w:p>
+        </w:tc>
+        <w:tc>
+          <w:p>
+            <w:pPr>
+              <w:pStyle w:val="Normal"/>
+              <w:jc w:val="center"/>
+            </w:pPr>
+            <w:r>
+              <w:t>ESR_{0.05}^{sig}</w:t>
+            </w:r>
+          </w:p>
+        </w:tc>
+        <w:tc>
+          <w:p>
+            <w:pPr>
+              <w:pStyle w:val="Normal"/>
+              <w:jc w:val="center"/>
+            </w:pPr>
+            <w:r>
+              <w:t>0.542 [0.369, 0.708]</w:t>
+            </w:r>
+          </w:p>
+        </w:tc>
+        <w:tc>
+          <w:p>
+            <w:pPr>
+              <w:pStyle w:val="Normal"/>
+              <w:jc w:val="center"/>
+            </w:pPr>
+            <w:r>
+              <w:t>0.48 [0.326, 0.614]</w:t>
+            </w:r>
+          </w:p>
+        </w:tc>
+        <w:tc>
+          <w:p>
+            <w:pPr>
+              <w:pStyle w:val="Normal"/>
+              <w:jc w:val="center"/>
+            </w:pPr>
+            <w:r>
+              <w:t>0.435 [0.271, 0.574]</w:t>
+            </w:r>
+          </w:p>
+        </w:tc>
+        <w:tc>
+          <w:p>
+            <w:pPr>
+              <w:pStyle w:val="Normal"/>
+              <w:jc w:val="center"/>
+            </w:pPr>
+            <w:r>
+              <w:t>0.397 [0.217, 0.548]</w:t>
             </w:r>
           </w:p>
         </w:tc>
@@ -818,51 +980,62 @@
               <w:jc w:val="left"/>
             </w:pPr>
             <w:r>
-              <w:t>Water Science and Technology</w:t>
-            </w:r>
-          </w:p>
-        </w:tc>
-        <w:tc>
-          <w:p>
-            <w:pPr>
-              <w:pStyle w:val="Normal"/>
-              <w:jc w:val="center"/>
-            </w:pPr>
-            <w:r>
-              <w:t/>
-            </w:r>
-          </w:p>
-        </w:tc>
-        <w:tc>
-          <w:p>
-            <w:pPr>
-              <w:pStyle w:val="Normal"/>
-              <w:jc w:val="center"/>
-            </w:pPr>
-            <w:r>
-              <w:t>-0.328 (0.256)</w:t>
-            </w:r>
-          </w:p>
-        </w:tc>
-        <w:tc>
-          <w:p>
-            <w:pPr>
-              <w:pStyle w:val="Normal"/>
-              <w:jc w:val="center"/>
-            </w:pPr>
-            <w:r>
-              <w:t/>
-            </w:r>
-          </w:p>
-        </w:tc>
-        <w:tc>
-          <w:p>
-            <w:pPr>
-              <w:pStyle w:val="Normal"/>
-              <w:jc w:val="center"/>
-            </w:pPr>
-            <w:r>
-              <w:t>-0.433* (0.246)</w:t>
+              <w:t>Management, Monitoring, Policy and Law</w:t>
+            </w:r>
+          </w:p>
+        </w:tc>
+        <w:tc>
+          <w:p>
+            <w:pPr>
+              <w:pStyle w:val="Normal"/>
+              <w:jc w:val="center"/>
+            </w:pPr>
+            <w:r>
+              <w:t>No. of meta-analyses</w:t>
+            </w:r>
+          </w:p>
+        </w:tc>
+        <w:tc>
+          <w:p>
+            <w:pPr>
+              <w:pStyle w:val="Normal"/>
+              <w:jc w:val="center"/>
+            </w:pPr>
+            <w:r>
+              <w:t>19</w:t>
+            </w:r>
+          </w:p>
+        </w:tc>
+        <w:tc>
+          <w:p>
+            <w:pPr>
+              <w:pStyle w:val="Normal"/>
+              <w:jc w:val="center"/>
+            </w:pPr>
+            <w:r>
+              <w:t>19</w:t>
+            </w:r>
+          </w:p>
+        </w:tc>
+        <w:tc>
+          <w:p>
+            <w:pPr>
+              <w:pStyle w:val="Normal"/>
+              <w:jc w:val="center"/>
+            </w:pPr>
+            <w:r>
+              <w:t>19</w:t>
+            </w:r>
+          </w:p>
+        </w:tc>
+        <w:tc>
+          <w:p>
+            <w:pPr>
+              <w:pStyle w:val="Normal"/>
+              <w:jc w:val="center"/>
+            </w:pPr>
+            <w:r>
+              <w:t>19</w:t>
             </w:r>
           </w:p>
         </w:tc>
@@ -875,51 +1048,62 @@
               <w:jc w:val="left"/>
             </w:pPr>
             <w:r>
-              <w:t>Effect size type</w:t>
-            </w:r>
-          </w:p>
-        </w:tc>
-        <w:tc>
-          <w:p>
-            <w:pPr>
-              <w:pStyle w:val="Normal"/>
-              <w:jc w:val="center"/>
-            </w:pPr>
-            <w:r>
-              <w:t>Yes</w:t>
-            </w:r>
-          </w:p>
-        </w:tc>
-        <w:tc>
-          <w:p>
-            <w:pPr>
-              <w:pStyle w:val="Normal"/>
-              <w:jc w:val="center"/>
-            </w:pPr>
-            <w:r>
-              <w:t>Yes</w:t>
-            </w:r>
-          </w:p>
-        </w:tc>
-        <w:tc>
-          <w:p>
-            <w:pPr>
-              <w:pStyle w:val="Normal"/>
-              <w:jc w:val="center"/>
-            </w:pPr>
-            <w:r>
-              <w:t>Yes</w:t>
-            </w:r>
-          </w:p>
-        </w:tc>
-        <w:tc>
-          <w:p>
-            <w:pPr>
-              <w:pStyle w:val="Normal"/>
-              <w:jc w:val="center"/>
-            </w:pPr>
-            <w:r>
-              <w:t>Yes</w:t>
+              <w:t>Management, Monitoring, Policy and Law</w:t>
+            </w:r>
+          </w:p>
+        </w:tc>
+        <w:tc>
+          <w:p>
+            <w:pPr>
+              <w:pStyle w:val="Normal"/>
+              <w:jc w:val="center"/>
+            </w:pPr>
+            <w:r>
+              <w:t>No. of tests</w:t>
+            </w:r>
+          </w:p>
+        </w:tc>
+        <w:tc>
+          <w:p>
+            <w:pPr>
+              <w:pStyle w:val="Normal"/>
+              <w:jc w:val="center"/>
+            </w:pPr>
+            <w:r>
+              <w:t>816</w:t>
+            </w:r>
+          </w:p>
+        </w:tc>
+        <w:tc>
+          <w:p>
+            <w:pPr>
+              <w:pStyle w:val="Normal"/>
+              <w:jc w:val="center"/>
+            </w:pPr>
+            <w:r>
+              <w:t>816</w:t>
+            </w:r>
+          </w:p>
+        </w:tc>
+        <w:tc>
+          <w:p>
+            <w:pPr>
+              <w:pStyle w:val="Normal"/>
+              <w:jc w:val="center"/>
+            </w:pPr>
+            <w:r>
+              <w:t>816</w:t>
+            </w:r>
+          </w:p>
+        </w:tc>
+        <w:tc>
+          <w:p>
+            <w:pPr>
+              <w:pStyle w:val="Normal"/>
+              <w:jc w:val="center"/>
+            </w:pPr>
+            <w:r>
+              <w:t>816</w:t>
             </w:r>
           </w:p>
         </w:tc>
@@ -932,51 +1116,62 @@
               <w:jc w:val="left"/>
             </w:pPr>
             <w:r>
-              <w:t>AIC</w:t>
-            </w:r>
-          </w:p>
-        </w:tc>
-        <w:tc>
-          <w:p>
-            <w:pPr>
-              <w:pStyle w:val="Normal"/>
-              <w:jc w:val="center"/>
-            </w:pPr>
-            <w:r>
-              <w:t>1818.419</w:t>
-            </w:r>
-          </w:p>
-        </w:tc>
-        <w:tc>
-          <w:p>
-            <w:pPr>
-              <w:pStyle w:val="Normal"/>
-              <w:jc w:val="center"/>
-            </w:pPr>
-            <w:r>
-              <w:t>1825.366</w:t>
-            </w:r>
-          </w:p>
-        </w:tc>
-        <w:tc>
-          <w:p>
-            <w:pPr>
-              <w:pStyle w:val="Normal"/>
-              <w:jc w:val="center"/>
-            </w:pPr>
-            <w:r>
-              <w:t>1707.235</w:t>
-            </w:r>
-          </w:p>
-        </w:tc>
-        <w:tc>
-          <w:p>
-            <w:pPr>
-              <w:pStyle w:val="Normal"/>
-              <w:jc w:val="center"/>
-            </w:pPr>
-            <w:r>
-              <w:t>1710.910</w:t>
+              <w:t>Nature and Landscape Conservation</w:t>
+            </w:r>
+          </w:p>
+        </w:tc>
+        <w:tc>
+          <w:p>
+            <w:pPr>
+              <w:pStyle w:val="Normal"/>
+              <w:jc w:val="center"/>
+            </w:pPr>
+            <w:r>
+              <w:t>ESR_{0.05}^{sig}</w:t>
+            </w:r>
+          </w:p>
+        </w:tc>
+        <w:tc>
+          <w:p>
+            <w:pPr>
+              <w:pStyle w:val="Normal"/>
+              <w:jc w:val="center"/>
+            </w:pPr>
+            <w:r>
+              <w:t>0.343 [0.247, 0.461]</w:t>
+            </w:r>
+          </w:p>
+        </w:tc>
+        <w:tc>
+          <w:p>
+            <w:pPr>
+              <w:pStyle w:val="Normal"/>
+              <w:jc w:val="center"/>
+            </w:pPr>
+            <w:r>
+              <w:t>0.299 [0.241, 0.377]</w:t>
+            </w:r>
+          </w:p>
+        </w:tc>
+        <w:tc>
+          <w:p>
+            <w:pPr>
+              <w:pStyle w:val="Normal"/>
+              <w:jc w:val="center"/>
+            </w:pPr>
+            <w:r>
+              <w:t>0.219 [0.168, 0.289]</w:t>
+            </w:r>
+          </w:p>
+        </w:tc>
+        <w:tc>
+          <w:p>
+            <w:pPr>
+              <w:pStyle w:val="Normal"/>
+              <w:jc w:val="center"/>
+            </w:pPr>
+            <w:r>
+              <w:t>0.158 [0.11, 0.226]</w:t>
             </w:r>
           </w:p>
         </w:tc>
@@ -989,6 +1184,17 @@
               <w:jc w:val="left"/>
             </w:pPr>
             <w:r>
+              <w:t>Nature and Landscape Conservation</w:t>
+            </w:r>
+          </w:p>
+        </w:tc>
+        <w:tc>
+          <w:p>
+            <w:pPr>
+              <w:pStyle w:val="Normal"/>
+              <w:jc w:val="center"/>
+            </w:pPr>
+            <w:r>
               <w:t>No. of meta-analyses</w:t>
             </w:r>
           </w:p>
@@ -1000,40 +1206,312 @@
               <w:jc w:val="center"/>
             </w:pPr>
             <w:r>
-              <w:t>397</w:t>
-            </w:r>
-          </w:p>
-        </w:tc>
-        <w:tc>
-          <w:p>
-            <w:pPr>
-              <w:pStyle w:val="Normal"/>
-              <w:jc w:val="center"/>
-            </w:pPr>
-            <w:r>
-              <w:t>397</w:t>
-            </w:r>
-          </w:p>
-        </w:tc>
-        <w:tc>
-          <w:p>
-            <w:pPr>
-              <w:pStyle w:val="Normal"/>
-              <w:jc w:val="center"/>
-            </w:pPr>
-            <w:r>
-              <w:t>398</w:t>
-            </w:r>
-          </w:p>
-        </w:tc>
-        <w:tc>
-          <w:p>
-            <w:pPr>
-              <w:pStyle w:val="Normal"/>
-              <w:jc w:val="center"/>
-            </w:pPr>
-            <w:r>
-              <w:t>398</w:t>
+              <w:t>98</w:t>
+            </w:r>
+          </w:p>
+        </w:tc>
+        <w:tc>
+          <w:p>
+            <w:pPr>
+              <w:pStyle w:val="Normal"/>
+              <w:jc w:val="center"/>
+            </w:pPr>
+            <w:r>
+              <w:t>98</w:t>
+            </w:r>
+          </w:p>
+        </w:tc>
+        <w:tc>
+          <w:p>
+            <w:pPr>
+              <w:pStyle w:val="Normal"/>
+              <w:jc w:val="center"/>
+            </w:pPr>
+            <w:r>
+              <w:t>98</w:t>
+            </w:r>
+          </w:p>
+        </w:tc>
+        <w:tc>
+          <w:p>
+            <w:pPr>
+              <w:pStyle w:val="Normal"/>
+              <w:jc w:val="center"/>
+            </w:pPr>
+            <w:r>
+              <w:t>98</w:t>
+            </w:r>
+          </w:p>
+        </w:tc>
+      </w:tr>
+      <w:tr>
+        <w:tc>
+          <w:p>
+            <w:pPr>
+              <w:pStyle w:val="Normal"/>
+              <w:jc w:val="left"/>
+            </w:pPr>
+            <w:r>
+              <w:t>Nature and Landscape Conservation</w:t>
+            </w:r>
+          </w:p>
+        </w:tc>
+        <w:tc>
+          <w:p>
+            <w:pPr>
+              <w:pStyle w:val="Normal"/>
+              <w:jc w:val="center"/>
+            </w:pPr>
+            <w:r>
+              <w:t>No. of tests</w:t>
+            </w:r>
+          </w:p>
+        </w:tc>
+        <w:tc>
+          <w:p>
+            <w:pPr>
+              <w:pStyle w:val="Normal"/>
+              <w:jc w:val="center"/>
+            </w:pPr>
+            <w:r>
+              <w:t>13051</w:t>
+            </w:r>
+          </w:p>
+        </w:tc>
+        <w:tc>
+          <w:p>
+            <w:pPr>
+              <w:pStyle w:val="Normal"/>
+              <w:jc w:val="center"/>
+            </w:pPr>
+            <w:r>
+              <w:t>13051</w:t>
+            </w:r>
+          </w:p>
+        </w:tc>
+        <w:tc>
+          <w:p>
+            <w:pPr>
+              <w:pStyle w:val="Normal"/>
+              <w:jc w:val="center"/>
+            </w:pPr>
+            <w:r>
+              <w:t>13051</w:t>
+            </w:r>
+          </w:p>
+        </w:tc>
+        <w:tc>
+          <w:p>
+            <w:pPr>
+              <w:pStyle w:val="Normal"/>
+              <w:jc w:val="center"/>
+            </w:pPr>
+            <w:r>
+              <w:t>13051</w:t>
+            </w:r>
+          </w:p>
+        </w:tc>
+      </w:tr>
+      <w:tr>
+        <w:tc>
+          <w:p>
+            <w:pPr>
+              <w:pStyle w:val="Normal"/>
+              <w:jc w:val="left"/>
+            </w:pPr>
+            <w:r>
+              <w:t>Water Science and Technology</w:t>
+            </w:r>
+          </w:p>
+        </w:tc>
+        <w:tc>
+          <w:p>
+            <w:pPr>
+              <w:pStyle w:val="Normal"/>
+              <w:jc w:val="center"/>
+            </w:pPr>
+            <w:r>
+              <w:t>ESR_{0.05}^{sig}</w:t>
+            </w:r>
+          </w:p>
+        </w:tc>
+        <w:tc>
+          <w:p>
+            <w:pPr>
+              <w:pStyle w:val="Normal"/>
+              <w:jc w:val="center"/>
+            </w:pPr>
+            <w:r>
+              <w:t>0.305 [0.226, 0.404]</w:t>
+            </w:r>
+          </w:p>
+        </w:tc>
+        <w:tc>
+          <w:p>
+            <w:pPr>
+              <w:pStyle w:val="Normal"/>
+              <w:jc w:val="center"/>
+            </w:pPr>
+            <w:r>
+              <w:t>0.255 [0.189, 0.33]</w:t>
+            </w:r>
+          </w:p>
+        </w:tc>
+        <w:tc>
+          <w:p>
+            <w:pPr>
+              <w:pStyle w:val="Normal"/>
+              <w:jc w:val="center"/>
+            </w:pPr>
+            <w:r>
+              <w:t>0.212 [0.14, 0.282]</w:t>
+            </w:r>
+          </w:p>
+        </w:tc>
+        <w:tc>
+          <w:p>
+            <w:pPr>
+              <w:pStyle w:val="Normal"/>
+              <w:jc w:val="center"/>
+            </w:pPr>
+            <w:r>
+              <w:t>0.178 [0.103, 0.25]</w:t>
+            </w:r>
+          </w:p>
+        </w:tc>
+      </w:tr>
+      <w:tr>
+        <w:tc>
+          <w:p>
+            <w:pPr>
+              <w:pStyle w:val="Normal"/>
+              <w:jc w:val="left"/>
+            </w:pPr>
+            <w:r>
+              <w:t>Water Science and Technology</w:t>
+            </w:r>
+          </w:p>
+        </w:tc>
+        <w:tc>
+          <w:p>
+            <w:pPr>
+              <w:pStyle w:val="Normal"/>
+              <w:jc w:val="center"/>
+            </w:pPr>
+            <w:r>
+              <w:t>No. of meta-analyses</w:t>
+            </w:r>
+          </w:p>
+        </w:tc>
+        <w:tc>
+          <w:p>
+            <w:pPr>
+              <w:pStyle w:val="Normal"/>
+              <w:jc w:val="center"/>
+            </w:pPr>
+            <w:r>
+              <w:t>41</w:t>
+            </w:r>
+          </w:p>
+        </w:tc>
+        <w:tc>
+          <w:p>
+            <w:pPr>
+              <w:pStyle w:val="Normal"/>
+              <w:jc w:val="center"/>
+            </w:pPr>
+            <w:r>
+              <w:t>41</w:t>
+            </w:r>
+          </w:p>
+        </w:tc>
+        <w:tc>
+          <w:p>
+            <w:pPr>
+              <w:pStyle w:val="Normal"/>
+              <w:jc w:val="center"/>
+            </w:pPr>
+            <w:r>
+              <w:t>41</w:t>
+            </w:r>
+          </w:p>
+        </w:tc>
+        <w:tc>
+          <w:p>
+            <w:pPr>
+              <w:pStyle w:val="Normal"/>
+              <w:jc w:val="center"/>
+            </w:pPr>
+            <w:r>
+              <w:t>41</w:t>
+            </w:r>
+          </w:p>
+        </w:tc>
+      </w:tr>
+      <w:tr>
+        <w:tc>
+          <w:p>
+            <w:pPr>
+              <w:pStyle w:val="Normal"/>
+              <w:jc w:val="left"/>
+            </w:pPr>
+            <w:r>
+              <w:t>Water Science and Technology</w:t>
+            </w:r>
+          </w:p>
+        </w:tc>
+        <w:tc>
+          <w:p>
+            <w:pPr>
+              <w:pStyle w:val="Normal"/>
+              <w:jc w:val="center"/>
+            </w:pPr>
+            <w:r>
+              <w:t>No. of tests</w:t>
+            </w:r>
+          </w:p>
+        </w:tc>
+        <w:tc>
+          <w:p>
+            <w:pPr>
+              <w:pStyle w:val="Normal"/>
+              <w:jc w:val="center"/>
+            </w:pPr>
+            <w:r>
+              <w:t>806</w:t>
+            </w:r>
+          </w:p>
+        </w:tc>
+        <w:tc>
+          <w:p>
+            <w:pPr>
+              <w:pStyle w:val="Normal"/>
+              <w:jc w:val="center"/>
+            </w:pPr>
+            <w:r>
+              <w:t>806</w:t>
+            </w:r>
+          </w:p>
+        </w:tc>
+        <w:tc>
+          <w:p>
+            <w:pPr>
+              <w:pStyle w:val="Normal"/>
+              <w:jc w:val="center"/>
+            </w:pPr>
+            <w:r>
+              <w:t>806</w:t>
+            </w:r>
+          </w:p>
+        </w:tc>
+        <w:tc>
+          <w:p>
+            <w:pPr>
+              <w:pStyle w:val="Normal"/>
+              <w:jc w:val="center"/>
+            </w:pPr>
+            <w:r>
+              <w:t>806</w:t>
             </w:r>
           </w:p>
         </w:tc>

--- a/results/supplement/Table_S4.docx
+++ b/results/supplement/Table_S4.docx
@@ -31,59 +31,84 @@
               <w:jc w:val="center"/>
             </w:pPr>
             <w:r>
-              <w:t>Measure</w:t>
-            </w:r>
-          </w:p>
-        </w:tc>
-        <w:tc>
-          <w:p>
-            <w:pPr>
-              <w:pStyle w:val="Normal"/>
-              <w:jc w:val="center"/>
-            </w:pPr>
-            <w:r>
-              <w:t>(1)
-Half the meta-average
-Difference [95% CI]</w:t>
-            </w:r>
-          </w:p>
-        </w:tc>
-        <w:tc>
-          <w:p>
-            <w:pPr>
-              <w:pStyle w:val="Normal"/>
-              <w:jc w:val="center"/>
-            </w:pPr>
-            <w:r>
-              <w:t>(2)
-Half the meta-average and 25% genuine heterogeneity
-Difference [95% CI]</w:t>
-            </w:r>
-          </w:p>
-        </w:tc>
-        <w:tc>
-          <w:p>
-            <w:pPr>
-              <w:pStyle w:val="Normal"/>
-              <w:jc w:val="center"/>
-            </w:pPr>
-            <w:r>
-              <w:t>(3)
-Half the meta-average and 50% genuine heterogeneity
-Difference [95% CI]</w:t>
-            </w:r>
-          </w:p>
-        </w:tc>
-        <w:tc>
-          <w:p>
-            <w:pPr>
-              <w:pStyle w:val="Normal"/>
-              <w:jc w:val="center"/>
-            </w:pPr>
-            <w:r>
-              <w:t>(4)
-Half the meta-average and 75% genuine heterogeneity
-Difference [95% CI]</w:t>
+              <w:t>No. of meta-analyses</w:t>
+            </w:r>
+          </w:p>
+        </w:tc>
+        <w:tc>
+          <w:p>
+            <w:pPr>
+              <w:pStyle w:val="Normal"/>
+              <w:jc w:val="center"/>
+            </w:pPr>
+            <w:r>
+              <w:t>No. of primary estimates</w:t>
+            </w:r>
+          </w:p>
+        </w:tc>
+        <w:tc>
+          <w:p>
+            <w:pPr>
+              <w:pStyle w:val="Normal"/>
+              <w:jc w:val="center"/>
+            </w:pPr>
+            <w:r>
+              <w:t>Median of medians</w:t>
+            </w:r>
+          </w:p>
+        </w:tc>
+        <w:tc>
+          <w:p>
+            <w:pPr>
+              <w:pStyle w:val="Normal"/>
+              <w:jc w:val="center"/>
+            </w:pPr>
+            <w:r>
+              <w:t>Median</w:t>
+            </w:r>
+          </w:p>
+        </w:tc>
+        <w:tc>
+          <w:p>
+            <w:pPr>
+              <w:pStyle w:val="Normal"/>
+              <w:jc w:val="center"/>
+            </w:pPr>
+            <w:r>
+              <w:t>Mean</w:t>
+            </w:r>
+          </w:p>
+        </w:tc>
+        <w:tc>
+          <w:p>
+            <w:pPr>
+              <w:pStyle w:val="Normal"/>
+              <w:jc w:val="center"/>
+            </w:pPr>
+            <w:r>
+              <w:t>Q25</w:t>
+            </w:r>
+          </w:p>
+        </w:tc>
+        <w:tc>
+          <w:p>
+            <w:pPr>
+              <w:pStyle w:val="Normal"/>
+              <w:jc w:val="center"/>
+            </w:pPr>
+            <w:r>
+              <w:t>Q75</w:t>
+            </w:r>
+          </w:p>
+        </w:tc>
+        <w:tc>
+          <w:p>
+            <w:pPr>
+              <w:pStyle w:val="Normal"/>
+              <w:jc w:val="center"/>
+            </w:pPr>
+            <w:r>
+              <w:t>SAPE</w:t>
             </w:r>
           </w:p>
         </w:tc>
@@ -96,62 +121,95 @@
               <w:jc w:val="left"/>
             </w:pPr>
             <w:r>
-              <w:t>Ecology</w:t>
-            </w:r>
-          </w:p>
-        </w:tc>
-        <w:tc>
-          <w:p>
-            <w:pPr>
-              <w:pStyle w:val="Normal"/>
-              <w:jc w:val="center"/>
-            </w:pPr>
-            <w:r>
-              <w:t>ESR_{0.05}^{sig}</w:t>
-            </w:r>
-          </w:p>
-        </w:tc>
-        <w:tc>
-          <w:p>
-            <w:pPr>
-              <w:pStyle w:val="Normal"/>
-              <w:jc w:val="center"/>
-            </w:pPr>
-            <w:r>
-              <w:t>0.389 [0.31, 0.483]</w:t>
-            </w:r>
-          </w:p>
-        </w:tc>
-        <w:tc>
-          <w:p>
-            <w:pPr>
-              <w:pStyle w:val="Normal"/>
-              <w:jc w:val="center"/>
-            </w:pPr>
-            <w:r>
-              <w:t>0.305 [0.25, 0.369]</w:t>
-            </w:r>
-          </w:p>
-        </w:tc>
-        <w:tc>
-          <w:p>
-            <w:pPr>
-              <w:pStyle w:val="Normal"/>
-              <w:jc w:val="center"/>
-            </w:pPr>
-            <w:r>
-              <w:t>0.24 [0.193, 0.292]</w:t>
-            </w:r>
-          </w:p>
-        </w:tc>
-        <w:tc>
-          <w:p>
-            <w:pPr>
-              <w:pStyle w:val="Normal"/>
-              <w:jc w:val="center"/>
-            </w:pPr>
-            <w:r>
-              <w:t>0.191 [0.147, 0.235]</w:t>
+              <w:t>All meta-analyses</w:t>
+            </w:r>
+          </w:p>
+        </w:tc>
+        <w:tc>
+          <w:p>
+            <w:pPr>
+              <w:pStyle w:val="Normal"/>
+              <w:jc w:val="center"/>
+            </w:pPr>
+            <w:r>
+              <w:t>393</w:t>
+            </w:r>
+          </w:p>
+        </w:tc>
+        <w:tc>
+          <w:p>
+            <w:pPr>
+              <w:pStyle w:val="Normal"/>
+              <w:jc w:val="center"/>
+            </w:pPr>
+            <w:r>
+              <w:t>50487</w:t>
+            </w:r>
+          </w:p>
+        </w:tc>
+        <w:tc>
+          <w:p>
+            <w:pPr>
+              <w:pStyle w:val="Normal"/>
+              <w:jc w:val="center"/>
+            </w:pPr>
+            <w:r>
+              <w:t>0.08</w:t>
+            </w:r>
+          </w:p>
+        </w:tc>
+        <w:tc>
+          <w:p>
+            <w:pPr>
+              <w:pStyle w:val="Normal"/>
+              <w:jc w:val="center"/>
+            </w:pPr>
+            <w:r>
+              <w:t>0.08</w:t>
+            </w:r>
+          </w:p>
+        </w:tc>
+        <w:tc>
+          <w:p>
+            <w:pPr>
+              <w:pStyle w:val="Normal"/>
+              <w:jc w:val="center"/>
+            </w:pPr>
+            <w:r>
+              <w:t>0.24</w:t>
+            </w:r>
+          </w:p>
+        </w:tc>
+        <w:tc>
+          <w:p>
+            <w:pPr>
+              <w:pStyle w:val="Normal"/>
+              <w:jc w:val="center"/>
+            </w:pPr>
+            <w:r>
+              <w:t>0.06</w:t>
+            </w:r>
+          </w:p>
+        </w:tc>
+        <w:tc>
+          <w:p>
+            <w:pPr>
+              <w:pStyle w:val="Normal"/>
+              <w:jc w:val="center"/>
+            </w:pPr>
+            <w:r>
+              <w:t>0.22</w:t>
+            </w:r>
+          </w:p>
+        </w:tc>
+        <w:tc>
+          <w:p>
+            <w:pPr>
+              <w:pStyle w:val="Normal"/>
+              <w:jc w:val="center"/>
+            </w:pPr>
+            <w:r>
+              <w:t>0.12</w:t>
             </w:r>
           </w:p>
         </w:tc>
@@ -175,51 +233,84 @@
               <w:jc w:val="center"/>
             </w:pPr>
             <w:r>
-              <w:t>No. of meta-analyses</w:t>
-            </w:r>
-          </w:p>
-        </w:tc>
-        <w:tc>
-          <w:p>
-            <w:pPr>
-              <w:pStyle w:val="Normal"/>
-              <w:jc w:val="center"/>
-            </w:pPr>
-            <w:r>
-              <w:t>162</w:t>
-            </w:r>
-          </w:p>
-        </w:tc>
-        <w:tc>
-          <w:p>
-            <w:pPr>
-              <w:pStyle w:val="Normal"/>
-              <w:jc w:val="center"/>
-            </w:pPr>
-            <w:r>
-              <w:t>162</w:t>
-            </w:r>
-          </w:p>
-        </w:tc>
-        <w:tc>
-          <w:p>
-            <w:pPr>
-              <w:pStyle w:val="Normal"/>
-              <w:jc w:val="center"/>
-            </w:pPr>
-            <w:r>
-              <w:t>162</w:t>
-            </w:r>
-          </w:p>
-        </w:tc>
-        <w:tc>
-          <w:p>
-            <w:pPr>
-              <w:pStyle w:val="Normal"/>
-              <w:jc w:val="center"/>
-            </w:pPr>
-            <w:r>
-              <w:t>162</w:t>
+              <w:t>93</w:t>
+            </w:r>
+          </w:p>
+        </w:tc>
+        <w:tc>
+          <w:p>
+            <w:pPr>
+              <w:pStyle w:val="Normal"/>
+              <w:jc w:val="center"/>
+            </w:pPr>
+            <w:r>
+              <w:t>14859</w:t>
+            </w:r>
+          </w:p>
+        </w:tc>
+        <w:tc>
+          <w:p>
+            <w:pPr>
+              <w:pStyle w:val="Normal"/>
+              <w:jc w:val="center"/>
+            </w:pPr>
+            <w:r>
+              <w:t>0.09</w:t>
+            </w:r>
+          </w:p>
+        </w:tc>
+        <w:tc>
+          <w:p>
+            <w:pPr>
+              <w:pStyle w:val="Normal"/>
+              <w:jc w:val="center"/>
+            </w:pPr>
+            <w:r>
+              <w:t>0.09</w:t>
+            </w:r>
+          </w:p>
+        </w:tc>
+        <w:tc>
+          <w:p>
+            <w:pPr>
+              <w:pStyle w:val="Normal"/>
+              <w:jc w:val="center"/>
+            </w:pPr>
+            <w:r>
+              <w:t>0.24</w:t>
+            </w:r>
+          </w:p>
+        </w:tc>
+        <w:tc>
+          <w:p>
+            <w:pPr>
+              <w:pStyle w:val="Normal"/>
+              <w:jc w:val="center"/>
+            </w:pPr>
+            <w:r>
+              <w:t>0.06</w:t>
+            </w:r>
+          </w:p>
+        </w:tc>
+        <w:tc>
+          <w:p>
+            <w:pPr>
+              <w:pStyle w:val="Normal"/>
+              <w:jc w:val="center"/>
+            </w:pPr>
+            <w:r>
+              <w:t>0.23</w:t>
+            </w:r>
+          </w:p>
+        </w:tc>
+        <w:tc>
+          <w:p>
+            <w:pPr>
+              <w:pStyle w:val="Normal"/>
+              <w:jc w:val="center"/>
+            </w:pPr>
+            <w:r>
+              <w:t>0.13</w:t>
             </w:r>
           </w:p>
         </w:tc>
@@ -232,62 +323,95 @@
               <w:jc w:val="left"/>
             </w:pPr>
             <w:r>
-              <w:t>Ecology</w:t>
-            </w:r>
-          </w:p>
-        </w:tc>
-        <w:tc>
-          <w:p>
-            <w:pPr>
-              <w:pStyle w:val="Normal"/>
-              <w:jc w:val="center"/>
-            </w:pPr>
-            <w:r>
-              <w:t>No. of tests</w:t>
-            </w:r>
-          </w:p>
-        </w:tc>
-        <w:tc>
-          <w:p>
-            <w:pPr>
-              <w:pStyle w:val="Normal"/>
-              <w:jc w:val="center"/>
-            </w:pPr>
-            <w:r>
-              <w:t>20032</w:t>
-            </w:r>
-          </w:p>
-        </w:tc>
-        <w:tc>
-          <w:p>
-            <w:pPr>
-              <w:pStyle w:val="Normal"/>
-              <w:jc w:val="center"/>
-            </w:pPr>
-            <w:r>
-              <w:t>20032</w:t>
-            </w:r>
-          </w:p>
-        </w:tc>
-        <w:tc>
-          <w:p>
-            <w:pPr>
-              <w:pStyle w:val="Normal"/>
-              <w:jc w:val="center"/>
-            </w:pPr>
-            <w:r>
-              <w:t>20032</w:t>
-            </w:r>
-          </w:p>
-        </w:tc>
-        <w:tc>
-          <w:p>
-            <w:pPr>
-              <w:pStyle w:val="Normal"/>
-              <w:jc w:val="center"/>
-            </w:pPr>
-            <w:r>
-              <w:t>20032</w:t>
+              <w:t>Environmental Chemistry</w:t>
+            </w:r>
+          </w:p>
+        </w:tc>
+        <w:tc>
+          <w:p>
+            <w:pPr>
+              <w:pStyle w:val="Normal"/>
+              <w:jc w:val="center"/>
+            </w:pPr>
+            <w:r>
+              <w:t>35</w:t>
+            </w:r>
+          </w:p>
+        </w:tc>
+        <w:tc>
+          <w:p>
+            <w:pPr>
+              <w:pStyle w:val="Normal"/>
+              <w:jc w:val="center"/>
+            </w:pPr>
+            <w:r>
+              <w:t>6599</w:t>
+            </w:r>
+          </w:p>
+        </w:tc>
+        <w:tc>
+          <w:p>
+            <w:pPr>
+              <w:pStyle w:val="Normal"/>
+              <w:jc w:val="center"/>
+            </w:pPr>
+            <w:r>
+              <w:t>0.07</w:t>
+            </w:r>
+          </w:p>
+        </w:tc>
+        <w:tc>
+          <w:p>
+            <w:pPr>
+              <w:pStyle w:val="Normal"/>
+              <w:jc w:val="center"/>
+            </w:pPr>
+            <w:r>
+              <w:t>0.06</w:t>
+            </w:r>
+          </w:p>
+        </w:tc>
+        <w:tc>
+          <w:p>
+            <w:pPr>
+              <w:pStyle w:val="Normal"/>
+              <w:jc w:val="center"/>
+            </w:pPr>
+            <w:r>
+              <w:t>0.14</w:t>
+            </w:r>
+          </w:p>
+        </w:tc>
+        <w:tc>
+          <w:p>
+            <w:pPr>
+              <w:pStyle w:val="Normal"/>
+              <w:jc w:val="center"/>
+            </w:pPr>
+            <w:r>
+              <w:t>0.05</w:t>
+            </w:r>
+          </w:p>
+        </w:tc>
+        <w:tc>
+          <w:p>
+            <w:pPr>
+              <w:pStyle w:val="Normal"/>
+              <w:jc w:val="center"/>
+            </w:pPr>
+            <w:r>
+              <w:t>0.10</w:t>
+            </w:r>
+          </w:p>
+        </w:tc>
+        <w:tc>
+          <w:p>
+            <w:pPr>
+              <w:pStyle w:val="Normal"/>
+              <w:jc w:val="center"/>
+            </w:pPr>
+            <w:r>
+              <w:t>0.05</w:t>
             </w:r>
           </w:p>
         </w:tc>
@@ -300,62 +424,95 @@
               <w:jc w:val="left"/>
             </w:pPr>
             <w:r>
-              <w:t>Environmental Chemistry</w:t>
-            </w:r>
-          </w:p>
-        </w:tc>
-        <w:tc>
-          <w:p>
-            <w:pPr>
-              <w:pStyle w:val="Normal"/>
-              <w:jc w:val="center"/>
-            </w:pPr>
-            <w:r>
-              <w:t>ESR_{0.05}^{sig}</w:t>
-            </w:r>
-          </w:p>
-        </w:tc>
-        <w:tc>
-          <w:p>
-            <w:pPr>
-              <w:pStyle w:val="Normal"/>
-              <w:jc w:val="center"/>
-            </w:pPr>
-            <w:r>
-              <w:t>0.457 [0.375, 0.525]</w:t>
-            </w:r>
-          </w:p>
-        </w:tc>
-        <w:tc>
-          <w:p>
-            <w:pPr>
-              <w:pStyle w:val="Normal"/>
-              <w:jc w:val="center"/>
-            </w:pPr>
-            <w:r>
-              <w:t>0.318 [0.269, 0.366]</w:t>
-            </w:r>
-          </w:p>
-        </w:tc>
-        <w:tc>
-          <w:p>
-            <w:pPr>
-              <w:pStyle w:val="Normal"/>
-              <w:jc w:val="center"/>
-            </w:pPr>
-            <w:r>
-              <w:t>0.211 [0.164, 0.262]</w:t>
-            </w:r>
-          </w:p>
-        </w:tc>
-        <w:tc>
-          <w:p>
-            <w:pPr>
-              <w:pStyle w:val="Normal"/>
-              <w:jc w:val="center"/>
-            </w:pPr>
-            <w:r>
-              <w:t>0.131 [0.082, 0.189]</w:t>
+              <w:t>Environmental Engineering</w:t>
+            </w:r>
+          </w:p>
+        </w:tc>
+        <w:tc>
+          <w:p>
+            <w:pPr>
+              <w:pStyle w:val="Normal"/>
+              <w:jc w:val="center"/>
+            </w:pPr>
+            <w:r>
+              <w:t>30</w:t>
+            </w:r>
+          </w:p>
+        </w:tc>
+        <w:tc>
+          <w:p>
+            <w:pPr>
+              <w:pStyle w:val="Normal"/>
+              <w:jc w:val="center"/>
+            </w:pPr>
+            <w:r>
+              <w:t>11624</w:t>
+            </w:r>
+          </w:p>
+        </w:tc>
+        <w:tc>
+          <w:p>
+            <w:pPr>
+              <w:pStyle w:val="Normal"/>
+              <w:jc w:val="center"/>
+            </w:pPr>
+            <w:r>
+              <w:t>0.11</w:t>
+            </w:r>
+          </w:p>
+        </w:tc>
+        <w:tc>
+          <w:p>
+            <w:pPr>
+              <w:pStyle w:val="Normal"/>
+              <w:jc w:val="center"/>
+            </w:pPr>
+            <w:r>
+              <w:t>0.09</w:t>
+            </w:r>
+          </w:p>
+        </w:tc>
+        <w:tc>
+          <w:p>
+            <w:pPr>
+              <w:pStyle w:val="Normal"/>
+              <w:jc w:val="center"/>
+            </w:pPr>
+            <w:r>
+              <w:t>0.19</w:t>
+            </w:r>
+          </w:p>
+        </w:tc>
+        <w:tc>
+          <w:p>
+            <w:pPr>
+              <w:pStyle w:val="Normal"/>
+              <w:jc w:val="center"/>
+            </w:pPr>
+            <w:r>
+              <w:t>0.07</w:t>
+            </w:r>
+          </w:p>
+        </w:tc>
+        <w:tc>
+          <w:p>
+            <w:pPr>
+              <w:pStyle w:val="Normal"/>
+              <w:jc w:val="center"/>
+            </w:pPr>
+            <w:r>
+              <w:t>0.17</w:t>
+            </w:r>
+          </w:p>
+        </w:tc>
+        <w:tc>
+          <w:p>
+            <w:pPr>
+              <w:pStyle w:val="Normal"/>
+              <w:jc w:val="center"/>
+            </w:pPr>
+            <w:r>
+              <w:t>0.07</w:t>
             </w:r>
           </w:p>
         </w:tc>
@@ -368,62 +525,95 @@
               <w:jc w:val="left"/>
             </w:pPr>
             <w:r>
-              <w:t>Environmental Chemistry</w:t>
-            </w:r>
-          </w:p>
-        </w:tc>
-        <w:tc>
-          <w:p>
-            <w:pPr>
-              <w:pStyle w:val="Normal"/>
-              <w:jc w:val="center"/>
-            </w:pPr>
-            <w:r>
-              <w:t>No. of meta-analyses</w:t>
-            </w:r>
-          </w:p>
-        </w:tc>
-        <w:tc>
-          <w:p>
-            <w:pPr>
-              <w:pStyle w:val="Normal"/>
-              <w:jc w:val="center"/>
-            </w:pPr>
-            <w:r>
-              <w:t>65</w:t>
-            </w:r>
-          </w:p>
-        </w:tc>
-        <w:tc>
-          <w:p>
-            <w:pPr>
-              <w:pStyle w:val="Normal"/>
-              <w:jc w:val="center"/>
-            </w:pPr>
-            <w:r>
-              <w:t>65</w:t>
-            </w:r>
-          </w:p>
-        </w:tc>
-        <w:tc>
-          <w:p>
-            <w:pPr>
-              <w:pStyle w:val="Normal"/>
-              <w:jc w:val="center"/>
-            </w:pPr>
-            <w:r>
-              <w:t>65</w:t>
-            </w:r>
-          </w:p>
-        </w:tc>
-        <w:tc>
-          <w:p>
-            <w:pPr>
-              <w:pStyle w:val="Normal"/>
-              <w:jc w:val="center"/>
-            </w:pPr>
-            <w:r>
-              <w:t>65</w:t>
+              <w:t>Health, Toxicology and Mutagenesis</w:t>
+            </w:r>
+          </w:p>
+        </w:tc>
+        <w:tc>
+          <w:p>
+            <w:pPr>
+              <w:pStyle w:val="Normal"/>
+              <w:jc w:val="center"/>
+            </w:pPr>
+            <w:r>
+              <w:t>137</w:t>
+            </w:r>
+          </w:p>
+        </w:tc>
+        <w:tc>
+          <w:p>
+            <w:pPr>
+              <w:pStyle w:val="Normal"/>
+              <w:jc w:val="center"/>
+            </w:pPr>
+            <w:r>
+              <w:t>6053</w:t>
+            </w:r>
+          </w:p>
+        </w:tc>
+        <w:tc>
+          <w:p>
+            <w:pPr>
+              <w:pStyle w:val="Normal"/>
+              <w:jc w:val="center"/>
+            </w:pPr>
+            <w:r>
+              <w:t>0.07</w:t>
+            </w:r>
+          </w:p>
+        </w:tc>
+        <w:tc>
+          <w:p>
+            <w:pPr>
+              <w:pStyle w:val="Normal"/>
+              <w:jc w:val="center"/>
+            </w:pPr>
+            <w:r>
+              <w:t>0.13</w:t>
+            </w:r>
+          </w:p>
+        </w:tc>
+        <w:tc>
+          <w:p>
+            <w:pPr>
+              <w:pStyle w:val="Normal"/>
+              <w:jc w:val="center"/>
+            </w:pPr>
+            <w:r>
+              <w:t>0.42</w:t>
+            </w:r>
+          </w:p>
+        </w:tc>
+        <w:tc>
+          <w:p>
+            <w:pPr>
+              <w:pStyle w:val="Normal"/>
+              <w:jc w:val="center"/>
+            </w:pPr>
+            <w:r>
+              <w:t>0.06</w:t>
+            </w:r>
+          </w:p>
+        </w:tc>
+        <w:tc>
+          <w:p>
+            <w:pPr>
+              <w:pStyle w:val="Normal"/>
+              <w:jc w:val="center"/>
+            </w:pPr>
+            <w:r>
+              <w:t>1.00</w:t>
+            </w:r>
+          </w:p>
+        </w:tc>
+        <w:tc>
+          <w:p>
+            <w:pPr>
+              <w:pStyle w:val="Normal"/>
+              <w:jc w:val="center"/>
+            </w:pPr>
+            <w:r>
+              <w:t>0.33</w:t>
             </w:r>
           </w:p>
         </w:tc>
@@ -436,62 +626,95 @@
               <w:jc w:val="left"/>
             </w:pPr>
             <w:r>
-              <w:t>Environmental Chemistry</w:t>
-            </w:r>
-          </w:p>
-        </w:tc>
-        <w:tc>
-          <w:p>
-            <w:pPr>
-              <w:pStyle w:val="Normal"/>
-              <w:jc w:val="center"/>
-            </w:pPr>
-            <w:r>
-              <w:t>No. of tests</w:t>
-            </w:r>
-          </w:p>
-        </w:tc>
-        <w:tc>
-          <w:p>
-            <w:pPr>
-              <w:pStyle w:val="Normal"/>
-              <w:jc w:val="center"/>
-            </w:pPr>
-            <w:r>
-              <w:t>8523</w:t>
-            </w:r>
-          </w:p>
-        </w:tc>
-        <w:tc>
-          <w:p>
-            <w:pPr>
-              <w:pStyle w:val="Normal"/>
-              <w:jc w:val="center"/>
-            </w:pPr>
-            <w:r>
-              <w:t>8523</w:t>
-            </w:r>
-          </w:p>
-        </w:tc>
-        <w:tc>
-          <w:p>
-            <w:pPr>
-              <w:pStyle w:val="Normal"/>
-              <w:jc w:val="center"/>
-            </w:pPr>
-            <w:r>
-              <w:t>8523</w:t>
-            </w:r>
-          </w:p>
-        </w:tc>
-        <w:tc>
-          <w:p>
-            <w:pPr>
-              <w:pStyle w:val="Normal"/>
-              <w:jc w:val="center"/>
-            </w:pPr>
-            <w:r>
-              <w:t>8523</w:t>
+              <w:t>Management, Monitoring, Policy and Law</w:t>
+            </w:r>
+          </w:p>
+        </w:tc>
+        <w:tc>
+          <w:p>
+            <w:pPr>
+              <w:pStyle w:val="Normal"/>
+              <w:jc w:val="center"/>
+            </w:pPr>
+            <w:r>
+              <w:t> 8</w:t>
+            </w:r>
+          </w:p>
+        </w:tc>
+        <w:tc>
+          <w:p>
+            <w:pPr>
+              <w:pStyle w:val="Normal"/>
+              <w:jc w:val="center"/>
+            </w:pPr>
+            <w:r>
+              <w:t> 317</w:t>
+            </w:r>
+          </w:p>
+        </w:tc>
+        <w:tc>
+          <w:p>
+            <w:pPr>
+              <w:pStyle w:val="Normal"/>
+              <w:jc w:val="center"/>
+            </w:pPr>
+            <w:r>
+              <w:t>0.09</w:t>
+            </w:r>
+          </w:p>
+        </w:tc>
+        <w:tc>
+          <w:p>
+            <w:pPr>
+              <w:pStyle w:val="Normal"/>
+              <w:jc w:val="center"/>
+            </w:pPr>
+            <w:r>
+              <w:t>0.08</w:t>
+            </w:r>
+          </w:p>
+        </w:tc>
+        <w:tc>
+          <w:p>
+            <w:pPr>
+              <w:pStyle w:val="Normal"/>
+              <w:jc w:val="center"/>
+            </w:pPr>
+            <w:r>
+              <w:t>0.14</w:t>
+            </w:r>
+          </w:p>
+        </w:tc>
+        <w:tc>
+          <w:p>
+            <w:pPr>
+              <w:pStyle w:val="Normal"/>
+              <w:jc w:val="center"/>
+            </w:pPr>
+            <w:r>
+              <w:t>0.06</w:t>
+            </w:r>
+          </w:p>
+        </w:tc>
+        <w:tc>
+          <w:p>
+            <w:pPr>
+              <w:pStyle w:val="Normal"/>
+              <w:jc w:val="center"/>
+            </w:pPr>
+            <w:r>
+              <w:t>0.15</w:t>
+            </w:r>
+          </w:p>
+        </w:tc>
+        <w:tc>
+          <w:p>
+            <w:pPr>
+              <w:pStyle w:val="Normal"/>
+              <w:jc w:val="center"/>
+            </w:pPr>
+            <w:r>
+              <w:t>0.03</w:t>
             </w:r>
           </w:p>
         </w:tc>
@@ -504,62 +727,95 @@
               <w:jc w:val="left"/>
             </w:pPr>
             <w:r>
-              <w:t>Environmental Engineering</w:t>
-            </w:r>
-          </w:p>
-        </w:tc>
-        <w:tc>
-          <w:p>
-            <w:pPr>
-              <w:pStyle w:val="Normal"/>
-              <w:jc w:val="center"/>
-            </w:pPr>
-            <w:r>
-              <w:t>ESR_{0.05}^{sig}</w:t>
-            </w:r>
-          </w:p>
-        </w:tc>
-        <w:tc>
-          <w:p>
-            <w:pPr>
-              <w:pStyle w:val="Normal"/>
-              <w:jc w:val="center"/>
-            </w:pPr>
-            <w:r>
-              <w:t>0.386 [0.33, 0.434]</w:t>
-            </w:r>
-          </w:p>
-        </w:tc>
-        <w:tc>
-          <w:p>
-            <w:pPr>
-              <w:pStyle w:val="Normal"/>
-              <w:jc w:val="center"/>
-            </w:pPr>
-            <w:r>
-              <w:t>0.244 [0.211, 0.274]</w:t>
-            </w:r>
-          </w:p>
-        </w:tc>
-        <w:tc>
-          <w:p>
-            <w:pPr>
-              <w:pStyle w:val="Normal"/>
-              <w:jc w:val="center"/>
-            </w:pPr>
-            <w:r>
-              <w:t>0.13 [0.095, 0.169]</w:t>
-            </w:r>
-          </w:p>
-        </w:tc>
-        <w:tc>
-          <w:p>
-            <w:pPr>
-              <w:pStyle w:val="Normal"/>
-              <w:jc w:val="center"/>
-            </w:pPr>
-            <w:r>
-              <w:t>0.051 [0.014, 0.095]</w:t>
+              <w:t>Nature and Landscape Conservation</w:t>
+            </w:r>
+          </w:p>
+        </w:tc>
+        <w:tc>
+          <w:p>
+            <w:pPr>
+              <w:pStyle w:val="Normal"/>
+              <w:jc w:val="center"/>
+            </w:pPr>
+            <w:r>
+              <w:t>63</w:t>
+            </w:r>
+          </w:p>
+        </w:tc>
+        <w:tc>
+          <w:p>
+            <w:pPr>
+              <w:pStyle w:val="Normal"/>
+              <w:jc w:val="center"/>
+            </w:pPr>
+            <w:r>
+              <w:t>10402</w:t>
+            </w:r>
+          </w:p>
+        </w:tc>
+        <w:tc>
+          <w:p>
+            <w:pPr>
+              <w:pStyle w:val="Normal"/>
+              <w:jc w:val="center"/>
+            </w:pPr>
+            <w:r>
+              <w:t>0.07</w:t>
+            </w:r>
+          </w:p>
+        </w:tc>
+        <w:tc>
+          <w:p>
+            <w:pPr>
+              <w:pStyle w:val="Normal"/>
+              <w:jc w:val="center"/>
+            </w:pPr>
+            <w:r>
+              <w:t>0.09</w:t>
+            </w:r>
+          </w:p>
+        </w:tc>
+        <w:tc>
+          <w:p>
+            <w:pPr>
+              <w:pStyle w:val="Normal"/>
+              <w:jc w:val="center"/>
+            </w:pPr>
+            <w:r>
+              <w:t>0.23</w:t>
+            </w:r>
+          </w:p>
+        </w:tc>
+        <w:tc>
+          <w:p>
+            <w:pPr>
+              <w:pStyle w:val="Normal"/>
+              <w:jc w:val="center"/>
+            </w:pPr>
+            <w:r>
+              <w:t>0.06</w:t>
+            </w:r>
+          </w:p>
+        </w:tc>
+        <w:tc>
+          <w:p>
+            <w:pPr>
+              <w:pStyle w:val="Normal"/>
+              <w:jc w:val="center"/>
+            </w:pPr>
+            <w:r>
+              <w:t>0.25</w:t>
+            </w:r>
+          </w:p>
+        </w:tc>
+        <w:tc>
+          <w:p>
+            <w:pPr>
+              <w:pStyle w:val="Normal"/>
+              <w:jc w:val="center"/>
+            </w:pPr>
+            <w:r>
+              <w:t>0.10</w:t>
             </w:r>
           </w:p>
         </w:tc>
@@ -572,754 +828,6 @@
               <w:jc w:val="left"/>
             </w:pPr>
             <w:r>
-              <w:t>Environmental Engineering</w:t>
-            </w:r>
-          </w:p>
-        </w:tc>
-        <w:tc>
-          <w:p>
-            <w:pPr>
-              <w:pStyle w:val="Normal"/>
-              <w:jc w:val="center"/>
-            </w:pPr>
-            <w:r>
-              <w:t>No. of meta-analyses</w:t>
-            </w:r>
-          </w:p>
-        </w:tc>
-        <w:tc>
-          <w:p>
-            <w:pPr>
-              <w:pStyle w:val="Normal"/>
-              <w:jc w:val="center"/>
-            </w:pPr>
-            <w:r>
-              <w:t>40</w:t>
-            </w:r>
-          </w:p>
-        </w:tc>
-        <w:tc>
-          <w:p>
-            <w:pPr>
-              <w:pStyle w:val="Normal"/>
-              <w:jc w:val="center"/>
-            </w:pPr>
-            <w:r>
-              <w:t>40</w:t>
-            </w:r>
-          </w:p>
-        </w:tc>
-        <w:tc>
-          <w:p>
-            <w:pPr>
-              <w:pStyle w:val="Normal"/>
-              <w:jc w:val="center"/>
-            </w:pPr>
-            <w:r>
-              <w:t>40</w:t>
-            </w:r>
-          </w:p>
-        </w:tc>
-        <w:tc>
-          <w:p>
-            <w:pPr>
-              <w:pStyle w:val="Normal"/>
-              <w:jc w:val="center"/>
-            </w:pPr>
-            <w:r>
-              <w:t>40</w:t>
-            </w:r>
-          </w:p>
-        </w:tc>
-      </w:tr>
-      <w:tr>
-        <w:tc>
-          <w:p>
-            <w:pPr>
-              <w:pStyle w:val="Normal"/>
-              <w:jc w:val="left"/>
-            </w:pPr>
-            <w:r>
-              <w:t>Environmental Engineering</w:t>
-            </w:r>
-          </w:p>
-        </w:tc>
-        <w:tc>
-          <w:p>
-            <w:pPr>
-              <w:pStyle w:val="Normal"/>
-              <w:jc w:val="center"/>
-            </w:pPr>
-            <w:r>
-              <w:t>No. of tests</w:t>
-            </w:r>
-          </w:p>
-        </w:tc>
-        <w:tc>
-          <w:p>
-            <w:pPr>
-              <w:pStyle w:val="Normal"/>
-              <w:jc w:val="center"/>
-            </w:pPr>
-            <w:r>
-              <w:t>12217</w:t>
-            </w:r>
-          </w:p>
-        </w:tc>
-        <w:tc>
-          <w:p>
-            <w:pPr>
-              <w:pStyle w:val="Normal"/>
-              <w:jc w:val="center"/>
-            </w:pPr>
-            <w:r>
-              <w:t>12217</w:t>
-            </w:r>
-          </w:p>
-        </w:tc>
-        <w:tc>
-          <w:p>
-            <w:pPr>
-              <w:pStyle w:val="Normal"/>
-              <w:jc w:val="center"/>
-            </w:pPr>
-            <w:r>
-              <w:t>12217</w:t>
-            </w:r>
-          </w:p>
-        </w:tc>
-        <w:tc>
-          <w:p>
-            <w:pPr>
-              <w:pStyle w:val="Normal"/>
-              <w:jc w:val="center"/>
-            </w:pPr>
-            <w:r>
-              <w:t>12217</w:t>
-            </w:r>
-          </w:p>
-        </w:tc>
-      </w:tr>
-      <w:tr>
-        <w:tc>
-          <w:p>
-            <w:pPr>
-              <w:pStyle w:val="Normal"/>
-              <w:jc w:val="left"/>
-            </w:pPr>
-            <w:r>
-              <w:t>Health, Toxicology and Mutagenesis</w:t>
-            </w:r>
-          </w:p>
-        </w:tc>
-        <w:tc>
-          <w:p>
-            <w:pPr>
-              <w:pStyle w:val="Normal"/>
-              <w:jc w:val="center"/>
-            </w:pPr>
-            <w:r>
-              <w:t>ESR_{0.05}^{sig}</w:t>
-            </w:r>
-          </w:p>
-        </w:tc>
-        <w:tc>
-          <w:p>
-            <w:pPr>
-              <w:pStyle w:val="Normal"/>
-              <w:jc w:val="center"/>
-            </w:pPr>
-            <w:r>
-              <w:t>0.179 [0.092, 0.306]</w:t>
-            </w:r>
-          </w:p>
-        </w:tc>
-        <w:tc>
-          <w:p>
-            <w:pPr>
-              <w:pStyle w:val="Normal"/>
-              <w:jc w:val="center"/>
-            </w:pPr>
-            <w:r>
-              <w:t>0.156 [0.077, 0.277]</w:t>
-            </w:r>
-          </w:p>
-        </w:tc>
-        <w:tc>
-          <w:p>
-            <w:pPr>
-              <w:pStyle w:val="Normal"/>
-              <w:jc w:val="center"/>
-            </w:pPr>
-            <w:r>
-              <w:t>0.124 [0.049, 0.238]</w:t>
-            </w:r>
-          </w:p>
-        </w:tc>
-        <w:tc>
-          <w:p>
-            <w:pPr>
-              <w:pStyle w:val="Normal"/>
-              <w:jc w:val="center"/>
-            </w:pPr>
-            <w:r>
-              <w:t>0.1 [0.028, 0.208]</w:t>
-            </w:r>
-          </w:p>
-        </w:tc>
-      </w:tr>
-      <w:tr>
-        <w:tc>
-          <w:p>
-            <w:pPr>
-              <w:pStyle w:val="Normal"/>
-              <w:jc w:val="left"/>
-            </w:pPr>
-            <w:r>
-              <w:t>Health, Toxicology and Mutagenesis</w:t>
-            </w:r>
-          </w:p>
-        </w:tc>
-        <w:tc>
-          <w:p>
-            <w:pPr>
-              <w:pStyle w:val="Normal"/>
-              <w:jc w:val="center"/>
-            </w:pPr>
-            <w:r>
-              <w:t>No. of meta-analyses</w:t>
-            </w:r>
-          </w:p>
-        </w:tc>
-        <w:tc>
-          <w:p>
-            <w:pPr>
-              <w:pStyle w:val="Normal"/>
-              <w:jc w:val="center"/>
-            </w:pPr>
-            <w:r>
-              <w:t>283</w:t>
-            </w:r>
-          </w:p>
-        </w:tc>
-        <w:tc>
-          <w:p>
-            <w:pPr>
-              <w:pStyle w:val="Normal"/>
-              <w:jc w:val="center"/>
-            </w:pPr>
-            <w:r>
-              <w:t>283</w:t>
-            </w:r>
-          </w:p>
-        </w:tc>
-        <w:tc>
-          <w:p>
-            <w:pPr>
-              <w:pStyle w:val="Normal"/>
-              <w:jc w:val="center"/>
-            </w:pPr>
-            <w:r>
-              <w:t>283</w:t>
-            </w:r>
-          </w:p>
-        </w:tc>
-        <w:tc>
-          <w:p>
-            <w:pPr>
-              <w:pStyle w:val="Normal"/>
-              <w:jc w:val="center"/>
-            </w:pPr>
-            <w:r>
-              <w:t>283</w:t>
-            </w:r>
-          </w:p>
-        </w:tc>
-      </w:tr>
-      <w:tr>
-        <w:tc>
-          <w:p>
-            <w:pPr>
-              <w:pStyle w:val="Normal"/>
-              <w:jc w:val="left"/>
-            </w:pPr>
-            <w:r>
-              <w:t>Health, Toxicology and Mutagenesis</w:t>
-            </w:r>
-          </w:p>
-        </w:tc>
-        <w:tc>
-          <w:p>
-            <w:pPr>
-              <w:pStyle w:val="Normal"/>
-              <w:jc w:val="center"/>
-            </w:pPr>
-            <w:r>
-              <w:t>No. of tests</w:t>
-            </w:r>
-          </w:p>
-        </w:tc>
-        <w:tc>
-          <w:p>
-            <w:pPr>
-              <w:pStyle w:val="Normal"/>
-              <w:jc w:val="center"/>
-            </w:pPr>
-            <w:r>
-              <w:t>8378</w:t>
-            </w:r>
-          </w:p>
-        </w:tc>
-        <w:tc>
-          <w:p>
-            <w:pPr>
-              <w:pStyle w:val="Normal"/>
-              <w:jc w:val="center"/>
-            </w:pPr>
-            <w:r>
-              <w:t>8378</w:t>
-            </w:r>
-          </w:p>
-        </w:tc>
-        <w:tc>
-          <w:p>
-            <w:pPr>
-              <w:pStyle w:val="Normal"/>
-              <w:jc w:val="center"/>
-            </w:pPr>
-            <w:r>
-              <w:t>8378</w:t>
-            </w:r>
-          </w:p>
-        </w:tc>
-        <w:tc>
-          <w:p>
-            <w:pPr>
-              <w:pStyle w:val="Normal"/>
-              <w:jc w:val="center"/>
-            </w:pPr>
-            <w:r>
-              <w:t>8378</w:t>
-            </w:r>
-          </w:p>
-        </w:tc>
-      </w:tr>
-      <w:tr>
-        <w:tc>
-          <w:p>
-            <w:pPr>
-              <w:pStyle w:val="Normal"/>
-              <w:jc w:val="left"/>
-            </w:pPr>
-            <w:r>
-              <w:t>Management, Monitoring, Policy and Law</w:t>
-            </w:r>
-          </w:p>
-        </w:tc>
-        <w:tc>
-          <w:p>
-            <w:pPr>
-              <w:pStyle w:val="Normal"/>
-              <w:jc w:val="center"/>
-            </w:pPr>
-            <w:r>
-              <w:t>ESR_{0.05}^{sig}</w:t>
-            </w:r>
-          </w:p>
-        </w:tc>
-        <w:tc>
-          <w:p>
-            <w:pPr>
-              <w:pStyle w:val="Normal"/>
-              <w:jc w:val="center"/>
-            </w:pPr>
-            <w:r>
-              <w:t>0.542 [0.369, 0.708]</w:t>
-            </w:r>
-          </w:p>
-        </w:tc>
-        <w:tc>
-          <w:p>
-            <w:pPr>
-              <w:pStyle w:val="Normal"/>
-              <w:jc w:val="center"/>
-            </w:pPr>
-            <w:r>
-              <w:t>0.48 [0.326, 0.614]</w:t>
-            </w:r>
-          </w:p>
-        </w:tc>
-        <w:tc>
-          <w:p>
-            <w:pPr>
-              <w:pStyle w:val="Normal"/>
-              <w:jc w:val="center"/>
-            </w:pPr>
-            <w:r>
-              <w:t>0.435 [0.271, 0.574]</w:t>
-            </w:r>
-          </w:p>
-        </w:tc>
-        <w:tc>
-          <w:p>
-            <w:pPr>
-              <w:pStyle w:val="Normal"/>
-              <w:jc w:val="center"/>
-            </w:pPr>
-            <w:r>
-              <w:t>0.397 [0.217, 0.548]</w:t>
-            </w:r>
-          </w:p>
-        </w:tc>
-      </w:tr>
-      <w:tr>
-        <w:tc>
-          <w:p>
-            <w:pPr>
-              <w:pStyle w:val="Normal"/>
-              <w:jc w:val="left"/>
-            </w:pPr>
-            <w:r>
-              <w:t>Management, Monitoring, Policy and Law</w:t>
-            </w:r>
-          </w:p>
-        </w:tc>
-        <w:tc>
-          <w:p>
-            <w:pPr>
-              <w:pStyle w:val="Normal"/>
-              <w:jc w:val="center"/>
-            </w:pPr>
-            <w:r>
-              <w:t>No. of meta-analyses</w:t>
-            </w:r>
-          </w:p>
-        </w:tc>
-        <w:tc>
-          <w:p>
-            <w:pPr>
-              <w:pStyle w:val="Normal"/>
-              <w:jc w:val="center"/>
-            </w:pPr>
-            <w:r>
-              <w:t>19</w:t>
-            </w:r>
-          </w:p>
-        </w:tc>
-        <w:tc>
-          <w:p>
-            <w:pPr>
-              <w:pStyle w:val="Normal"/>
-              <w:jc w:val="center"/>
-            </w:pPr>
-            <w:r>
-              <w:t>19</w:t>
-            </w:r>
-          </w:p>
-        </w:tc>
-        <w:tc>
-          <w:p>
-            <w:pPr>
-              <w:pStyle w:val="Normal"/>
-              <w:jc w:val="center"/>
-            </w:pPr>
-            <w:r>
-              <w:t>19</w:t>
-            </w:r>
-          </w:p>
-        </w:tc>
-        <w:tc>
-          <w:p>
-            <w:pPr>
-              <w:pStyle w:val="Normal"/>
-              <w:jc w:val="center"/>
-            </w:pPr>
-            <w:r>
-              <w:t>19</w:t>
-            </w:r>
-          </w:p>
-        </w:tc>
-      </w:tr>
-      <w:tr>
-        <w:tc>
-          <w:p>
-            <w:pPr>
-              <w:pStyle w:val="Normal"/>
-              <w:jc w:val="left"/>
-            </w:pPr>
-            <w:r>
-              <w:t>Management, Monitoring, Policy and Law</w:t>
-            </w:r>
-          </w:p>
-        </w:tc>
-        <w:tc>
-          <w:p>
-            <w:pPr>
-              <w:pStyle w:val="Normal"/>
-              <w:jc w:val="center"/>
-            </w:pPr>
-            <w:r>
-              <w:t>No. of tests</w:t>
-            </w:r>
-          </w:p>
-        </w:tc>
-        <w:tc>
-          <w:p>
-            <w:pPr>
-              <w:pStyle w:val="Normal"/>
-              <w:jc w:val="center"/>
-            </w:pPr>
-            <w:r>
-              <w:t>816</w:t>
-            </w:r>
-          </w:p>
-        </w:tc>
-        <w:tc>
-          <w:p>
-            <w:pPr>
-              <w:pStyle w:val="Normal"/>
-              <w:jc w:val="center"/>
-            </w:pPr>
-            <w:r>
-              <w:t>816</w:t>
-            </w:r>
-          </w:p>
-        </w:tc>
-        <w:tc>
-          <w:p>
-            <w:pPr>
-              <w:pStyle w:val="Normal"/>
-              <w:jc w:val="center"/>
-            </w:pPr>
-            <w:r>
-              <w:t>816</w:t>
-            </w:r>
-          </w:p>
-        </w:tc>
-        <w:tc>
-          <w:p>
-            <w:pPr>
-              <w:pStyle w:val="Normal"/>
-              <w:jc w:val="center"/>
-            </w:pPr>
-            <w:r>
-              <w:t>816</w:t>
-            </w:r>
-          </w:p>
-        </w:tc>
-      </w:tr>
-      <w:tr>
-        <w:tc>
-          <w:p>
-            <w:pPr>
-              <w:pStyle w:val="Normal"/>
-              <w:jc w:val="left"/>
-            </w:pPr>
-            <w:r>
-              <w:t>Nature and Landscape Conservation</w:t>
-            </w:r>
-          </w:p>
-        </w:tc>
-        <w:tc>
-          <w:p>
-            <w:pPr>
-              <w:pStyle w:val="Normal"/>
-              <w:jc w:val="center"/>
-            </w:pPr>
-            <w:r>
-              <w:t>ESR_{0.05}^{sig}</w:t>
-            </w:r>
-          </w:p>
-        </w:tc>
-        <w:tc>
-          <w:p>
-            <w:pPr>
-              <w:pStyle w:val="Normal"/>
-              <w:jc w:val="center"/>
-            </w:pPr>
-            <w:r>
-              <w:t>0.343 [0.247, 0.461]</w:t>
-            </w:r>
-          </w:p>
-        </w:tc>
-        <w:tc>
-          <w:p>
-            <w:pPr>
-              <w:pStyle w:val="Normal"/>
-              <w:jc w:val="center"/>
-            </w:pPr>
-            <w:r>
-              <w:t>0.299 [0.241, 0.377]</w:t>
-            </w:r>
-          </w:p>
-        </w:tc>
-        <w:tc>
-          <w:p>
-            <w:pPr>
-              <w:pStyle w:val="Normal"/>
-              <w:jc w:val="center"/>
-            </w:pPr>
-            <w:r>
-              <w:t>0.219 [0.168, 0.289]</w:t>
-            </w:r>
-          </w:p>
-        </w:tc>
-        <w:tc>
-          <w:p>
-            <w:pPr>
-              <w:pStyle w:val="Normal"/>
-              <w:jc w:val="center"/>
-            </w:pPr>
-            <w:r>
-              <w:t>0.158 [0.11, 0.226]</w:t>
-            </w:r>
-          </w:p>
-        </w:tc>
-      </w:tr>
-      <w:tr>
-        <w:tc>
-          <w:p>
-            <w:pPr>
-              <w:pStyle w:val="Normal"/>
-              <w:jc w:val="left"/>
-            </w:pPr>
-            <w:r>
-              <w:t>Nature and Landscape Conservation</w:t>
-            </w:r>
-          </w:p>
-        </w:tc>
-        <w:tc>
-          <w:p>
-            <w:pPr>
-              <w:pStyle w:val="Normal"/>
-              <w:jc w:val="center"/>
-            </w:pPr>
-            <w:r>
-              <w:t>No. of meta-analyses</w:t>
-            </w:r>
-          </w:p>
-        </w:tc>
-        <w:tc>
-          <w:p>
-            <w:pPr>
-              <w:pStyle w:val="Normal"/>
-              <w:jc w:val="center"/>
-            </w:pPr>
-            <w:r>
-              <w:t>98</w:t>
-            </w:r>
-          </w:p>
-        </w:tc>
-        <w:tc>
-          <w:p>
-            <w:pPr>
-              <w:pStyle w:val="Normal"/>
-              <w:jc w:val="center"/>
-            </w:pPr>
-            <w:r>
-              <w:t>98</w:t>
-            </w:r>
-          </w:p>
-        </w:tc>
-        <w:tc>
-          <w:p>
-            <w:pPr>
-              <w:pStyle w:val="Normal"/>
-              <w:jc w:val="center"/>
-            </w:pPr>
-            <w:r>
-              <w:t>98</w:t>
-            </w:r>
-          </w:p>
-        </w:tc>
-        <w:tc>
-          <w:p>
-            <w:pPr>
-              <w:pStyle w:val="Normal"/>
-              <w:jc w:val="center"/>
-            </w:pPr>
-            <w:r>
-              <w:t>98</w:t>
-            </w:r>
-          </w:p>
-        </w:tc>
-      </w:tr>
-      <w:tr>
-        <w:tc>
-          <w:p>
-            <w:pPr>
-              <w:pStyle w:val="Normal"/>
-              <w:jc w:val="left"/>
-            </w:pPr>
-            <w:r>
-              <w:t>Nature and Landscape Conservation</w:t>
-            </w:r>
-          </w:p>
-        </w:tc>
-        <w:tc>
-          <w:p>
-            <w:pPr>
-              <w:pStyle w:val="Normal"/>
-              <w:jc w:val="center"/>
-            </w:pPr>
-            <w:r>
-              <w:t>No. of tests</w:t>
-            </w:r>
-          </w:p>
-        </w:tc>
-        <w:tc>
-          <w:p>
-            <w:pPr>
-              <w:pStyle w:val="Normal"/>
-              <w:jc w:val="center"/>
-            </w:pPr>
-            <w:r>
-              <w:t>13051</w:t>
-            </w:r>
-          </w:p>
-        </w:tc>
-        <w:tc>
-          <w:p>
-            <w:pPr>
-              <w:pStyle w:val="Normal"/>
-              <w:jc w:val="center"/>
-            </w:pPr>
-            <w:r>
-              <w:t>13051</w:t>
-            </w:r>
-          </w:p>
-        </w:tc>
-        <w:tc>
-          <w:p>
-            <w:pPr>
-              <w:pStyle w:val="Normal"/>
-              <w:jc w:val="center"/>
-            </w:pPr>
-            <w:r>
-              <w:t>13051</w:t>
-            </w:r>
-          </w:p>
-        </w:tc>
-        <w:tc>
-          <w:p>
-            <w:pPr>
-              <w:pStyle w:val="Normal"/>
-              <w:jc w:val="center"/>
-            </w:pPr>
-            <w:r>
-              <w:t>13051</w:t>
-            </w:r>
-          </w:p>
-        </w:tc>
-      </w:tr>
-      <w:tr>
-        <w:tc>
-          <w:p>
-            <w:pPr>
-              <w:pStyle w:val="Normal"/>
-              <w:jc w:val="left"/>
-            </w:pPr>
-            <w:r>
               <w:t>Water Science and Technology</w:t>
             </w:r>
           </w:p>
@@ -1331,187 +839,84 @@
               <w:jc w:val="center"/>
             </w:pPr>
             <w:r>
-              <w:t>ESR_{0.05}^{sig}</w:t>
-            </w:r>
-          </w:p>
-        </w:tc>
-        <w:tc>
-          <w:p>
-            <w:pPr>
-              <w:pStyle w:val="Normal"/>
-              <w:jc w:val="center"/>
-            </w:pPr>
-            <w:r>
-              <w:t>0.305 [0.226, 0.404]</w:t>
-            </w:r>
-          </w:p>
-        </w:tc>
-        <w:tc>
-          <w:p>
-            <w:pPr>
-              <w:pStyle w:val="Normal"/>
-              <w:jc w:val="center"/>
-            </w:pPr>
-            <w:r>
-              <w:t>0.255 [0.189, 0.33]</w:t>
-            </w:r>
-          </w:p>
-        </w:tc>
-        <w:tc>
-          <w:p>
-            <w:pPr>
-              <w:pStyle w:val="Normal"/>
-              <w:jc w:val="center"/>
-            </w:pPr>
-            <w:r>
-              <w:t>0.212 [0.14, 0.282]</w:t>
-            </w:r>
-          </w:p>
-        </w:tc>
-        <w:tc>
-          <w:p>
-            <w:pPr>
-              <w:pStyle w:val="Normal"/>
-              <w:jc w:val="center"/>
-            </w:pPr>
-            <w:r>
-              <w:t>0.178 [0.103, 0.25]</w:t>
-            </w:r>
-          </w:p>
-        </w:tc>
-      </w:tr>
-      <w:tr>
-        <w:tc>
-          <w:p>
-            <w:pPr>
-              <w:pStyle w:val="Normal"/>
-              <w:jc w:val="left"/>
-            </w:pPr>
-            <w:r>
-              <w:t>Water Science and Technology</w:t>
-            </w:r>
-          </w:p>
-        </w:tc>
-        <w:tc>
-          <w:p>
-            <w:pPr>
-              <w:pStyle w:val="Normal"/>
-              <w:jc w:val="center"/>
-            </w:pPr>
-            <w:r>
-              <w:t>No. of meta-analyses</w:t>
-            </w:r>
-          </w:p>
-        </w:tc>
-        <w:tc>
-          <w:p>
-            <w:pPr>
-              <w:pStyle w:val="Normal"/>
-              <w:jc w:val="center"/>
-            </w:pPr>
-            <w:r>
-              <w:t>41</w:t>
-            </w:r>
-          </w:p>
-        </w:tc>
-        <w:tc>
-          <w:p>
-            <w:pPr>
-              <w:pStyle w:val="Normal"/>
-              <w:jc w:val="center"/>
-            </w:pPr>
-            <w:r>
-              <w:t>41</w:t>
-            </w:r>
-          </w:p>
-        </w:tc>
-        <w:tc>
-          <w:p>
-            <w:pPr>
-              <w:pStyle w:val="Normal"/>
-              <w:jc w:val="center"/>
-            </w:pPr>
-            <w:r>
-              <w:t>41</w:t>
-            </w:r>
-          </w:p>
-        </w:tc>
-        <w:tc>
-          <w:p>
-            <w:pPr>
-              <w:pStyle w:val="Normal"/>
-              <w:jc w:val="center"/>
-            </w:pPr>
-            <w:r>
-              <w:t>41</w:t>
-            </w:r>
-          </w:p>
-        </w:tc>
-      </w:tr>
-      <w:tr>
-        <w:tc>
-          <w:p>
-            <w:pPr>
-              <w:pStyle w:val="Normal"/>
-              <w:jc w:val="left"/>
-            </w:pPr>
-            <w:r>
-              <w:t>Water Science and Technology</w:t>
-            </w:r>
-          </w:p>
-        </w:tc>
-        <w:tc>
-          <w:p>
-            <w:pPr>
-              <w:pStyle w:val="Normal"/>
-              <w:jc w:val="center"/>
-            </w:pPr>
-            <w:r>
-              <w:t>No. of tests</w:t>
-            </w:r>
-          </w:p>
-        </w:tc>
-        <w:tc>
-          <w:p>
-            <w:pPr>
-              <w:pStyle w:val="Normal"/>
-              <w:jc w:val="center"/>
-            </w:pPr>
-            <w:r>
-              <w:t>806</w:t>
-            </w:r>
-          </w:p>
-        </w:tc>
-        <w:tc>
-          <w:p>
-            <w:pPr>
-              <w:pStyle w:val="Normal"/>
-              <w:jc w:val="center"/>
-            </w:pPr>
-            <w:r>
-              <w:t>806</w:t>
-            </w:r>
-          </w:p>
-        </w:tc>
-        <w:tc>
-          <w:p>
-            <w:pPr>
-              <w:pStyle w:val="Normal"/>
-              <w:jc w:val="center"/>
-            </w:pPr>
-            <w:r>
-              <w:t>806</w:t>
-            </w:r>
-          </w:p>
-        </w:tc>
-        <w:tc>
-          <w:p>
-            <w:pPr>
-              <w:pStyle w:val="Normal"/>
-              <w:jc w:val="center"/>
-            </w:pPr>
-            <w:r>
-              <w:t>806</w:t>
+              <w:t>27</w:t>
+            </w:r>
+          </w:p>
+        </w:tc>
+        <w:tc>
+          <w:p>
+            <w:pPr>
+              <w:pStyle w:val="Normal"/>
+              <w:jc w:val="center"/>
+            </w:pPr>
+            <w:r>
+              <w:t> 633</w:t>
+            </w:r>
+          </w:p>
+        </w:tc>
+        <w:tc>
+          <w:p>
+            <w:pPr>
+              <w:pStyle w:val="Normal"/>
+              <w:jc w:val="center"/>
+            </w:pPr>
+            <w:r>
+              <w:t>0.09</w:t>
+            </w:r>
+          </w:p>
+        </w:tc>
+        <w:tc>
+          <w:p>
+            <w:pPr>
+              <w:pStyle w:val="Normal"/>
+              <w:jc w:val="center"/>
+            </w:pPr>
+            <w:r>
+              <w:t>0.11</w:t>
+            </w:r>
+          </w:p>
+        </w:tc>
+        <w:tc>
+          <w:p>
+            <w:pPr>
+              <w:pStyle w:val="Normal"/>
+              <w:jc w:val="center"/>
+            </w:pPr>
+            <w:r>
+              <w:t>0.26</w:t>
+            </w:r>
+          </w:p>
+        </w:tc>
+        <w:tc>
+          <w:p>
+            <w:pPr>
+              <w:pStyle w:val="Normal"/>
+              <w:jc w:val="center"/>
+            </w:pPr>
+            <w:r>
+              <w:t>0.07</w:t>
+            </w:r>
+          </w:p>
+        </w:tc>
+        <w:tc>
+          <w:p>
+            <w:pPr>
+              <w:pStyle w:val="Normal"/>
+              <w:jc w:val="center"/>
+            </w:pPr>
+            <w:r>
+              <w:t>0.32</w:t>
+            </w:r>
+          </w:p>
+        </w:tc>
+        <w:tc>
+          <w:p>
+            <w:pPr>
+              <w:pStyle w:val="Normal"/>
+              <w:jc w:val="center"/>
+            </w:pPr>
+            <w:r>
+              <w:t>0.13</w:t>
             </w:r>
           </w:p>
         </w:tc>

--- a/results/supplement/Table_S4.docx
+++ b/results/supplement/Table_S4.docx
@@ -132,73 +132,51 @@
               <w:jc w:val="center"/>
             </w:pPr>
             <w:r>
-              <w:t>393</w:t>
-            </w:r>
-          </w:p>
-        </w:tc>
-        <w:tc>
-          <w:p>
-            <w:pPr>
-              <w:pStyle w:val="Normal"/>
-              <w:jc w:val="center"/>
-            </w:pPr>
-            <w:r>
-              <w:t>50487</w:t>
-            </w:r>
-          </w:p>
-        </w:tc>
-        <w:tc>
-          <w:p>
-            <w:pPr>
-              <w:pStyle w:val="Normal"/>
-              <w:jc w:val="center"/>
-            </w:pPr>
-            <w:r>
-              <w:t>0.08</w:t>
-            </w:r>
-          </w:p>
-        </w:tc>
-        <w:tc>
-          <w:p>
-            <w:pPr>
-              <w:pStyle w:val="Normal"/>
-              <w:jc w:val="center"/>
-            </w:pPr>
-            <w:r>
-              <w:t>0.08</w:t>
-            </w:r>
-          </w:p>
-        </w:tc>
-        <w:tc>
-          <w:p>
-            <w:pPr>
-              <w:pStyle w:val="Normal"/>
-              <w:jc w:val="center"/>
-            </w:pPr>
-            <w:r>
-              <w:t>0.24</w:t>
-            </w:r>
-          </w:p>
-        </w:tc>
-        <w:tc>
-          <w:p>
-            <w:pPr>
-              <w:pStyle w:val="Normal"/>
-              <w:jc w:val="center"/>
-            </w:pPr>
-            <w:r>
-              <w:t>0.06</w:t>
-            </w:r>
-          </w:p>
-        </w:tc>
-        <w:tc>
-          <w:p>
-            <w:pPr>
-              <w:pStyle w:val="Normal"/>
-              <w:jc w:val="center"/>
-            </w:pPr>
-            <w:r>
-              <w:t>0.22</w:t>
+              <w:t>665</w:t>
+            </w:r>
+          </w:p>
+        </w:tc>
+        <w:tc>
+          <w:p>
+            <w:pPr>
+              <w:pStyle w:val="Normal"/>
+              <w:jc w:val="center"/>
+            </w:pPr>
+            <w:r>
+              <w:t>33590</w:t>
+            </w:r>
+          </w:p>
+        </w:tc>
+        <w:tc>
+          <w:p>
+            <w:pPr>
+              <w:pStyle w:val="Normal"/>
+              <w:jc w:val="center"/>
+            </w:pPr>
+            <w:r>
+              <w:t>0.17</w:t>
+            </w:r>
+          </w:p>
+        </w:tc>
+        <w:tc>
+          <w:p>
+            <w:pPr>
+              <w:pStyle w:val="Normal"/>
+              <w:jc w:val="center"/>
+            </w:pPr>
+            <w:r>
+              <w:t>0.32</w:t>
+            </w:r>
+          </w:p>
+        </w:tc>
+        <w:tc>
+          <w:p>
+            <w:pPr>
+              <w:pStyle w:val="Normal"/>
+              <w:jc w:val="center"/>
+            </w:pPr>
+            <w:r>
+              <w:t>0.47</w:t>
             </w:r>
           </w:p>
         </w:tc>
@@ -210,6 +188,28 @@
             </w:pPr>
             <w:r>
               <w:t>0.12</w:t>
+            </w:r>
+          </w:p>
+        </w:tc>
+        <w:tc>
+          <w:p>
+            <w:pPr>
+              <w:pStyle w:val="Normal"/>
+              <w:jc w:val="center"/>
+            </w:pPr>
+            <w:r>
+              <w:t>0.97</w:t>
+            </w:r>
+          </w:p>
+        </w:tc>
+        <w:tc>
+          <w:p>
+            <w:pPr>
+              <w:pStyle w:val="Normal"/>
+              <w:jc w:val="center"/>
+            </w:pPr>
+            <w:r>
+              <w:t>0.31</w:t>
             </w:r>
           </w:p>
         </w:tc>
@@ -233,18 +233,51 @@
               <w:jc w:val="center"/>
             </w:pPr>
             <w:r>
-              <w:t>93</w:t>
-            </w:r>
-          </w:p>
-        </w:tc>
-        <w:tc>
-          <w:p>
-            <w:pPr>
-              <w:pStyle w:val="Normal"/>
-              <w:jc w:val="center"/>
-            </w:pPr>
-            <w:r>
-              <w:t>14859</w:t>
+              <w:t>156</w:t>
+            </w:r>
+          </w:p>
+        </w:tc>
+        <w:tc>
+          <w:p>
+            <w:pPr>
+              <w:pStyle w:val="Normal"/>
+              <w:jc w:val="center"/>
+            </w:pPr>
+            <w:r>
+              <w:t>10597</w:t>
+            </w:r>
+          </w:p>
+        </w:tc>
+        <w:tc>
+          <w:p>
+            <w:pPr>
+              <w:pStyle w:val="Normal"/>
+              <w:jc w:val="center"/>
+            </w:pPr>
+            <w:r>
+              <w:t>0.14</w:t>
+            </w:r>
+          </w:p>
+        </w:tc>
+        <w:tc>
+          <w:p>
+            <w:pPr>
+              <w:pStyle w:val="Normal"/>
+              <w:jc w:val="center"/>
+            </w:pPr>
+            <w:r>
+              <w:t>0.30</w:t>
+            </w:r>
+          </w:p>
+        </w:tc>
+        <w:tc>
+          <w:p>
+            <w:pPr>
+              <w:pStyle w:val="Normal"/>
+              <w:jc w:val="center"/>
+            </w:pPr>
+            <w:r>
+              <w:t>0.46</w:t>
             </w:r>
           </w:p>
         </w:tc>
@@ -266,51 +299,18 @@
               <w:jc w:val="center"/>
             </w:pPr>
             <w:r>
-              <w:t>0.09</w:t>
-            </w:r>
-          </w:p>
-        </w:tc>
-        <w:tc>
-          <w:p>
-            <w:pPr>
-              <w:pStyle w:val="Normal"/>
-              <w:jc w:val="center"/>
-            </w:pPr>
-            <w:r>
-              <w:t>0.24</w:t>
-            </w:r>
-          </w:p>
-        </w:tc>
-        <w:tc>
-          <w:p>
-            <w:pPr>
-              <w:pStyle w:val="Normal"/>
-              <w:jc w:val="center"/>
-            </w:pPr>
-            <w:r>
-              <w:t>0.06</w:t>
-            </w:r>
-          </w:p>
-        </w:tc>
-        <w:tc>
-          <w:p>
-            <w:pPr>
-              <w:pStyle w:val="Normal"/>
-              <w:jc w:val="center"/>
-            </w:pPr>
-            <w:r>
-              <w:t>0.23</w:t>
-            </w:r>
-          </w:p>
-        </w:tc>
-        <w:tc>
-          <w:p>
-            <w:pPr>
-              <w:pStyle w:val="Normal"/>
-              <w:jc w:val="center"/>
-            </w:pPr>
-            <w:r>
-              <w:t>0.13</w:t>
+              <w:t>0.95</w:t>
+            </w:r>
+          </w:p>
+        </w:tc>
+        <w:tc>
+          <w:p>
+            <w:pPr>
+              <w:pStyle w:val="Normal"/>
+              <w:jc w:val="center"/>
+            </w:pPr>
+            <w:r>
+              <w:t>0.30</w:t>
             </w:r>
           </w:p>
         </w:tc>
@@ -334,84 +334,84 @@
               <w:jc w:val="center"/>
             </w:pPr>
             <w:r>
-              <w:t>35</w:t>
-            </w:r>
-          </w:p>
-        </w:tc>
-        <w:tc>
-          <w:p>
-            <w:pPr>
-              <w:pStyle w:val="Normal"/>
-              <w:jc w:val="center"/>
-            </w:pPr>
-            <w:r>
-              <w:t>6599</w:t>
-            </w:r>
-          </w:p>
-        </w:tc>
-        <w:tc>
-          <w:p>
-            <w:pPr>
-              <w:pStyle w:val="Normal"/>
-              <w:jc w:val="center"/>
-            </w:pPr>
-            <w:r>
-              <w:t>0.07</w:t>
-            </w:r>
-          </w:p>
-        </w:tc>
-        <w:tc>
-          <w:p>
-            <w:pPr>
-              <w:pStyle w:val="Normal"/>
-              <w:jc w:val="center"/>
-            </w:pPr>
-            <w:r>
-              <w:t>0.06</w:t>
-            </w:r>
-          </w:p>
-        </w:tc>
-        <w:tc>
-          <w:p>
-            <w:pPr>
-              <w:pStyle w:val="Normal"/>
-              <w:jc w:val="center"/>
-            </w:pPr>
-            <w:r>
-              <w:t>0.14</w:t>
-            </w:r>
-          </w:p>
-        </w:tc>
-        <w:tc>
-          <w:p>
-            <w:pPr>
-              <w:pStyle w:val="Normal"/>
-              <w:jc w:val="center"/>
-            </w:pPr>
-            <w:r>
-              <w:t>0.05</w:t>
-            </w:r>
-          </w:p>
-        </w:tc>
-        <w:tc>
-          <w:p>
-            <w:pPr>
-              <w:pStyle w:val="Normal"/>
-              <w:jc w:val="center"/>
-            </w:pPr>
-            <w:r>
-              <w:t>0.10</w:t>
-            </w:r>
-          </w:p>
-        </w:tc>
-        <w:tc>
-          <w:p>
-            <w:pPr>
-              <w:pStyle w:val="Normal"/>
-              <w:jc w:val="center"/>
-            </w:pPr>
-            <w:r>
-              <w:t>0.05</w:t>
+              <w:t>64</w:t>
+            </w:r>
+          </w:p>
+        </w:tc>
+        <w:tc>
+          <w:p>
+            <w:pPr>
+              <w:pStyle w:val="Normal"/>
+              <w:jc w:val="center"/>
+            </w:pPr>
+            <w:r>
+              <w:t>3674</w:t>
+            </w:r>
+          </w:p>
+        </w:tc>
+        <w:tc>
+          <w:p>
+            <w:pPr>
+              <w:pStyle w:val="Normal"/>
+              <w:jc w:val="center"/>
+            </w:pPr>
+            <w:r>
+              <w:t>0.13</w:t>
+            </w:r>
+          </w:p>
+        </w:tc>
+        <w:tc>
+          <w:p>
+            <w:pPr>
+              <w:pStyle w:val="Normal"/>
+              <w:jc w:val="center"/>
+            </w:pPr>
+            <w:r>
+              <w:t>0.16</w:t>
+            </w:r>
+          </w:p>
+        </w:tc>
+        <w:tc>
+          <w:p>
+            <w:pPr>
+              <w:pStyle w:val="Normal"/>
+              <w:jc w:val="center"/>
+            </w:pPr>
+            <w:r>
+              <w:t>0.35</w:t>
+            </w:r>
+          </w:p>
+        </w:tc>
+        <w:tc>
+          <w:p>
+            <w:pPr>
+              <w:pStyle w:val="Normal"/>
+              <w:jc w:val="center"/>
+            </w:pPr>
+            <w:r>
+              <w:t>0.08</w:t>
+            </w:r>
+          </w:p>
+        </w:tc>
+        <w:tc>
+          <w:p>
+            <w:pPr>
+              <w:pStyle w:val="Normal"/>
+              <w:jc w:val="center"/>
+            </w:pPr>
+            <w:r>
+              <w:t>0.59</w:t>
+            </w:r>
+          </w:p>
+        </w:tc>
+        <w:tc>
+          <w:p>
+            <w:pPr>
+              <w:pStyle w:val="Normal"/>
+              <w:jc w:val="center"/>
+            </w:pPr>
+            <w:r>
+              <w:t>0.20</w:t>
             </w:r>
           </w:p>
         </w:tc>
@@ -435,84 +435,84 @@
               <w:jc w:val="center"/>
             </w:pPr>
             <w:r>
-              <w:t>30</w:t>
-            </w:r>
-          </w:p>
-        </w:tc>
-        <w:tc>
-          <w:p>
-            <w:pPr>
-              <w:pStyle w:val="Normal"/>
-              <w:jc w:val="center"/>
-            </w:pPr>
-            <w:r>
-              <w:t>11624</w:t>
-            </w:r>
-          </w:p>
-        </w:tc>
-        <w:tc>
-          <w:p>
-            <w:pPr>
-              <w:pStyle w:val="Normal"/>
-              <w:jc w:val="center"/>
-            </w:pPr>
-            <w:r>
-              <w:t>0.11</w:t>
-            </w:r>
-          </w:p>
-        </w:tc>
-        <w:tc>
-          <w:p>
-            <w:pPr>
-              <w:pStyle w:val="Normal"/>
-              <w:jc w:val="center"/>
-            </w:pPr>
-            <w:r>
-              <w:t>0.09</w:t>
-            </w:r>
-          </w:p>
-        </w:tc>
-        <w:tc>
-          <w:p>
-            <w:pPr>
-              <w:pStyle w:val="Normal"/>
-              <w:jc w:val="center"/>
-            </w:pPr>
-            <w:r>
-              <w:t>0.19</w:t>
-            </w:r>
-          </w:p>
-        </w:tc>
-        <w:tc>
-          <w:p>
-            <w:pPr>
-              <w:pStyle w:val="Normal"/>
-              <w:jc w:val="center"/>
-            </w:pPr>
-            <w:r>
-              <w:t>0.07</w:t>
-            </w:r>
-          </w:p>
-        </w:tc>
-        <w:tc>
-          <w:p>
-            <w:pPr>
-              <w:pStyle w:val="Normal"/>
-              <w:jc w:val="center"/>
-            </w:pPr>
-            <w:r>
-              <w:t>0.17</w:t>
-            </w:r>
-          </w:p>
-        </w:tc>
-        <w:tc>
-          <w:p>
-            <w:pPr>
-              <w:pStyle w:val="Normal"/>
-              <w:jc w:val="center"/>
-            </w:pPr>
-            <w:r>
-              <w:t>0.07</w:t>
+              <w:t>40</w:t>
+            </w:r>
+          </w:p>
+        </w:tc>
+        <w:tc>
+          <w:p>
+            <w:pPr>
+              <w:pStyle w:val="Normal"/>
+              <w:jc w:val="center"/>
+            </w:pPr>
+            <w:r>
+              <w:t>6804</w:t>
+            </w:r>
+          </w:p>
+        </w:tc>
+        <w:tc>
+          <w:p>
+            <w:pPr>
+              <w:pStyle w:val="Normal"/>
+              <w:jc w:val="center"/>
+            </w:pPr>
+            <w:r>
+              <w:t>0.29</w:t>
+            </w:r>
+          </w:p>
+        </w:tc>
+        <w:tc>
+          <w:p>
+            <w:pPr>
+              <w:pStyle w:val="Normal"/>
+              <w:jc w:val="center"/>
+            </w:pPr>
+            <w:r>
+              <w:t>0.25</w:t>
+            </w:r>
+          </w:p>
+        </w:tc>
+        <w:tc>
+          <w:p>
+            <w:pPr>
+              <w:pStyle w:val="Normal"/>
+              <w:jc w:val="center"/>
+            </w:pPr>
+            <w:r>
+              <w:t>0.41</w:t>
+            </w:r>
+          </w:p>
+        </w:tc>
+        <w:tc>
+          <w:p>
+            <w:pPr>
+              <w:pStyle w:val="Normal"/>
+              <w:jc w:val="center"/>
+            </w:pPr>
+            <w:r>
+              <w:t>0.14</w:t>
+            </w:r>
+          </w:p>
+        </w:tc>
+        <w:tc>
+          <w:p>
+            <w:pPr>
+              <w:pStyle w:val="Normal"/>
+              <w:jc w:val="center"/>
+            </w:pPr>
+            <w:r>
+              <w:t>0.67</w:t>
+            </w:r>
+          </w:p>
+        </w:tc>
+        <w:tc>
+          <w:p>
+            <w:pPr>
+              <w:pStyle w:val="Normal"/>
+              <w:jc w:val="center"/>
+            </w:pPr>
+            <w:r>
+              <w:t>0.21</w:t>
             </w:r>
           </w:p>
         </w:tc>
@@ -536,62 +536,29 @@
               <w:jc w:val="center"/>
             </w:pPr>
             <w:r>
-              <w:t>137</w:t>
-            </w:r>
-          </w:p>
-        </w:tc>
-        <w:tc>
-          <w:p>
-            <w:pPr>
-              <w:pStyle w:val="Normal"/>
-              <w:jc w:val="center"/>
-            </w:pPr>
-            <w:r>
-              <w:t>6053</w:t>
-            </w:r>
-          </w:p>
-        </w:tc>
-        <w:tc>
-          <w:p>
-            <w:pPr>
-              <w:pStyle w:val="Normal"/>
-              <w:jc w:val="center"/>
-            </w:pPr>
-            <w:r>
-              <w:t>0.07</w:t>
-            </w:r>
-          </w:p>
-        </w:tc>
-        <w:tc>
-          <w:p>
-            <w:pPr>
-              <w:pStyle w:val="Normal"/>
-              <w:jc w:val="center"/>
-            </w:pPr>
-            <w:r>
-              <w:t>0.13</w:t>
-            </w:r>
-          </w:p>
-        </w:tc>
-        <w:tc>
-          <w:p>
-            <w:pPr>
-              <w:pStyle w:val="Normal"/>
-              <w:jc w:val="center"/>
-            </w:pPr>
-            <w:r>
-              <w:t>0.42</w:t>
-            </w:r>
-          </w:p>
-        </w:tc>
-        <w:tc>
-          <w:p>
-            <w:pPr>
-              <w:pStyle w:val="Normal"/>
-              <w:jc w:val="center"/>
-            </w:pPr>
-            <w:r>
-              <w:t>0.06</w:t>
+              <w:t>254</w:t>
+            </w:r>
+          </w:p>
+        </w:tc>
+        <w:tc>
+          <w:p>
+            <w:pPr>
+              <w:pStyle w:val="Normal"/>
+              <w:jc w:val="center"/>
+            </w:pPr>
+            <w:r>
+              <w:t>4976</w:t>
+            </w:r>
+          </w:p>
+        </w:tc>
+        <w:tc>
+          <w:p>
+            <w:pPr>
+              <w:pStyle w:val="Normal"/>
+              <w:jc w:val="center"/>
+            </w:pPr>
+            <w:r>
+              <w:t>0.20</w:t>
             </w:r>
           </w:p>
         </w:tc>
@@ -613,7 +580,40 @@
               <w:jc w:val="center"/>
             </w:pPr>
             <w:r>
-              <w:t>0.33</w:t>
+              <w:t>0.68</w:t>
+            </w:r>
+          </w:p>
+        </w:tc>
+        <w:tc>
+          <w:p>
+            <w:pPr>
+              <w:pStyle w:val="Normal"/>
+              <w:jc w:val="center"/>
+            </w:pPr>
+            <w:r>
+              <w:t>0.22</w:t>
+            </w:r>
+          </w:p>
+        </w:tc>
+        <w:tc>
+          <w:p>
+            <w:pPr>
+              <w:pStyle w:val="Normal"/>
+              <w:jc w:val="center"/>
+            </w:pPr>
+            <w:r>
+              <w:t>1.00</w:t>
+            </w:r>
+          </w:p>
+        </w:tc>
+        <w:tc>
+          <w:p>
+            <w:pPr>
+              <w:pStyle w:val="Normal"/>
+              <w:jc w:val="center"/>
+            </w:pPr>
+            <w:r>
+              <w:t>0.58</w:t>
             </w:r>
           </w:p>
         </w:tc>
@@ -637,29 +637,51 @@
               <w:jc w:val="center"/>
             </w:pPr>
             <w:r>
-              <w:t> 8</w:t>
-            </w:r>
-          </w:p>
-        </w:tc>
-        <w:tc>
-          <w:p>
-            <w:pPr>
-              <w:pStyle w:val="Normal"/>
-              <w:jc w:val="center"/>
-            </w:pPr>
-            <w:r>
-              <w:t> 317</w:t>
-            </w:r>
-          </w:p>
-        </w:tc>
-        <w:tc>
-          <w:p>
-            <w:pPr>
-              <w:pStyle w:val="Normal"/>
-              <w:jc w:val="center"/>
-            </w:pPr>
-            <w:r>
-              <w:t>0.09</w:t>
+              <w:t>17</w:t>
+            </w:r>
+          </w:p>
+        </w:tc>
+        <w:tc>
+          <w:p>
+            <w:pPr>
+              <w:pStyle w:val="Normal"/>
+              <w:jc w:val="center"/>
+            </w:pPr>
+            <w:r>
+              <w:t> 370</w:t>
+            </w:r>
+          </w:p>
+        </w:tc>
+        <w:tc>
+          <w:p>
+            <w:pPr>
+              <w:pStyle w:val="Normal"/>
+              <w:jc w:val="center"/>
+            </w:pPr>
+            <w:r>
+              <w:t>0.12</w:t>
+            </w:r>
+          </w:p>
+        </w:tc>
+        <w:tc>
+          <w:p>
+            <w:pPr>
+              <w:pStyle w:val="Normal"/>
+              <w:jc w:val="center"/>
+            </w:pPr>
+            <w:r>
+              <w:t>0.17</w:t>
+            </w:r>
+          </w:p>
+        </w:tc>
+        <w:tc>
+          <w:p>
+            <w:pPr>
+              <w:pStyle w:val="Normal"/>
+              <w:jc w:val="center"/>
+            </w:pPr>
+            <w:r>
+              <w:t>0.32</w:t>
             </w:r>
           </w:p>
         </w:tc>
@@ -681,40 +703,18 @@
               <w:jc w:val="center"/>
             </w:pPr>
             <w:r>
+              <w:t>0.49</w:t>
+            </w:r>
+          </w:p>
+        </w:tc>
+        <w:tc>
+          <w:p>
+            <w:pPr>
+              <w:pStyle w:val="Normal"/>
+              <w:jc w:val="center"/>
+            </w:pPr>
+            <w:r>
               <w:t>0.14</w:t>
-            </w:r>
-          </w:p>
-        </w:tc>
-        <w:tc>
-          <w:p>
-            <w:pPr>
-              <w:pStyle w:val="Normal"/>
-              <w:jc w:val="center"/>
-            </w:pPr>
-            <w:r>
-              <w:t>0.06</w:t>
-            </w:r>
-          </w:p>
-        </w:tc>
-        <w:tc>
-          <w:p>
-            <w:pPr>
-              <w:pStyle w:val="Normal"/>
-              <w:jc w:val="center"/>
-            </w:pPr>
-            <w:r>
-              <w:t>0.15</w:t>
-            </w:r>
-          </w:p>
-        </w:tc>
-        <w:tc>
-          <w:p>
-            <w:pPr>
-              <w:pStyle w:val="Normal"/>
-              <w:jc w:val="center"/>
-            </w:pPr>
-            <w:r>
-              <w:t>0.03</w:t>
             </w:r>
           </w:p>
         </w:tc>
@@ -738,84 +738,84 @@
               <w:jc w:val="center"/>
             </w:pPr>
             <w:r>
-              <w:t>63</w:t>
-            </w:r>
-          </w:p>
-        </w:tc>
-        <w:tc>
-          <w:p>
-            <w:pPr>
-              <w:pStyle w:val="Normal"/>
-              <w:jc w:val="center"/>
-            </w:pPr>
-            <w:r>
-              <w:t>10402</w:t>
-            </w:r>
-          </w:p>
-        </w:tc>
-        <w:tc>
-          <w:p>
-            <w:pPr>
-              <w:pStyle w:val="Normal"/>
-              <w:jc w:val="center"/>
-            </w:pPr>
-            <w:r>
-              <w:t>0.07</w:t>
-            </w:r>
-          </w:p>
-        </w:tc>
-        <w:tc>
-          <w:p>
-            <w:pPr>
-              <w:pStyle w:val="Normal"/>
-              <w:jc w:val="center"/>
-            </w:pPr>
-            <w:r>
-              <w:t>0.09</w:t>
-            </w:r>
-          </w:p>
-        </w:tc>
-        <w:tc>
-          <w:p>
-            <w:pPr>
-              <w:pStyle w:val="Normal"/>
-              <w:jc w:val="center"/>
-            </w:pPr>
-            <w:r>
-              <w:t>0.23</w:t>
-            </w:r>
-          </w:p>
-        </w:tc>
-        <w:tc>
-          <w:p>
-            <w:pPr>
-              <w:pStyle w:val="Normal"/>
-              <w:jc w:val="center"/>
-            </w:pPr>
-            <w:r>
-              <w:t>0.06</w:t>
-            </w:r>
-          </w:p>
-        </w:tc>
-        <w:tc>
-          <w:p>
-            <w:pPr>
-              <w:pStyle w:val="Normal"/>
-              <w:jc w:val="center"/>
-            </w:pPr>
-            <w:r>
-              <w:t>0.25</w:t>
-            </w:r>
-          </w:p>
-        </w:tc>
-        <w:tc>
-          <w:p>
-            <w:pPr>
-              <w:pStyle w:val="Normal"/>
-              <w:jc w:val="center"/>
-            </w:pPr>
-            <w:r>
-              <w:t>0.10</w:t>
+              <w:t>93</w:t>
+            </w:r>
+          </w:p>
+        </w:tc>
+        <w:tc>
+          <w:p>
+            <w:pPr>
+              <w:pStyle w:val="Normal"/>
+              <w:jc w:val="center"/>
+            </w:pPr>
+            <w:r>
+              <w:t>6706</w:t>
+            </w:r>
+          </w:p>
+        </w:tc>
+        <w:tc>
+          <w:p>
+            <w:pPr>
+              <w:pStyle w:val="Normal"/>
+              <w:jc w:val="center"/>
+            </w:pPr>
+            <w:r>
+              <w:t>0.13</w:t>
+            </w:r>
+          </w:p>
+        </w:tc>
+        <w:tc>
+          <w:p>
+            <w:pPr>
+              <w:pStyle w:val="Normal"/>
+              <w:jc w:val="center"/>
+            </w:pPr>
+            <w:r>
+              <w:t>0.36</w:t>
+            </w:r>
+          </w:p>
+        </w:tc>
+        <w:tc>
+          <w:p>
+            <w:pPr>
+              <w:pStyle w:val="Normal"/>
+              <w:jc w:val="center"/>
+            </w:pPr>
+            <w:r>
+              <w:t>0.48</w:t>
+            </w:r>
+          </w:p>
+        </w:tc>
+        <w:tc>
+          <w:p>
+            <w:pPr>
+              <w:pStyle w:val="Normal"/>
+              <w:jc w:val="center"/>
+            </w:pPr>
+            <w:r>
+              <w:t>0.11</w:t>
+            </w:r>
+          </w:p>
+        </w:tc>
+        <w:tc>
+          <w:p>
+            <w:pPr>
+              <w:pStyle w:val="Normal"/>
+              <w:jc w:val="center"/>
+            </w:pPr>
+            <w:r>
+              <w:t>0.94</w:t>
+            </w:r>
+          </w:p>
+        </w:tc>
+        <w:tc>
+          <w:p>
+            <w:pPr>
+              <w:pStyle w:val="Normal"/>
+              <w:jc w:val="center"/>
+            </w:pPr>
+            <w:r>
+              <w:t>0.31</w:t>
             </w:r>
           </w:p>
         </w:tc>
@@ -839,84 +839,84 @@
               <w:jc w:val="center"/>
             </w:pPr>
             <w:r>
-              <w:t>27</w:t>
-            </w:r>
-          </w:p>
-        </w:tc>
-        <w:tc>
-          <w:p>
-            <w:pPr>
-              <w:pStyle w:val="Normal"/>
-              <w:jc w:val="center"/>
-            </w:pPr>
-            <w:r>
-              <w:t> 633</w:t>
-            </w:r>
-          </w:p>
-        </w:tc>
-        <w:tc>
-          <w:p>
-            <w:pPr>
-              <w:pStyle w:val="Normal"/>
-              <w:jc w:val="center"/>
-            </w:pPr>
-            <w:r>
-              <w:t>0.09</w:t>
-            </w:r>
-          </w:p>
-        </w:tc>
-        <w:tc>
-          <w:p>
-            <w:pPr>
-              <w:pStyle w:val="Normal"/>
-              <w:jc w:val="center"/>
-            </w:pPr>
-            <w:r>
-              <w:t>0.11</w:t>
-            </w:r>
-          </w:p>
-        </w:tc>
-        <w:tc>
-          <w:p>
-            <w:pPr>
-              <w:pStyle w:val="Normal"/>
-              <w:jc w:val="center"/>
-            </w:pPr>
-            <w:r>
-              <w:t>0.26</w:t>
-            </w:r>
-          </w:p>
-        </w:tc>
-        <w:tc>
-          <w:p>
-            <w:pPr>
-              <w:pStyle w:val="Normal"/>
-              <w:jc w:val="center"/>
-            </w:pPr>
-            <w:r>
-              <w:t>0.07</w:t>
-            </w:r>
-          </w:p>
-        </w:tc>
-        <w:tc>
-          <w:p>
-            <w:pPr>
-              <w:pStyle w:val="Normal"/>
-              <w:jc w:val="center"/>
-            </w:pPr>
-            <w:r>
-              <w:t>0.32</w:t>
-            </w:r>
-          </w:p>
-        </w:tc>
-        <w:tc>
-          <w:p>
-            <w:pPr>
-              <w:pStyle w:val="Normal"/>
-              <w:jc w:val="center"/>
-            </w:pPr>
-            <w:r>
-              <w:t>0.13</w:t>
+              <w:t>41</w:t>
+            </w:r>
+          </w:p>
+        </w:tc>
+        <w:tc>
+          <w:p>
+            <w:pPr>
+              <w:pStyle w:val="Normal"/>
+              <w:jc w:val="center"/>
+            </w:pPr>
+            <w:r>
+              <w:t> 463</w:t>
+            </w:r>
+          </w:p>
+        </w:tc>
+        <w:tc>
+          <w:p>
+            <w:pPr>
+              <w:pStyle w:val="Normal"/>
+              <w:jc w:val="center"/>
+            </w:pPr>
+            <w:r>
+              <w:t>0.22</w:t>
+            </w:r>
+          </w:p>
+        </w:tc>
+        <w:tc>
+          <w:p>
+            <w:pPr>
+              <w:pStyle w:val="Normal"/>
+              <w:jc w:val="center"/>
+            </w:pPr>
+            <w:r>
+              <w:t>0.45</w:t>
+            </w:r>
+          </w:p>
+        </w:tc>
+        <w:tc>
+          <w:p>
+            <w:pPr>
+              <w:pStyle w:val="Normal"/>
+              <w:jc w:val="center"/>
+            </w:pPr>
+            <w:r>
+              <w:t>0.53</w:t>
+            </w:r>
+          </w:p>
+        </w:tc>
+        <w:tc>
+          <w:p>
+            <w:pPr>
+              <w:pStyle w:val="Normal"/>
+              <w:jc w:val="center"/>
+            </w:pPr>
+            <w:r>
+              <w:t>0.17</w:t>
+            </w:r>
+          </w:p>
+        </w:tc>
+        <w:tc>
+          <w:p>
+            <w:pPr>
+              <w:pStyle w:val="Normal"/>
+              <w:jc w:val="center"/>
+            </w:pPr>
+            <w:r>
+              <w:t>0.97</w:t>
+            </w:r>
+          </w:p>
+        </w:tc>
+        <w:tc>
+          <w:p>
+            <w:pPr>
+              <w:pStyle w:val="Normal"/>
+              <w:jc w:val="center"/>
+            </w:pPr>
+            <w:r>
+              <w:t>0.36</w:t>
             </w:r>
           </w:p>
         </w:tc>

--- a/results/supplement/Table_S4.docx
+++ b/results/supplement/Table_S4.docx
@@ -132,84 +132,84 @@
               <w:jc w:val="center"/>
             </w:pPr>
             <w:r>
-              <w:t>665</w:t>
-            </w:r>
-          </w:p>
-        </w:tc>
-        <w:tc>
-          <w:p>
-            <w:pPr>
-              <w:pStyle w:val="Normal"/>
-              <w:jc w:val="center"/>
-            </w:pPr>
-            <w:r>
-              <w:t>33590</w:t>
-            </w:r>
-          </w:p>
-        </w:tc>
-        <w:tc>
-          <w:p>
-            <w:pPr>
-              <w:pStyle w:val="Normal"/>
-              <w:jc w:val="center"/>
-            </w:pPr>
-            <w:r>
-              <w:t>0.17</w:t>
-            </w:r>
-          </w:p>
-        </w:tc>
-        <w:tc>
-          <w:p>
-            <w:pPr>
-              <w:pStyle w:val="Normal"/>
-              <w:jc w:val="center"/>
-            </w:pPr>
-            <w:r>
-              <w:t>0.32</w:t>
-            </w:r>
-          </w:p>
-        </w:tc>
-        <w:tc>
-          <w:p>
-            <w:pPr>
-              <w:pStyle w:val="Normal"/>
-              <w:jc w:val="center"/>
-            </w:pPr>
-            <w:r>
-              <w:t>0.47</w:t>
-            </w:r>
-          </w:p>
-        </w:tc>
-        <w:tc>
-          <w:p>
-            <w:pPr>
-              <w:pStyle w:val="Normal"/>
-              <w:jc w:val="center"/>
-            </w:pPr>
-            <w:r>
-              <w:t>0.12</w:t>
-            </w:r>
-          </w:p>
-        </w:tc>
-        <w:tc>
-          <w:p>
-            <w:pPr>
-              <w:pStyle w:val="Normal"/>
-              <w:jc w:val="center"/>
-            </w:pPr>
-            <w:r>
-              <w:t>0.97</w:t>
-            </w:r>
-          </w:p>
-        </w:tc>
-        <w:tc>
-          <w:p>
-            <w:pPr>
-              <w:pStyle w:val="Normal"/>
-              <w:jc w:val="center"/>
-            </w:pPr>
-            <w:r>
-              <w:t>0.31</w:t>
+              <w:t>393</w:t>
+            </w:r>
+          </w:p>
+        </w:tc>
+        <w:tc>
+          <w:p>
+            <w:pPr>
+              <w:pStyle w:val="Normal"/>
+              <w:jc w:val="center"/>
+            </w:pPr>
+            <w:r>
+              <w:t>50487</w:t>
+            </w:r>
+          </w:p>
+        </w:tc>
+        <w:tc>
+          <w:p>
+            <w:pPr>
+              <w:pStyle w:val="Normal"/>
+              <w:jc w:val="center"/>
+            </w:pPr>
+            <w:r>
+              <w:t>0.18</w:t>
+            </w:r>
+          </w:p>
+        </w:tc>
+        <w:tc>
+          <w:p>
+            <w:pPr>
+              <w:pStyle w:val="Normal"/>
+              <w:jc w:val="center"/>
+            </w:pPr>
+            <w:r>
+              <w:t>0.19</w:t>
+            </w:r>
+          </w:p>
+        </w:tc>
+        <w:tc>
+          <w:p>
+            <w:pPr>
+              <w:pStyle w:val="Normal"/>
+              <w:jc w:val="center"/>
+            </w:pPr>
+            <w:r>
+              <w:t>0.37</w:t>
+            </w:r>
+          </w:p>
+        </w:tc>
+        <w:tc>
+          <w:p>
+            <w:pPr>
+              <w:pStyle w:val="Normal"/>
+              <w:jc w:val="center"/>
+            </w:pPr>
+            <w:r>
+              <w:t>0.09</w:t>
+            </w:r>
+          </w:p>
+        </w:tc>
+        <w:tc>
+          <w:p>
+            <w:pPr>
+              <w:pStyle w:val="Normal"/>
+              <w:jc w:val="center"/>
+            </w:pPr>
+            <w:r>
+              <w:t>0.66</w:t>
+            </w:r>
+          </w:p>
+        </w:tc>
+        <w:tc>
+          <w:p>
+            <w:pPr>
+              <w:pStyle w:val="Normal"/>
+              <w:jc w:val="center"/>
+            </w:pPr>
+            <w:r>
+              <w:t>0.22</w:t>
             </w:r>
           </w:p>
         </w:tc>
@@ -233,51 +233,51 @@
               <w:jc w:val="center"/>
             </w:pPr>
             <w:r>
-              <w:t>156</w:t>
-            </w:r>
-          </w:p>
-        </w:tc>
-        <w:tc>
-          <w:p>
-            <w:pPr>
-              <w:pStyle w:val="Normal"/>
-              <w:jc w:val="center"/>
-            </w:pPr>
-            <w:r>
-              <w:t>10597</w:t>
-            </w:r>
-          </w:p>
-        </w:tc>
-        <w:tc>
-          <w:p>
-            <w:pPr>
-              <w:pStyle w:val="Normal"/>
-              <w:jc w:val="center"/>
-            </w:pPr>
-            <w:r>
-              <w:t>0.14</w:t>
-            </w:r>
-          </w:p>
-        </w:tc>
-        <w:tc>
-          <w:p>
-            <w:pPr>
-              <w:pStyle w:val="Normal"/>
-              <w:jc w:val="center"/>
-            </w:pPr>
-            <w:r>
-              <w:t>0.30</w:t>
-            </w:r>
-          </w:p>
-        </w:tc>
-        <w:tc>
-          <w:p>
-            <w:pPr>
-              <w:pStyle w:val="Normal"/>
-              <w:jc w:val="center"/>
-            </w:pPr>
-            <w:r>
-              <w:t>0.46</w:t>
+              <w:t>93</w:t>
+            </w:r>
+          </w:p>
+        </w:tc>
+        <w:tc>
+          <w:p>
+            <w:pPr>
+              <w:pStyle w:val="Normal"/>
+              <w:jc w:val="center"/>
+            </w:pPr>
+            <w:r>
+              <w:t>14859</w:t>
+            </w:r>
+          </w:p>
+        </w:tc>
+        <w:tc>
+          <w:p>
+            <w:pPr>
+              <w:pStyle w:val="Normal"/>
+              <w:jc w:val="center"/>
+            </w:pPr>
+            <w:r>
+              <w:t>0.20</w:t>
+            </w:r>
+          </w:p>
+        </w:tc>
+        <w:tc>
+          <w:p>
+            <w:pPr>
+              <w:pStyle w:val="Normal"/>
+              <w:jc w:val="center"/>
+            </w:pPr>
+            <w:r>
+              <w:t>0.21</w:t>
+            </w:r>
+          </w:p>
+        </w:tc>
+        <w:tc>
+          <w:p>
+            <w:pPr>
+              <w:pStyle w:val="Normal"/>
+              <w:jc w:val="center"/>
+            </w:pPr>
+            <w:r>
+              <w:t>0.38</w:t>
             </w:r>
           </w:p>
         </w:tc>
@@ -299,18 +299,18 @@
               <w:jc w:val="center"/>
             </w:pPr>
             <w:r>
-              <w:t>0.95</w:t>
-            </w:r>
-          </w:p>
-        </w:tc>
-        <w:tc>
-          <w:p>
-            <w:pPr>
-              <w:pStyle w:val="Normal"/>
-              <w:jc w:val="center"/>
-            </w:pPr>
-            <w:r>
-              <w:t>0.30</w:t>
+              <w:t>0.67</w:t>
+            </w:r>
+          </w:p>
+        </w:tc>
+        <w:tc>
+          <w:p>
+            <w:pPr>
+              <w:pStyle w:val="Normal"/>
+              <w:jc w:val="center"/>
+            </w:pPr>
+            <w:r>
+              <w:t>0.22</w:t>
             </w:r>
           </w:p>
         </w:tc>
@@ -334,84 +334,84 @@
               <w:jc w:val="center"/>
             </w:pPr>
             <w:r>
-              <w:t>64</w:t>
-            </w:r>
-          </w:p>
-        </w:tc>
-        <w:tc>
-          <w:p>
-            <w:pPr>
-              <w:pStyle w:val="Normal"/>
-              <w:jc w:val="center"/>
-            </w:pPr>
-            <w:r>
-              <w:t>3674</w:t>
-            </w:r>
-          </w:p>
-        </w:tc>
-        <w:tc>
-          <w:p>
-            <w:pPr>
-              <w:pStyle w:val="Normal"/>
-              <w:jc w:val="center"/>
-            </w:pPr>
-            <w:r>
-              <w:t>0.13</w:t>
-            </w:r>
-          </w:p>
-        </w:tc>
-        <w:tc>
-          <w:p>
-            <w:pPr>
-              <w:pStyle w:val="Normal"/>
-              <w:jc w:val="center"/>
-            </w:pPr>
-            <w:r>
-              <w:t>0.16</w:t>
-            </w:r>
-          </w:p>
-        </w:tc>
-        <w:tc>
-          <w:p>
-            <w:pPr>
-              <w:pStyle w:val="Normal"/>
-              <w:jc w:val="center"/>
-            </w:pPr>
-            <w:r>
-              <w:t>0.35</w:t>
-            </w:r>
-          </w:p>
-        </w:tc>
-        <w:tc>
-          <w:p>
-            <w:pPr>
-              <w:pStyle w:val="Normal"/>
-              <w:jc w:val="center"/>
-            </w:pPr>
-            <w:r>
-              <w:t>0.08</w:t>
-            </w:r>
-          </w:p>
-        </w:tc>
-        <w:tc>
-          <w:p>
-            <w:pPr>
-              <w:pStyle w:val="Normal"/>
-              <w:jc w:val="center"/>
-            </w:pPr>
-            <w:r>
-              <w:t>0.59</w:t>
-            </w:r>
-          </w:p>
-        </w:tc>
-        <w:tc>
-          <w:p>
-            <w:pPr>
-              <w:pStyle w:val="Normal"/>
-              <w:jc w:val="center"/>
-            </w:pPr>
-            <w:r>
-              <w:t>0.20</w:t>
+              <w:t>35</w:t>
+            </w:r>
+          </w:p>
+        </w:tc>
+        <w:tc>
+          <w:p>
+            <w:pPr>
+              <w:pStyle w:val="Normal"/>
+              <w:jc w:val="center"/>
+            </w:pPr>
+            <w:r>
+              <w:t>6599</w:t>
+            </w:r>
+          </w:p>
+        </w:tc>
+        <w:tc>
+          <w:p>
+            <w:pPr>
+              <w:pStyle w:val="Normal"/>
+              <w:jc w:val="center"/>
+            </w:pPr>
+            <w:r>
+              <w:t>0.14</w:t>
+            </w:r>
+          </w:p>
+        </w:tc>
+        <w:tc>
+          <w:p>
+            <w:pPr>
+              <w:pStyle w:val="Normal"/>
+              <w:jc w:val="center"/>
+            </w:pPr>
+            <w:r>
+              <w:t>0.10</w:t>
+            </w:r>
+          </w:p>
+        </w:tc>
+        <w:tc>
+          <w:p>
+            <w:pPr>
+              <w:pStyle w:val="Normal"/>
+              <w:jc w:val="center"/>
+            </w:pPr>
+            <w:r>
+              <w:t>0.24</w:t>
+            </w:r>
+          </w:p>
+        </w:tc>
+        <w:tc>
+          <w:p>
+            <w:pPr>
+              <w:pStyle w:val="Normal"/>
+              <w:jc w:val="center"/>
+            </w:pPr>
+            <w:r>
+              <w:t>0.07</w:t>
+            </w:r>
+          </w:p>
+        </w:tc>
+        <w:tc>
+          <w:p>
+            <w:pPr>
+              <w:pStyle w:val="Normal"/>
+              <w:jc w:val="center"/>
+            </w:pPr>
+            <w:r>
+              <w:t>0.25</w:t>
+            </w:r>
+          </w:p>
+        </w:tc>
+        <w:tc>
+          <w:p>
+            <w:pPr>
+              <w:pStyle w:val="Normal"/>
+              <w:jc w:val="center"/>
+            </w:pPr>
+            <w:r>
+              <w:t>0.11</w:t>
             </w:r>
           </w:p>
         </w:tc>
@@ -435,84 +435,84 @@
               <w:jc w:val="center"/>
             </w:pPr>
             <w:r>
-              <w:t>40</w:t>
-            </w:r>
-          </w:p>
-        </w:tc>
-        <w:tc>
-          <w:p>
-            <w:pPr>
-              <w:pStyle w:val="Normal"/>
-              <w:jc w:val="center"/>
-            </w:pPr>
-            <w:r>
-              <w:t>6804</w:t>
-            </w:r>
-          </w:p>
-        </w:tc>
-        <w:tc>
-          <w:p>
-            <w:pPr>
-              <w:pStyle w:val="Normal"/>
-              <w:jc w:val="center"/>
-            </w:pPr>
-            <w:r>
-              <w:t>0.29</w:t>
-            </w:r>
-          </w:p>
-        </w:tc>
-        <w:tc>
-          <w:p>
-            <w:pPr>
-              <w:pStyle w:val="Normal"/>
-              <w:jc w:val="center"/>
-            </w:pPr>
-            <w:r>
-              <w:t>0.25</w:t>
-            </w:r>
-          </w:p>
-        </w:tc>
-        <w:tc>
-          <w:p>
-            <w:pPr>
-              <w:pStyle w:val="Normal"/>
-              <w:jc w:val="center"/>
-            </w:pPr>
-            <w:r>
-              <w:t>0.41</w:t>
-            </w:r>
-          </w:p>
-        </w:tc>
-        <w:tc>
-          <w:p>
-            <w:pPr>
-              <w:pStyle w:val="Normal"/>
-              <w:jc w:val="center"/>
-            </w:pPr>
-            <w:r>
-              <w:t>0.14</w:t>
-            </w:r>
-          </w:p>
-        </w:tc>
-        <w:tc>
-          <w:p>
-            <w:pPr>
-              <w:pStyle w:val="Normal"/>
-              <w:jc w:val="center"/>
-            </w:pPr>
-            <w:r>
-              <w:t>0.67</w:t>
-            </w:r>
-          </w:p>
-        </w:tc>
-        <w:tc>
-          <w:p>
-            <w:pPr>
-              <w:pStyle w:val="Normal"/>
-              <w:jc w:val="center"/>
-            </w:pPr>
-            <w:r>
-              <w:t>0.21</w:t>
+              <w:t>30</w:t>
+            </w:r>
+          </w:p>
+        </w:tc>
+        <w:tc>
+          <w:p>
+            <w:pPr>
+              <w:pStyle w:val="Normal"/>
+              <w:jc w:val="center"/>
+            </w:pPr>
+            <w:r>
+              <w:t>11624</w:t>
+            </w:r>
+          </w:p>
+        </w:tc>
+        <w:tc>
+          <w:p>
+            <w:pPr>
+              <w:pStyle w:val="Normal"/>
+              <w:jc w:val="center"/>
+            </w:pPr>
+            <w:r>
+              <w:t>0.28</w:t>
+            </w:r>
+          </w:p>
+        </w:tc>
+        <w:tc>
+          <w:p>
+            <w:pPr>
+              <w:pStyle w:val="Normal"/>
+              <w:jc w:val="center"/>
+            </w:pPr>
+            <w:r>
+              <w:t>0.20</w:t>
+            </w:r>
+          </w:p>
+        </w:tc>
+        <w:tc>
+          <w:p>
+            <w:pPr>
+              <w:pStyle w:val="Normal"/>
+              <w:jc w:val="center"/>
+            </w:pPr>
+            <w:r>
+              <w:t>0.35</w:t>
+            </w:r>
+          </w:p>
+        </w:tc>
+        <w:tc>
+          <w:p>
+            <w:pPr>
+              <w:pStyle w:val="Normal"/>
+              <w:jc w:val="center"/>
+            </w:pPr>
+            <w:r>
+              <w:t>0.13</w:t>
+            </w:r>
+          </w:p>
+        </w:tc>
+        <w:tc>
+          <w:p>
+            <w:pPr>
+              <w:pStyle w:val="Normal"/>
+              <w:jc w:val="center"/>
+            </w:pPr>
+            <w:r>
+              <w:t>0.50</w:t>
+            </w:r>
+          </w:p>
+        </w:tc>
+        <w:tc>
+          <w:p>
+            <w:pPr>
+              <w:pStyle w:val="Normal"/>
+              <w:jc w:val="center"/>
+            </w:pPr>
+            <w:r>
+              <w:t>0.15</w:t>
             </w:r>
           </w:p>
         </w:tc>
@@ -536,29 +536,62 @@
               <w:jc w:val="center"/>
             </w:pPr>
             <w:r>
-              <w:t>254</w:t>
-            </w:r>
-          </w:p>
-        </w:tc>
-        <w:tc>
-          <w:p>
-            <w:pPr>
-              <w:pStyle w:val="Normal"/>
-              <w:jc w:val="center"/>
-            </w:pPr>
-            <w:r>
-              <w:t>4976</w:t>
-            </w:r>
-          </w:p>
-        </w:tc>
-        <w:tc>
-          <w:p>
-            <w:pPr>
-              <w:pStyle w:val="Normal"/>
-              <w:jc w:val="center"/>
-            </w:pPr>
-            <w:r>
-              <w:t>0.20</w:t>
+              <w:t>137</w:t>
+            </w:r>
+          </w:p>
+        </w:tc>
+        <w:tc>
+          <w:p>
+            <w:pPr>
+              <w:pStyle w:val="Normal"/>
+              <w:jc w:val="center"/>
+            </w:pPr>
+            <w:r>
+              <w:t>6053</w:t>
+            </w:r>
+          </w:p>
+        </w:tc>
+        <w:tc>
+          <w:p>
+            <w:pPr>
+              <w:pStyle w:val="Normal"/>
+              <w:jc w:val="center"/>
+            </w:pPr>
+            <w:r>
+              <w:t>0.15</w:t>
+            </w:r>
+          </w:p>
+        </w:tc>
+        <w:tc>
+          <w:p>
+            <w:pPr>
+              <w:pStyle w:val="Normal"/>
+              <w:jc w:val="center"/>
+            </w:pPr>
+            <w:r>
+              <w:t>0.37</w:t>
+            </w:r>
+          </w:p>
+        </w:tc>
+        <w:tc>
+          <w:p>
+            <w:pPr>
+              <w:pStyle w:val="Normal"/>
+              <w:jc w:val="center"/>
+            </w:pPr>
+            <w:r>
+              <w:t>0.52</w:t>
+            </w:r>
+          </w:p>
+        </w:tc>
+        <w:tc>
+          <w:p>
+            <w:pPr>
+              <w:pStyle w:val="Normal"/>
+              <w:jc w:val="center"/>
+            </w:pPr>
+            <w:r>
+              <w:t>0.09</w:t>
             </w:r>
           </w:p>
         </w:tc>
@@ -580,40 +613,7 @@
               <w:jc w:val="center"/>
             </w:pPr>
             <w:r>
-              <w:t>0.68</w:t>
-            </w:r>
-          </w:p>
-        </w:tc>
-        <w:tc>
-          <w:p>
-            <w:pPr>
-              <w:pStyle w:val="Normal"/>
-              <w:jc w:val="center"/>
-            </w:pPr>
-            <w:r>
-              <w:t>0.22</w:t>
-            </w:r>
-          </w:p>
-        </w:tc>
-        <w:tc>
-          <w:p>
-            <w:pPr>
-              <w:pStyle w:val="Normal"/>
-              <w:jc w:val="center"/>
-            </w:pPr>
-            <w:r>
-              <w:t>1.00</w:t>
-            </w:r>
-          </w:p>
-        </w:tc>
-        <w:tc>
-          <w:p>
-            <w:pPr>
-              <w:pStyle w:val="Normal"/>
-              <w:jc w:val="center"/>
-            </w:pPr>
-            <w:r>
-              <w:t>0.58</w:t>
+              <w:t>0.41</w:t>
             </w:r>
           </w:p>
         </w:tc>
@@ -637,29 +637,29 @@
               <w:jc w:val="center"/>
             </w:pPr>
             <w:r>
-              <w:t>17</w:t>
-            </w:r>
-          </w:p>
-        </w:tc>
-        <w:tc>
-          <w:p>
-            <w:pPr>
-              <w:pStyle w:val="Normal"/>
-              <w:jc w:val="center"/>
-            </w:pPr>
-            <w:r>
-              <w:t> 370</w:t>
-            </w:r>
-          </w:p>
-        </w:tc>
-        <w:tc>
-          <w:p>
-            <w:pPr>
-              <w:pStyle w:val="Normal"/>
-              <w:jc w:val="center"/>
-            </w:pPr>
-            <w:r>
-              <w:t>0.12</w:t>
+              <w:t> 8</w:t>
+            </w:r>
+          </w:p>
+        </w:tc>
+        <w:tc>
+          <w:p>
+            <w:pPr>
+              <w:pStyle w:val="Normal"/>
+              <w:jc w:val="center"/>
+            </w:pPr>
+            <w:r>
+              <w:t> 317</w:t>
+            </w:r>
+          </w:p>
+        </w:tc>
+        <w:tc>
+          <w:p>
+            <w:pPr>
+              <w:pStyle w:val="Normal"/>
+              <w:jc w:val="center"/>
+            </w:pPr>
+            <w:r>
+              <w:t>0.19</w:t>
             </w:r>
           </w:p>
         </w:tc>
@@ -681,40 +681,40 @@
               <w:jc w:val="center"/>
             </w:pPr>
             <w:r>
-              <w:t>0.32</w:t>
-            </w:r>
-          </w:p>
-        </w:tc>
-        <w:tc>
-          <w:p>
-            <w:pPr>
-              <w:pStyle w:val="Normal"/>
-              <w:jc w:val="center"/>
-            </w:pPr>
-            <w:r>
-              <w:t>0.08</w:t>
-            </w:r>
-          </w:p>
-        </w:tc>
-        <w:tc>
-          <w:p>
-            <w:pPr>
-              <w:pStyle w:val="Normal"/>
-              <w:jc w:val="center"/>
-            </w:pPr>
-            <w:r>
-              <w:t>0.49</w:t>
-            </w:r>
-          </w:p>
-        </w:tc>
-        <w:tc>
-          <w:p>
-            <w:pPr>
-              <w:pStyle w:val="Normal"/>
-              <w:jc w:val="center"/>
-            </w:pPr>
-            <w:r>
-              <w:t>0.14</w:t>
+              <w:t>0.29</w:t>
+            </w:r>
+          </w:p>
+        </w:tc>
+        <w:tc>
+          <w:p>
+            <w:pPr>
+              <w:pStyle w:val="Normal"/>
+              <w:jc w:val="center"/>
+            </w:pPr>
+            <w:r>
+              <w:t>0.11</w:t>
+            </w:r>
+          </w:p>
+        </w:tc>
+        <w:tc>
+          <w:p>
+            <w:pPr>
+              <w:pStyle w:val="Normal"/>
+              <w:jc w:val="center"/>
+            </w:pPr>
+            <w:r>
+              <w:t>0.44</w:t>
+            </w:r>
+          </w:p>
+        </w:tc>
+        <w:tc>
+          <w:p>
+            <w:pPr>
+              <w:pStyle w:val="Normal"/>
+              <w:jc w:val="center"/>
+            </w:pPr>
+            <w:r>
+              <w:t>0.09</w:t>
             </w:r>
           </w:p>
         </w:tc>
@@ -738,18 +738,18 @@
               <w:jc w:val="center"/>
             </w:pPr>
             <w:r>
-              <w:t>93</w:t>
-            </w:r>
-          </w:p>
-        </w:tc>
-        <w:tc>
-          <w:p>
-            <w:pPr>
-              <w:pStyle w:val="Normal"/>
-              <w:jc w:val="center"/>
-            </w:pPr>
-            <w:r>
-              <w:t>6706</w:t>
+              <w:t>63</w:t>
+            </w:r>
+          </w:p>
+        </w:tc>
+        <w:tc>
+          <w:p>
+            <w:pPr>
+              <w:pStyle w:val="Normal"/>
+              <w:jc w:val="center"/>
+            </w:pPr>
+            <w:r>
+              <w:t>10402</w:t>
             </w:r>
           </w:p>
         </w:tc>
@@ -771,51 +771,51 @@
               <w:jc w:val="center"/>
             </w:pPr>
             <w:r>
-              <w:t>0.36</w:t>
-            </w:r>
-          </w:p>
-        </w:tc>
-        <w:tc>
-          <w:p>
-            <w:pPr>
-              <w:pStyle w:val="Normal"/>
-              <w:jc w:val="center"/>
-            </w:pPr>
-            <w:r>
-              <w:t>0.48</w:t>
-            </w:r>
-          </w:p>
-        </w:tc>
-        <w:tc>
-          <w:p>
-            <w:pPr>
-              <w:pStyle w:val="Normal"/>
-              <w:jc w:val="center"/>
-            </w:pPr>
-            <w:r>
-              <w:t>0.11</w:t>
-            </w:r>
-          </w:p>
-        </w:tc>
-        <w:tc>
-          <w:p>
-            <w:pPr>
-              <w:pStyle w:val="Normal"/>
-              <w:jc w:val="center"/>
-            </w:pPr>
-            <w:r>
-              <w:t>0.94</w:t>
-            </w:r>
-          </w:p>
-        </w:tc>
-        <w:tc>
-          <w:p>
-            <w:pPr>
-              <w:pStyle w:val="Normal"/>
-              <w:jc w:val="center"/>
-            </w:pPr>
-            <w:r>
-              <w:t>0.31</w:t>
+              <w:t>0.20</w:t>
+            </w:r>
+          </w:p>
+        </w:tc>
+        <w:tc>
+          <w:p>
+            <w:pPr>
+              <w:pStyle w:val="Normal"/>
+              <w:jc w:val="center"/>
+            </w:pPr>
+            <w:r>
+              <w:t>0.39</w:t>
+            </w:r>
+          </w:p>
+        </w:tc>
+        <w:tc>
+          <w:p>
+            <w:pPr>
+              <w:pStyle w:val="Normal"/>
+              <w:jc w:val="center"/>
+            </w:pPr>
+            <w:r>
+              <w:t>0.08</w:t>
+            </w:r>
+          </w:p>
+        </w:tc>
+        <w:tc>
+          <w:p>
+            <w:pPr>
+              <w:pStyle w:val="Normal"/>
+              <w:jc w:val="center"/>
+            </w:pPr>
+            <w:r>
+              <w:t>0.74</w:t>
+            </w:r>
+          </w:p>
+        </w:tc>
+        <w:tc>
+          <w:p>
+            <w:pPr>
+              <w:pStyle w:val="Normal"/>
+              <w:jc w:val="center"/>
+            </w:pPr>
+            <w:r>
+              <w:t>0.23</w:t>
             </w:r>
           </w:p>
         </w:tc>
@@ -839,84 +839,84 @@
               <w:jc w:val="center"/>
             </w:pPr>
             <w:r>
-              <w:t>41</w:t>
-            </w:r>
-          </w:p>
-        </w:tc>
-        <w:tc>
-          <w:p>
-            <w:pPr>
-              <w:pStyle w:val="Normal"/>
-              <w:jc w:val="center"/>
-            </w:pPr>
-            <w:r>
-              <w:t> 463</w:t>
-            </w:r>
-          </w:p>
-        </w:tc>
-        <w:tc>
-          <w:p>
-            <w:pPr>
-              <w:pStyle w:val="Normal"/>
-              <w:jc w:val="center"/>
-            </w:pPr>
-            <w:r>
-              <w:t>0.22</w:t>
-            </w:r>
-          </w:p>
-        </w:tc>
-        <w:tc>
-          <w:p>
-            <w:pPr>
-              <w:pStyle w:val="Normal"/>
-              <w:jc w:val="center"/>
-            </w:pPr>
-            <w:r>
-              <w:t>0.45</w:t>
-            </w:r>
-          </w:p>
-        </w:tc>
-        <w:tc>
-          <w:p>
-            <w:pPr>
-              <w:pStyle w:val="Normal"/>
-              <w:jc w:val="center"/>
-            </w:pPr>
-            <w:r>
-              <w:t>0.53</w:t>
-            </w:r>
-          </w:p>
-        </w:tc>
-        <w:tc>
-          <w:p>
-            <w:pPr>
-              <w:pStyle w:val="Normal"/>
-              <w:jc w:val="center"/>
-            </w:pPr>
-            <w:r>
-              <w:t>0.17</w:t>
-            </w:r>
-          </w:p>
-        </w:tc>
-        <w:tc>
-          <w:p>
-            <w:pPr>
-              <w:pStyle w:val="Normal"/>
-              <w:jc w:val="center"/>
-            </w:pPr>
-            <w:r>
-              <w:t>0.97</w:t>
-            </w:r>
-          </w:p>
-        </w:tc>
-        <w:tc>
-          <w:p>
-            <w:pPr>
-              <w:pStyle w:val="Normal"/>
-              <w:jc w:val="center"/>
-            </w:pPr>
-            <w:r>
-              <w:t>0.36</w:t>
+              <w:t>27</w:t>
+            </w:r>
+          </w:p>
+        </w:tc>
+        <w:tc>
+          <w:p>
+            <w:pPr>
+              <w:pStyle w:val="Normal"/>
+              <w:jc w:val="center"/>
+            </w:pPr>
+            <w:r>
+              <w:t> 633</w:t>
+            </w:r>
+          </w:p>
+        </w:tc>
+        <w:tc>
+          <w:p>
+            <w:pPr>
+              <w:pStyle w:val="Normal"/>
+              <w:jc w:val="center"/>
+            </w:pPr>
+            <w:r>
+              <w:t>0.20</w:t>
+            </w:r>
+          </w:p>
+        </w:tc>
+        <w:tc>
+          <w:p>
+            <w:pPr>
+              <w:pStyle w:val="Normal"/>
+              <w:jc w:val="center"/>
+            </w:pPr>
+            <w:r>
+              <w:t>0.29</w:t>
+            </w:r>
+          </w:p>
+        </w:tc>
+        <w:tc>
+          <w:p>
+            <w:pPr>
+              <w:pStyle w:val="Normal"/>
+              <w:jc w:val="center"/>
+            </w:pPr>
+            <w:r>
+              <w:t>0.44</w:t>
+            </w:r>
+          </w:p>
+        </w:tc>
+        <w:tc>
+          <w:p>
+            <w:pPr>
+              <w:pStyle w:val="Normal"/>
+              <w:jc w:val="center"/>
+            </w:pPr>
+            <w:r>
+              <w:t>0.12</w:t>
+            </w:r>
+          </w:p>
+        </w:tc>
+        <w:tc>
+          <w:p>
+            <w:pPr>
+              <w:pStyle w:val="Normal"/>
+              <w:jc w:val="center"/>
+            </w:pPr>
+            <w:r>
+              <w:t>0.85</w:t>
+            </w:r>
+          </w:p>
+        </w:tc>
+        <w:tc>
+          <w:p>
+            <w:pPr>
+              <w:pStyle w:val="Normal"/>
+              <w:jc w:val="center"/>
+            </w:pPr>
+            <w:r>
+              <w:t>0.28</w:t>
             </w:r>
           </w:p>
         </w:tc>
